--- a/hadoop guide.docx
+++ b/hadoop guide.docx
@@ -1,6 +1,6 @@
 
 <file path=word/document.xml><?xml version="1.0" encoding="utf-8"?>
-<w:document xmlns:ve="http://schemas.openxmlformats.org/markup-compatibility/2006" xmlns:o="urn:schemas-microsoft-com:office:office" xmlns:r="http://schemas.openxmlformats.org/officeDocument/2006/relationships" xmlns:m="http://schemas.openxmlformats.org/officeDocument/2006/math" xmlns:v="urn:schemas-microsoft-com:vml" xmlns:wp="http://schemas.openxmlformats.org/drawingml/2006/wordprocessingDrawing" xmlns:w10="urn:schemas-microsoft-com:office:word" xmlns:w="http://schemas.openxmlformats.org/wordprocessingml/2006/main" xmlns:wne="http://schemas.microsoft.com/office/word/2006/wordml">
+<w:document xmlns:wpc="http://schemas.microsoft.com/office/word/2010/wordprocessingCanvas" xmlns:mc="http://schemas.openxmlformats.org/markup-compatibility/2006" xmlns:o="urn:schemas-microsoft-com:office:office" xmlns:r="http://schemas.openxmlformats.org/officeDocument/2006/relationships" xmlns:m="http://schemas.openxmlformats.org/officeDocument/2006/math" xmlns:v="urn:schemas-microsoft-com:vml" xmlns:wp14="http://schemas.microsoft.com/office/word/2010/wordprocessingDrawing" xmlns:wp="http://schemas.openxmlformats.org/drawingml/2006/wordprocessingDrawing" xmlns:w10="urn:schemas-microsoft-com:office:word" xmlns:w="http://schemas.openxmlformats.org/wordprocessingml/2006/main" xmlns:w14="http://schemas.microsoft.com/office/word/2010/wordml" xmlns:w15="http://schemas.microsoft.com/office/word/2012/wordml" xmlns:wpg="http://schemas.microsoft.com/office/word/2010/wordprocessingGroup" xmlns:wpi="http://schemas.microsoft.com/office/word/2010/wordprocessingInk" xmlns:wne="http://schemas.microsoft.com/office/word/2006/wordml" xmlns:wps="http://schemas.microsoft.com/office/word/2010/wordprocessingShape" mc:Ignorable="w14 w15 wp14">
   <w:body>
     <w:p>
       <w:pPr>
@@ -164,7 +164,6 @@
         </w:rPr>
         <w:t xml:space="preserve">Open </w:t>
       </w:r>
-      <w:proofErr w:type="spellStart"/>
       <w:r>
         <w:rPr>
           <w:rFonts w:ascii="Times New Roman" w:eastAsia="Times New Roman" w:hAnsi="Times New Roman" w:cs="Times New Roman"/>
@@ -175,7 +174,6 @@
         </w:rPr>
         <w:t>PowerShell</w:t>
       </w:r>
-      <w:proofErr w:type="spellEnd"/>
       <w:r>
         <w:rPr>
           <w:rFonts w:ascii="Times New Roman" w:eastAsia="Times New Roman" w:hAnsi="Times New Roman" w:cs="Times New Roman"/>
@@ -384,24 +382,7 @@
           <w:szCs w:val="20"/>
         </w:rPr>
         <w:br/>
-      </w:r>
-      <w:proofErr w:type="spellStart"/>
-      <w:r>
-        <w:rPr>
-          <w:rFonts w:ascii="Courier New" w:eastAsia="Times New Roman" w:hAnsi="Courier New" w:cs="Courier New"/>
-          <w:sz w:val="20"/>
-          <w:szCs w:val="20"/>
-        </w:rPr>
-        <w:t>cd</w:t>
-      </w:r>
-      <w:proofErr w:type="spellEnd"/>
-      <w:r>
-        <w:rPr>
-          <w:rFonts w:ascii="Courier New" w:eastAsia="Times New Roman" w:hAnsi="Courier New" w:cs="Courier New"/>
-          <w:sz w:val="20"/>
-          <w:szCs w:val="20"/>
-        </w:rPr>
-        <w:t xml:space="preserve"> C:\hadoop-docker</w:t>
+        <w:t>cd C:\hadoop-docker</w:t>
       </w:r>
     </w:p>
     <w:p>
@@ -498,19 +479,21 @@
       </w:r>
       <w:r>
         <w:rPr>
+          <w:rFonts w:ascii="Times New Roman" w:eastAsia="Times New Roman" w:hAnsi="Times New Roman" w:cs="Times New Roman"/>
+          <w:sz w:val="24"/>
+          <w:szCs w:val="24"/>
+        </w:rPr>
+        <w:t xml:space="preserve">      </w:t>
+      </w:r>
+      <w:proofErr w:type="spellStart"/>
+      <w:r>
+        <w:rPr>
           <w:rFonts w:ascii="Courier New" w:eastAsia="Times New Roman" w:hAnsi="Courier New" w:cs="Courier New"/>
           <w:sz w:val="20"/>
         </w:rPr>
         <w:t>docker-compose.yml</w:t>
       </w:r>
-      <w:r>
-        <w:rPr>
-          <w:rFonts w:ascii="Times New Roman" w:eastAsia="Times New Roman" w:hAnsi="Times New Roman" w:cs="Times New Roman"/>
-          <w:sz w:val="24"/>
-          <w:szCs w:val="24"/>
-        </w:rPr>
-        <w:t>:</w:t>
-      </w:r>
+      <w:proofErr w:type="spellEnd"/>
     </w:p>
     <w:p>
       <w:pPr>
@@ -2128,29 +2111,7 @@
           <w:sz w:val="36"/>
           <w:szCs w:val="36"/>
         </w:rPr>
-        <w:t xml:space="preserve">Step 4: Start </w:t>
-      </w:r>
-      <w:proofErr w:type="spellStart"/>
-      <w:r>
-        <w:rPr>
-          <w:rFonts w:ascii="Times New Roman" w:eastAsia="Times New Roman" w:hAnsi="Times New Roman" w:cs="Times New Roman"/>
-          <w:b/>
-          <w:bCs/>
-          <w:sz w:val="36"/>
-          <w:szCs w:val="36"/>
-        </w:rPr>
-        <w:t>Hadoop</w:t>
-      </w:r>
-      <w:proofErr w:type="spellEnd"/>
-      <w:r>
-        <w:rPr>
-          <w:rFonts w:ascii="Times New Roman" w:eastAsia="Times New Roman" w:hAnsi="Times New Roman" w:cs="Times New Roman"/>
-          <w:b/>
-          <w:bCs/>
-          <w:sz w:val="36"/>
-          <w:szCs w:val="36"/>
-        </w:rPr>
-        <w:t xml:space="preserve"> cluster</w:t>
+        <w:t>Step 4: Start Hadoop cluster</w:t>
       </w:r>
     </w:p>
     <w:p>
@@ -2168,25 +2129,7 @@
           <w:sz w:val="24"/>
           <w:szCs w:val="24"/>
         </w:rPr>
-        <w:t xml:space="preserve">In </w:t>
-      </w:r>
-      <w:proofErr w:type="spellStart"/>
-      <w:r>
-        <w:rPr>
-          <w:rFonts w:ascii="Times New Roman" w:eastAsia="Times New Roman" w:hAnsi="Times New Roman" w:cs="Times New Roman"/>
-          <w:sz w:val="24"/>
-          <w:szCs w:val="24"/>
-        </w:rPr>
-        <w:t>PowerShell</w:t>
-      </w:r>
-      <w:proofErr w:type="spellEnd"/>
-      <w:r>
-        <w:rPr>
-          <w:rFonts w:ascii="Times New Roman" w:eastAsia="Times New Roman" w:hAnsi="Times New Roman" w:cs="Times New Roman"/>
-          <w:sz w:val="24"/>
-          <w:szCs w:val="24"/>
-        </w:rPr>
-        <w:t>:</w:t>
+        <w:t>In PowerShell:</w:t>
       </w:r>
     </w:p>
     <w:p>
@@ -2242,7 +2185,67 @@
           <w:sz w:val="20"/>
           <w:szCs w:val="20"/>
         </w:rPr>
-        <w:t>compose up -d</w:t>
+        <w:t xml:space="preserve">compose up </w:t>
+      </w:r>
+      <w:r>
+        <w:rPr>
+          <w:rFonts w:ascii="Courier New" w:eastAsia="Times New Roman" w:hAnsi="Courier New" w:cs="Courier New"/>
+          <w:sz w:val="20"/>
+          <w:szCs w:val="20"/>
+        </w:rPr>
+        <w:t>–</w:t>
+      </w:r>
+      <w:r>
+        <w:rPr>
+          <w:rFonts w:ascii="Courier New" w:eastAsia="Times New Roman" w:hAnsi="Courier New" w:cs="Courier New"/>
+          <w:sz w:val="20"/>
+          <w:szCs w:val="20"/>
+        </w:rPr>
+        <w:t>d</w:t>
+      </w:r>
+      <w:r>
+        <w:rPr>
+          <w:rFonts w:ascii="Courier New" w:eastAsia="Times New Roman" w:hAnsi="Courier New" w:cs="Courier New"/>
+          <w:sz w:val="20"/>
+          <w:szCs w:val="20"/>
+        </w:rPr>
+        <w:t xml:space="preserve">        it runs </w:t>
+      </w:r>
+      <w:proofErr w:type="spellStart"/>
+      <w:r>
+        <w:rPr>
+          <w:rFonts w:ascii="Courier New" w:eastAsia="Times New Roman" w:hAnsi="Courier New" w:cs="Courier New"/>
+          <w:sz w:val="20"/>
+          <w:szCs w:val="20"/>
+        </w:rPr>
+        <w:t>yaml</w:t>
+      </w:r>
+      <w:proofErr w:type="spellEnd"/>
+      <w:r>
+        <w:rPr>
+          <w:rFonts w:ascii="Courier New" w:eastAsia="Times New Roman" w:hAnsi="Courier New" w:cs="Courier New"/>
+          <w:sz w:val="20"/>
+          <w:szCs w:val="20"/>
+        </w:rPr>
+        <w:t xml:space="preserve"> </w:t>
+      </w:r>
+      <w:proofErr w:type="spellStart"/>
+      <w:r>
+        <w:rPr>
+          <w:rFonts w:ascii="Courier New" w:eastAsia="Times New Roman" w:hAnsi="Courier New" w:cs="Courier New"/>
+          <w:sz w:val="20"/>
+          <w:szCs w:val="20"/>
+        </w:rPr>
+        <w:t>flie</w:t>
+      </w:r>
+      <w:proofErr w:type="spellEnd"/>
+      <w:r>
+        <w:rPr>
+          <w:rFonts w:ascii="Courier New" w:eastAsia="Times New Roman" w:hAnsi="Courier New" w:cs="Courier New"/>
+          <w:sz w:val="20"/>
+          <w:szCs w:val="20"/>
+        </w:rPr>
+        <w:t xml:space="preserve"> .</w:t>
       </w:r>
     </w:p>
     <w:p>
@@ -2330,7 +2333,6 @@
           <w:szCs w:val="24"/>
         </w:rPr>
       </w:pPr>
-      <w:proofErr w:type="gramStart"/>
       <w:r>
         <w:rPr>
           <w:rFonts w:ascii="Times New Roman" w:eastAsia="Times New Roman" w:hAnsi="Times New Roman" w:cs="Times New Roman"/>
@@ -2407,7 +2409,6 @@
         </w:rPr>
         <w:t>.</w:t>
       </w:r>
-      <w:proofErr w:type="gramEnd"/>
     </w:p>
     <w:p>
       <w:pPr>
@@ -2448,25 +2449,7 @@
             <w:sz w:val="24"/>
             <w:szCs w:val="24"/>
           </w:rPr>
-          <w:t>http://localho</w:t>
-        </w:r>
-        <w:r>
-          <w:rPr>
-            <w:rStyle w:val="Hyperlink"/>
-            <w:rFonts w:ascii="Times New Roman" w:eastAsia="Times New Roman" w:hAnsi="Times New Roman" w:cs="Times New Roman"/>
-            <w:sz w:val="24"/>
-            <w:szCs w:val="24"/>
-          </w:rPr>
-          <w:t>s</w:t>
-        </w:r>
-        <w:r>
-          <w:rPr>
-            <w:rStyle w:val="Hyperlink"/>
-            <w:rFonts w:ascii="Times New Roman" w:eastAsia="Times New Roman" w:hAnsi="Times New Roman" w:cs="Times New Roman"/>
-            <w:sz w:val="24"/>
-            <w:szCs w:val="24"/>
-          </w:rPr>
-          <w:t>t:9870</w:t>
+          <w:t>http://localhost:9870</w:t>
         </w:r>
       </w:hyperlink>
     </w:p>
@@ -2499,25 +2482,7 @@
             <w:sz w:val="24"/>
             <w:szCs w:val="24"/>
           </w:rPr>
-          <w:t>http://localhost:</w:t>
-        </w:r>
-        <w:r>
-          <w:rPr>
-            <w:rStyle w:val="Hyperlink"/>
-            <w:rFonts w:ascii="Times New Roman" w:eastAsia="Times New Roman" w:hAnsi="Times New Roman" w:cs="Times New Roman"/>
-            <w:sz w:val="24"/>
-            <w:szCs w:val="24"/>
-          </w:rPr>
-          <w:t>8</w:t>
-        </w:r>
-        <w:r>
-          <w:rPr>
-            <w:rStyle w:val="Hyperlink"/>
-            <w:rFonts w:ascii="Times New Roman" w:eastAsia="Times New Roman" w:hAnsi="Times New Roman" w:cs="Times New Roman"/>
-            <w:sz w:val="24"/>
-            <w:szCs w:val="24"/>
-          </w:rPr>
-          <w:t>088</w:t>
+          <w:t>http://localhost:8088</w:t>
         </w:r>
       </w:hyperlink>
     </w:p>
@@ -2609,8 +2574,9 @@
         <w:spacing w:after="0" w:line="240" w:lineRule="auto"/>
         <w:rPr>
           <w:rFonts w:ascii="Courier New" w:eastAsia="Times New Roman" w:hAnsi="Courier New" w:cs="Courier New"/>
-          <w:sz w:val="20"/>
-          <w:szCs w:val="20"/>
+          <w:b/>
+          <w:sz w:val="32"/>
+          <w:szCs w:val="32"/>
         </w:rPr>
       </w:pPr>
       <w:proofErr w:type="spellStart"/>
@@ -2618,8 +2584,9 @@
       <w:r>
         <w:rPr>
           <w:rFonts w:ascii="Courier New" w:eastAsia="Times New Roman" w:hAnsi="Courier New" w:cs="Courier New"/>
-          <w:sz w:val="20"/>
-          <w:szCs w:val="20"/>
+          <w:b/>
+          <w:sz w:val="32"/>
+          <w:szCs w:val="32"/>
         </w:rPr>
         <w:t>mkdir</w:t>
       </w:r>
@@ -2628,36 +2595,29 @@
       <w:r>
         <w:rPr>
           <w:rFonts w:ascii="Courier New" w:eastAsia="Times New Roman" w:hAnsi="Courier New" w:cs="Courier New"/>
-          <w:sz w:val="20"/>
-          <w:szCs w:val="20"/>
+          <w:b/>
+          <w:sz w:val="32"/>
+          <w:szCs w:val="32"/>
         </w:rPr>
         <w:t xml:space="preserve"> input</w:t>
       </w:r>
       <w:r>
         <w:rPr>
           <w:rFonts w:ascii="Courier New" w:eastAsia="Times New Roman" w:hAnsi="Courier New" w:cs="Courier New"/>
-          <w:sz w:val="20"/>
-          <w:szCs w:val="20"/>
+          <w:b/>
+          <w:sz w:val="32"/>
+          <w:szCs w:val="32"/>
         </w:rPr>
         <w:br/>
       </w:r>
-      <w:proofErr w:type="spellStart"/>
-      <w:r>
-        <w:rPr>
-          <w:rFonts w:ascii="Courier New" w:eastAsia="Times New Roman" w:hAnsi="Courier New" w:cs="Courier New"/>
-          <w:sz w:val="20"/>
-          <w:szCs w:val="20"/>
-        </w:rPr>
-        <w:t>cd</w:t>
-      </w:r>
-      <w:proofErr w:type="spellEnd"/>
-      <w:r>
-        <w:rPr>
-          <w:rFonts w:ascii="Courier New" w:eastAsia="Times New Roman" w:hAnsi="Courier New" w:cs="Courier New"/>
-          <w:sz w:val="20"/>
-          <w:szCs w:val="20"/>
-        </w:rPr>
-        <w:t xml:space="preserve"> input</w:t>
+      <w:r>
+        <w:rPr>
+          <w:rFonts w:ascii="Courier New" w:eastAsia="Times New Roman" w:hAnsi="Courier New" w:cs="Courier New"/>
+          <w:b/>
+          <w:sz w:val="32"/>
+          <w:szCs w:val="32"/>
+        </w:rPr>
+        <w:t>cd input</w:t>
       </w:r>
     </w:p>
     <w:p>
@@ -2767,6 +2727,7 @@
         <w:spacing w:after="0" w:line="240" w:lineRule="auto"/>
         <w:rPr>
           <w:rFonts w:ascii="Courier New" w:eastAsia="Times New Roman" w:hAnsi="Courier New" w:cs="Courier New"/>
+          <w:b/>
           <w:sz w:val="20"/>
           <w:szCs w:val="20"/>
         </w:rPr>
@@ -2775,6 +2736,7 @@
       <w:r>
         <w:rPr>
           <w:rFonts w:ascii="Courier New" w:eastAsia="Times New Roman" w:hAnsi="Courier New" w:cs="Courier New"/>
+          <w:b/>
           <w:sz w:val="20"/>
           <w:szCs w:val="20"/>
         </w:rPr>
@@ -2784,6 +2746,7 @@
       <w:r>
         <w:rPr>
           <w:rFonts w:ascii="Courier New" w:eastAsia="Times New Roman" w:hAnsi="Courier New" w:cs="Courier New"/>
+          <w:b/>
           <w:sz w:val="20"/>
           <w:szCs w:val="20"/>
         </w:rPr>
@@ -2792,6 +2755,7 @@
       <w:r>
         <w:rPr>
           <w:rFonts w:ascii="Courier New" w:eastAsia="Times New Roman" w:hAnsi="Courier New" w:cs="Courier New"/>
+          <w:b/>
           <w:sz w:val="20"/>
           <w:szCs w:val="20"/>
         </w:rPr>
@@ -2857,27 +2821,19 @@
         <w:spacing w:after="0" w:line="240" w:lineRule="auto"/>
         <w:rPr>
           <w:rFonts w:ascii="Courier New" w:eastAsia="Times New Roman" w:hAnsi="Courier New" w:cs="Courier New"/>
-          <w:sz w:val="20"/>
-          <w:szCs w:val="20"/>
-        </w:rPr>
-      </w:pPr>
-      <w:proofErr w:type="spellStart"/>
-      <w:r>
-        <w:rPr>
-          <w:rFonts w:ascii="Courier New" w:eastAsia="Times New Roman" w:hAnsi="Courier New" w:cs="Courier New"/>
-          <w:sz w:val="20"/>
-          <w:szCs w:val="20"/>
-        </w:rPr>
-        <w:t>Hadoop</w:t>
-      </w:r>
-      <w:proofErr w:type="spellEnd"/>
-      <w:r>
-        <w:rPr>
-          <w:rFonts w:ascii="Courier New" w:eastAsia="Times New Roman" w:hAnsi="Courier New" w:cs="Courier New"/>
-          <w:sz w:val="20"/>
-          <w:szCs w:val="20"/>
-        </w:rPr>
-        <w:t xml:space="preserve"> is a big data framework</w:t>
+          <w:b/>
+          <w:sz w:val="20"/>
+          <w:szCs w:val="20"/>
+        </w:rPr>
+      </w:pPr>
+      <w:r>
+        <w:rPr>
+          <w:rFonts w:ascii="Courier New" w:eastAsia="Times New Roman" w:hAnsi="Courier New" w:cs="Courier New"/>
+          <w:b/>
+          <w:sz w:val="20"/>
+          <w:szCs w:val="20"/>
+        </w:rPr>
+        <w:t>Hadoop is a big data framework</w:t>
       </w:r>
     </w:p>
     <w:p>
@@ -2903,27 +2859,19 @@
         <w:spacing w:after="0" w:line="240" w:lineRule="auto"/>
         <w:rPr>
           <w:rFonts w:ascii="Courier New" w:eastAsia="Times New Roman" w:hAnsi="Courier New" w:cs="Courier New"/>
-          <w:sz w:val="20"/>
-          <w:szCs w:val="20"/>
-        </w:rPr>
-      </w:pPr>
-      <w:proofErr w:type="spellStart"/>
-      <w:r>
-        <w:rPr>
-          <w:rFonts w:ascii="Courier New" w:eastAsia="Times New Roman" w:hAnsi="Courier New" w:cs="Courier New"/>
-          <w:sz w:val="20"/>
-          <w:szCs w:val="20"/>
-        </w:rPr>
-        <w:t>MapReduce</w:t>
-      </w:r>
-      <w:proofErr w:type="spellEnd"/>
-      <w:r>
-        <w:rPr>
-          <w:rFonts w:ascii="Courier New" w:eastAsia="Times New Roman" w:hAnsi="Courier New" w:cs="Courier New"/>
-          <w:sz w:val="20"/>
-          <w:szCs w:val="20"/>
-        </w:rPr>
-        <w:t xml:space="preserve"> processes big data</w:t>
+          <w:b/>
+          <w:sz w:val="20"/>
+          <w:szCs w:val="20"/>
+        </w:rPr>
+      </w:pPr>
+      <w:r>
+        <w:rPr>
+          <w:rFonts w:ascii="Courier New" w:eastAsia="Times New Roman" w:hAnsi="Courier New" w:cs="Courier New"/>
+          <w:b/>
+          <w:sz w:val="20"/>
+          <w:szCs w:val="20"/>
+        </w:rPr>
+        <w:t>MapReduce processes big data</w:t>
       </w:r>
     </w:p>
     <w:p>
@@ -2949,45 +2897,19 @@
         <w:spacing w:after="0" w:line="240" w:lineRule="auto"/>
         <w:rPr>
           <w:rFonts w:ascii="Courier New" w:eastAsia="Times New Roman" w:hAnsi="Courier New" w:cs="Courier New"/>
-          <w:sz w:val="20"/>
-          <w:szCs w:val="20"/>
-        </w:rPr>
-      </w:pPr>
-      <w:proofErr w:type="spellStart"/>
-      <w:r>
-        <w:rPr>
-          <w:rFonts w:ascii="Courier New" w:eastAsia="Times New Roman" w:hAnsi="Courier New" w:cs="Courier New"/>
-          <w:sz w:val="20"/>
-          <w:szCs w:val="20"/>
-        </w:rPr>
-        <w:t>Hadoop</w:t>
-      </w:r>
-      <w:proofErr w:type="spellEnd"/>
-      <w:r>
-        <w:rPr>
-          <w:rFonts w:ascii="Courier New" w:eastAsia="Times New Roman" w:hAnsi="Courier New" w:cs="Courier New"/>
-          <w:sz w:val="20"/>
-          <w:szCs w:val="20"/>
-        </w:rPr>
-        <w:t xml:space="preserve"> uses </w:t>
-      </w:r>
-      <w:proofErr w:type="spellStart"/>
-      <w:r>
-        <w:rPr>
-          <w:rFonts w:ascii="Courier New" w:eastAsia="Times New Roman" w:hAnsi="Courier New" w:cs="Courier New"/>
-          <w:sz w:val="20"/>
-          <w:szCs w:val="20"/>
-        </w:rPr>
-        <w:t>MapReduce</w:t>
-      </w:r>
-      <w:proofErr w:type="spellEnd"/>
-      <w:r>
-        <w:rPr>
-          <w:rFonts w:ascii="Courier New" w:eastAsia="Times New Roman" w:hAnsi="Courier New" w:cs="Courier New"/>
-          <w:sz w:val="20"/>
-          <w:szCs w:val="20"/>
-        </w:rPr>
-        <w:t xml:space="preserve"> for processing</w:t>
+          <w:b/>
+          <w:sz w:val="20"/>
+          <w:szCs w:val="20"/>
+        </w:rPr>
+      </w:pPr>
+      <w:r>
+        <w:rPr>
+          <w:rFonts w:ascii="Courier New" w:eastAsia="Times New Roman" w:hAnsi="Courier New" w:cs="Courier New"/>
+          <w:b/>
+          <w:sz w:val="20"/>
+          <w:szCs w:val="20"/>
+        </w:rPr>
+        <w:t>Hadoop uses MapReduce for processing</w:t>
       </w:r>
     </w:p>
     <w:p>
@@ -3013,13 +2935,15 @@
         <w:spacing w:after="0" w:line="240" w:lineRule="auto"/>
         <w:rPr>
           <w:rFonts w:ascii="Courier New" w:eastAsia="Times New Roman" w:hAnsi="Courier New" w:cs="Courier New"/>
-          <w:sz w:val="20"/>
-          <w:szCs w:val="20"/>
-        </w:rPr>
-      </w:pPr>
-      <w:r>
-        <w:rPr>
-          <w:rFonts w:ascii="Courier New" w:eastAsia="Times New Roman" w:hAnsi="Courier New" w:cs="Courier New"/>
+          <w:b/>
+          <w:sz w:val="20"/>
+          <w:szCs w:val="20"/>
+        </w:rPr>
+      </w:pPr>
+      <w:r>
+        <w:rPr>
+          <w:rFonts w:ascii="Courier New" w:eastAsia="Times New Roman" w:hAnsi="Courier New" w:cs="Courier New"/>
+          <w:b/>
           <w:sz w:val="20"/>
           <w:szCs w:val="20"/>
         </w:rPr>
@@ -3088,10 +3012,12 @@
           <w:tab w:val="left" w:pos="14656"/>
         </w:tabs>
         <w:spacing w:after="0" w:line="240" w:lineRule="auto"/>
-        <w:rPr>
-          <w:rFonts w:ascii="Courier New" w:eastAsia="Times New Roman" w:hAnsi="Courier New" w:cs="Courier New"/>
-          <w:sz w:val="20"/>
-          <w:szCs w:val="20"/>
+        <w:ind w:firstLine="360"/>
+        <w:rPr>
+          <w:rFonts w:ascii="Courier New" w:eastAsia="Times New Roman" w:hAnsi="Courier New" w:cs="Courier New"/>
+          <w:b/>
+          <w:sz w:val="24"/>
+          <w:szCs w:val="24"/>
         </w:rPr>
       </w:pPr>
       <w:proofErr w:type="spellStart"/>
@@ -3099,8 +3025,9 @@
       <w:r>
         <w:rPr>
           <w:rFonts w:ascii="Courier New" w:eastAsia="Times New Roman" w:hAnsi="Courier New" w:cs="Courier New"/>
-          <w:sz w:val="20"/>
-          <w:szCs w:val="20"/>
+          <w:b/>
+          <w:sz w:val="24"/>
+          <w:szCs w:val="24"/>
         </w:rPr>
         <w:t>docker</w:t>
       </w:r>
@@ -3109,17 +3036,39 @@
       <w:r>
         <w:rPr>
           <w:rFonts w:ascii="Courier New" w:eastAsia="Times New Roman" w:hAnsi="Courier New" w:cs="Courier New"/>
-          <w:sz w:val="20"/>
-          <w:szCs w:val="20"/>
-        </w:rPr>
-        <w:t xml:space="preserve"> cp .\input\file.txt </w:t>
-      </w:r>
-      <w:proofErr w:type="spellStart"/>
-      <w:r>
-        <w:rPr>
-          <w:rFonts w:ascii="Courier New" w:eastAsia="Times New Roman" w:hAnsi="Courier New" w:cs="Courier New"/>
-          <w:sz w:val="20"/>
-          <w:szCs w:val="20"/>
+          <w:b/>
+          <w:sz w:val="24"/>
+          <w:szCs w:val="24"/>
+        </w:rPr>
+        <w:t xml:space="preserve"> </w:t>
+      </w:r>
+      <w:proofErr w:type="spellStart"/>
+      <w:r>
+        <w:rPr>
+          <w:rFonts w:ascii="Courier New" w:eastAsia="Times New Roman" w:hAnsi="Courier New" w:cs="Courier New"/>
+          <w:b/>
+          <w:sz w:val="24"/>
+          <w:szCs w:val="24"/>
+        </w:rPr>
+        <w:t>cp</w:t>
+      </w:r>
+      <w:proofErr w:type="spellEnd"/>
+      <w:r>
+        <w:rPr>
+          <w:rFonts w:ascii="Courier New" w:eastAsia="Times New Roman" w:hAnsi="Courier New" w:cs="Courier New"/>
+          <w:b/>
+          <w:sz w:val="24"/>
+          <w:szCs w:val="24"/>
+        </w:rPr>
+        <w:t xml:space="preserve"> .\input\file.txt </w:t>
+      </w:r>
+      <w:proofErr w:type="spellStart"/>
+      <w:r>
+        <w:rPr>
+          <w:rFonts w:ascii="Courier New" w:eastAsia="Times New Roman" w:hAnsi="Courier New" w:cs="Courier New"/>
+          <w:b/>
+          <w:sz w:val="24"/>
+          <w:szCs w:val="24"/>
         </w:rPr>
         <w:t>namenode</w:t>
       </w:r>
@@ -3127,8 +3076,9 @@
       <w:r>
         <w:rPr>
           <w:rFonts w:ascii="Courier New" w:eastAsia="Times New Roman" w:hAnsi="Courier New" w:cs="Courier New"/>
-          <w:sz w:val="20"/>
-          <w:szCs w:val="20"/>
+          <w:b/>
+          <w:sz w:val="24"/>
+          <w:szCs w:val="24"/>
         </w:rPr>
         <w:t>:/</w:t>
       </w:r>
@@ -3136,8 +3086,9 @@
       <w:r>
         <w:rPr>
           <w:rFonts w:ascii="Courier New" w:eastAsia="Times New Roman" w:hAnsi="Courier New" w:cs="Courier New"/>
-          <w:sz w:val="20"/>
-          <w:szCs w:val="20"/>
+          <w:b/>
+          <w:sz w:val="24"/>
+          <w:szCs w:val="24"/>
         </w:rPr>
         <w:t>tmp</w:t>
       </w:r>
@@ -3145,8 +3096,9 @@
       <w:r>
         <w:rPr>
           <w:rFonts w:ascii="Courier New" w:eastAsia="Times New Roman" w:hAnsi="Courier New" w:cs="Courier New"/>
-          <w:sz w:val="20"/>
-          <w:szCs w:val="20"/>
+          <w:b/>
+          <w:sz w:val="24"/>
+          <w:szCs w:val="24"/>
         </w:rPr>
         <w:t>/file.txt</w:t>
       </w:r>
@@ -3205,8 +3157,9 @@
       <w:r>
         <w:rPr>
           <w:rFonts w:ascii="Courier New" w:eastAsia="Times New Roman" w:hAnsi="Courier New" w:cs="Courier New"/>
-          <w:sz w:val="20"/>
-          <w:szCs w:val="20"/>
+          <w:b/>
+          <w:sz w:val="24"/>
+          <w:szCs w:val="24"/>
         </w:rPr>
         <w:t>docker</w:t>
       </w:r>
@@ -3215,8 +3168,9 @@
       <w:r>
         <w:rPr>
           <w:rFonts w:ascii="Courier New" w:eastAsia="Times New Roman" w:hAnsi="Courier New" w:cs="Courier New"/>
-          <w:sz w:val="20"/>
-          <w:szCs w:val="20"/>
+          <w:b/>
+          <w:sz w:val="24"/>
+          <w:szCs w:val="24"/>
         </w:rPr>
         <w:t xml:space="preserve"> exec -it </w:t>
       </w:r>
@@ -3224,8 +3178,9 @@
       <w:r>
         <w:rPr>
           <w:rFonts w:ascii="Courier New" w:eastAsia="Times New Roman" w:hAnsi="Courier New" w:cs="Courier New"/>
-          <w:sz w:val="20"/>
-          <w:szCs w:val="20"/>
+          <w:b/>
+          <w:sz w:val="24"/>
+          <w:szCs w:val="24"/>
         </w:rPr>
         <w:t>namenode</w:t>
       </w:r>
@@ -3233,8 +3188,9 @@
       <w:r>
         <w:rPr>
           <w:rFonts w:ascii="Courier New" w:eastAsia="Times New Roman" w:hAnsi="Courier New" w:cs="Courier New"/>
-          <w:sz w:val="20"/>
-          <w:szCs w:val="20"/>
+          <w:b/>
+          <w:sz w:val="24"/>
+          <w:szCs w:val="24"/>
         </w:rPr>
         <w:t xml:space="preserve"> </w:t>
       </w:r>
@@ -3242,8 +3198,9 @@
       <w:r>
         <w:rPr>
           <w:rFonts w:ascii="Courier New" w:eastAsia="Times New Roman" w:hAnsi="Courier New" w:cs="Courier New"/>
-          <w:sz w:val="20"/>
-          <w:szCs w:val="20"/>
+          <w:b/>
+          <w:sz w:val="24"/>
+          <w:szCs w:val="24"/>
         </w:rPr>
         <w:t>hdfs</w:t>
       </w:r>
@@ -3251,8 +3208,9 @@
       <w:r>
         <w:rPr>
           <w:rFonts w:ascii="Courier New" w:eastAsia="Times New Roman" w:hAnsi="Courier New" w:cs="Courier New"/>
-          <w:sz w:val="20"/>
-          <w:szCs w:val="20"/>
+          <w:b/>
+          <w:sz w:val="24"/>
+          <w:szCs w:val="24"/>
         </w:rPr>
         <w:t xml:space="preserve"> </w:t>
       </w:r>
@@ -3260,8 +3218,9 @@
       <w:r>
         <w:rPr>
           <w:rFonts w:ascii="Courier New" w:eastAsia="Times New Roman" w:hAnsi="Courier New" w:cs="Courier New"/>
-          <w:sz w:val="20"/>
-          <w:szCs w:val="20"/>
+          <w:b/>
+          <w:sz w:val="24"/>
+          <w:szCs w:val="24"/>
         </w:rPr>
         <w:t>dfs</w:t>
       </w:r>
@@ -3269,8 +3228,9 @@
       <w:r>
         <w:rPr>
           <w:rFonts w:ascii="Courier New" w:eastAsia="Times New Roman" w:hAnsi="Courier New" w:cs="Courier New"/>
-          <w:sz w:val="20"/>
-          <w:szCs w:val="20"/>
+          <w:b/>
+          <w:sz w:val="24"/>
+          <w:szCs w:val="24"/>
         </w:rPr>
         <w:t xml:space="preserve"> -</w:t>
       </w:r>
@@ -3278,8 +3238,9 @@
       <w:r>
         <w:rPr>
           <w:rFonts w:ascii="Courier New" w:eastAsia="Times New Roman" w:hAnsi="Courier New" w:cs="Courier New"/>
-          <w:sz w:val="20"/>
-          <w:szCs w:val="20"/>
+          <w:b/>
+          <w:sz w:val="24"/>
+          <w:szCs w:val="24"/>
         </w:rPr>
         <w:t>mkdir</w:t>
       </w:r>
@@ -3287,8 +3248,9 @@
       <w:r>
         <w:rPr>
           <w:rFonts w:ascii="Courier New" w:eastAsia="Times New Roman" w:hAnsi="Courier New" w:cs="Courier New"/>
-          <w:sz w:val="20"/>
-          <w:szCs w:val="20"/>
+          <w:b/>
+          <w:sz w:val="24"/>
+          <w:szCs w:val="24"/>
         </w:rPr>
         <w:t xml:space="preserve"> -p /input</w:t>
       </w:r>
@@ -3304,6 +3266,7 @@
       <w:r>
         <w:rPr>
           <w:rFonts w:ascii="Courier New" w:eastAsia="Times New Roman" w:hAnsi="Courier New" w:cs="Courier New"/>
+          <w:b/>
           <w:sz w:val="20"/>
           <w:szCs w:val="20"/>
         </w:rPr>
@@ -3313,6 +3276,7 @@
       <w:r>
         <w:rPr>
           <w:rFonts w:ascii="Courier New" w:eastAsia="Times New Roman" w:hAnsi="Courier New" w:cs="Courier New"/>
+          <w:b/>
           <w:sz w:val="20"/>
           <w:szCs w:val="20"/>
         </w:rPr>
@@ -3322,6 +3286,7 @@
       <w:r>
         <w:rPr>
           <w:rFonts w:ascii="Courier New" w:eastAsia="Times New Roman" w:hAnsi="Courier New" w:cs="Courier New"/>
+          <w:b/>
           <w:sz w:val="20"/>
           <w:szCs w:val="20"/>
         </w:rPr>
@@ -3331,6 +3296,7 @@
       <w:r>
         <w:rPr>
           <w:rFonts w:ascii="Courier New" w:eastAsia="Times New Roman" w:hAnsi="Courier New" w:cs="Courier New"/>
+          <w:b/>
           <w:sz w:val="20"/>
           <w:szCs w:val="20"/>
         </w:rPr>
@@ -3340,6 +3306,7 @@
       <w:r>
         <w:rPr>
           <w:rFonts w:ascii="Courier New" w:eastAsia="Times New Roman" w:hAnsi="Courier New" w:cs="Courier New"/>
+          <w:b/>
           <w:sz w:val="20"/>
           <w:szCs w:val="20"/>
         </w:rPr>
@@ -3349,6 +3316,7 @@
       <w:r>
         <w:rPr>
           <w:rFonts w:ascii="Courier New" w:eastAsia="Times New Roman" w:hAnsi="Courier New" w:cs="Courier New"/>
+          <w:b/>
           <w:sz w:val="20"/>
           <w:szCs w:val="20"/>
         </w:rPr>
@@ -3358,6 +3326,7 @@
       <w:r>
         <w:rPr>
           <w:rFonts w:ascii="Courier New" w:eastAsia="Times New Roman" w:hAnsi="Courier New" w:cs="Courier New"/>
+          <w:b/>
           <w:sz w:val="20"/>
           <w:szCs w:val="20"/>
         </w:rPr>
@@ -3367,6 +3336,7 @@
       <w:r>
         <w:rPr>
           <w:rFonts w:ascii="Courier New" w:eastAsia="Times New Roman" w:hAnsi="Courier New" w:cs="Courier New"/>
+          <w:b/>
           <w:sz w:val="20"/>
           <w:szCs w:val="20"/>
         </w:rPr>
@@ -3376,6 +3346,7 @@
       <w:r>
         <w:rPr>
           <w:rFonts w:ascii="Courier New" w:eastAsia="Times New Roman" w:hAnsi="Courier New" w:cs="Courier New"/>
+          <w:b/>
           <w:sz w:val="20"/>
           <w:szCs w:val="20"/>
         </w:rPr>
@@ -3385,6 +3356,7 @@
       <w:r>
         <w:rPr>
           <w:rFonts w:ascii="Courier New" w:eastAsia="Times New Roman" w:hAnsi="Courier New" w:cs="Courier New"/>
+          <w:b/>
           <w:sz w:val="20"/>
           <w:szCs w:val="20"/>
         </w:rPr>
@@ -3569,7 +3541,7 @@
           <w:sz w:val="36"/>
           <w:szCs w:val="36"/>
         </w:rPr>
-        <w:t xml:space="preserve">Step 6: Create </w:t>
+        <w:t xml:space="preserve">Step 6: Create Hadoop MapReduce </w:t>
       </w:r>
       <w:proofErr w:type="spellStart"/>
       <w:r>
@@ -3580,7 +3552,7 @@
           <w:sz w:val="36"/>
           <w:szCs w:val="36"/>
         </w:rPr>
-        <w:t>Hadoop</w:t>
+        <w:t>WordCount</w:t>
       </w:r>
       <w:proofErr w:type="spellEnd"/>
       <w:r>
@@ -3591,72 +3563,82 @@
           <w:sz w:val="36"/>
           <w:szCs w:val="36"/>
         </w:rPr>
+        <w:t xml:space="preserve"> in Java</w:t>
+      </w:r>
+    </w:p>
+    <w:p>
+      <w:pPr>
+        <w:spacing w:before="100" w:beforeAutospacing="1" w:after="100" w:afterAutospacing="1" w:line="240" w:lineRule="auto"/>
+        <w:rPr>
+          <w:rFonts w:ascii="Times New Roman" w:eastAsia="Times New Roman" w:hAnsi="Times New Roman" w:cs="Times New Roman"/>
+          <w:b/>
+          <w:bCs/>
+          <w:sz w:val="24"/>
+          <w:szCs w:val="24"/>
+        </w:rPr>
+      </w:pPr>
+      <w:r>
+        <w:rPr>
+          <w:rFonts w:ascii="Times New Roman" w:eastAsia="Times New Roman" w:hAnsi="Times New Roman" w:cs="Times New Roman"/>
+          <w:b/>
+          <w:bCs/>
+          <w:sz w:val="24"/>
+          <w:szCs w:val="24"/>
+        </w:rPr>
+        <w:t>Folder structure in Eclipse:</w:t>
+      </w:r>
+    </w:p>
+    <w:p>
+      <w:pPr>
+        <w:spacing w:before="100" w:beforeAutospacing="1" w:after="100" w:afterAutospacing="1" w:line="240" w:lineRule="auto"/>
+        <w:rPr>
+          <w:rFonts w:ascii="Times New Roman" w:eastAsia="Times New Roman" w:hAnsi="Times New Roman" w:cs="Times New Roman"/>
+          <w:sz w:val="24"/>
+          <w:szCs w:val="24"/>
+        </w:rPr>
+      </w:pPr>
+      <w:r>
+        <w:rPr>
+          <w:rFonts w:ascii="Times New Roman" w:eastAsia="Times New Roman" w:hAnsi="Times New Roman" w:cs="Times New Roman"/>
+          <w:b/>
+          <w:bCs/>
+          <w:sz w:val="24"/>
+          <w:szCs w:val="24"/>
+        </w:rPr>
+        <w:t xml:space="preserve">File – new – java Project </w:t>
+      </w:r>
+      <w:proofErr w:type="gramStart"/>
+      <w:r>
+        <w:rPr>
+          <w:rFonts w:ascii="Times New Roman" w:eastAsia="Times New Roman" w:hAnsi="Times New Roman" w:cs="Times New Roman"/>
+          <w:b/>
+          <w:bCs/>
+          <w:sz w:val="24"/>
+          <w:szCs w:val="24"/>
+        </w:rPr>
+        <w:t>name :</w:t>
+      </w:r>
+      <w:proofErr w:type="gramEnd"/>
+      <w:r>
+        <w:rPr>
+          <w:rFonts w:ascii="Times New Roman" w:eastAsia="Times New Roman" w:hAnsi="Times New Roman" w:cs="Times New Roman"/>
+          <w:b/>
+          <w:bCs/>
+          <w:sz w:val="24"/>
+          <w:szCs w:val="24"/>
+        </w:rPr>
         <w:t xml:space="preserve"> </w:t>
       </w:r>
       <w:proofErr w:type="spellStart"/>
       <w:r>
         <w:rPr>
-          <w:rFonts w:ascii="Times New Roman" w:eastAsia="Times New Roman" w:hAnsi="Times New Roman" w:cs="Times New Roman"/>
-          <w:b/>
-          <w:bCs/>
-          <w:sz w:val="36"/>
-          <w:szCs w:val="36"/>
-        </w:rPr>
-        <w:t>MapReduce</w:t>
-      </w:r>
-      <w:proofErr w:type="spellEnd"/>
-      <w:r>
-        <w:rPr>
-          <w:rFonts w:ascii="Times New Roman" w:eastAsia="Times New Roman" w:hAnsi="Times New Roman" w:cs="Times New Roman"/>
-          <w:b/>
-          <w:bCs/>
-          <w:sz w:val="36"/>
-          <w:szCs w:val="36"/>
-        </w:rPr>
-        <w:t xml:space="preserve"> </w:t>
-      </w:r>
-      <w:proofErr w:type="spellStart"/>
-      <w:r>
-        <w:rPr>
-          <w:rFonts w:ascii="Times New Roman" w:eastAsia="Times New Roman" w:hAnsi="Times New Roman" w:cs="Times New Roman"/>
-          <w:b/>
-          <w:bCs/>
-          <w:sz w:val="36"/>
-          <w:szCs w:val="36"/>
-        </w:rPr>
-        <w:t>WordCount</w:t>
-      </w:r>
-      <w:proofErr w:type="spellEnd"/>
-      <w:r>
-        <w:rPr>
-          <w:rFonts w:ascii="Times New Roman" w:eastAsia="Times New Roman" w:hAnsi="Times New Roman" w:cs="Times New Roman"/>
-          <w:b/>
-          <w:bCs/>
-          <w:sz w:val="36"/>
-          <w:szCs w:val="36"/>
-        </w:rPr>
-        <w:t xml:space="preserve"> in Java</w:t>
-      </w:r>
-    </w:p>
-    <w:p>
-      <w:pPr>
-        <w:spacing w:before="100" w:beforeAutospacing="1" w:after="100" w:afterAutospacing="1" w:line="240" w:lineRule="auto"/>
-        <w:rPr>
-          <w:rFonts w:ascii="Times New Roman" w:eastAsia="Times New Roman" w:hAnsi="Times New Roman" w:cs="Times New Roman"/>
-          <w:sz w:val="24"/>
-          <w:szCs w:val="24"/>
-        </w:rPr>
-      </w:pPr>
-      <w:r>
-        <w:rPr>
-          <w:rFonts w:ascii="Times New Roman" w:eastAsia="Times New Roman" w:hAnsi="Times New Roman" w:cs="Times New Roman"/>
-          <w:b/>
-          <w:bCs/>
-          <w:sz w:val="24"/>
-          <w:szCs w:val="24"/>
-        </w:rPr>
-        <w:t>Folder structure in Eclipse:</w:t>
-      </w:r>
+          <w:rFonts w:ascii="Courier New" w:eastAsia="Times New Roman" w:hAnsi="Courier New" w:cs="Courier New"/>
+          <w:sz w:val="20"/>
+          <w:szCs w:val="20"/>
+        </w:rPr>
+        <w:t>WordCountProject</w:t>
+      </w:r>
+      <w:proofErr w:type="spellEnd"/>
     </w:p>
     <w:p>
       <w:pPr>
@@ -3685,6 +3667,7 @@
           <w:szCs w:val="20"/>
         </w:rPr>
       </w:pPr>
+      <w:bookmarkStart w:id="0" w:name="_GoBack"/>
       <w:proofErr w:type="spellStart"/>
       <w:r>
         <w:rPr>
@@ -3694,6 +3677,7 @@
         </w:rPr>
         <w:t>WordCountProject</w:t>
       </w:r>
+      <w:bookmarkEnd w:id="0"/>
       <w:proofErr w:type="spellEnd"/>
       <w:r>
         <w:rPr>
@@ -3763,6 +3747,14 @@
           <w:sz w:val="20"/>
           <w:szCs w:val="20"/>
         </w:rPr>
+        <w:t xml:space="preserve">     </w:t>
+      </w:r>
+      <w:r>
+        <w:rPr>
+          <w:rFonts w:ascii="Courier New" w:eastAsia="Times New Roman" w:hAnsi="Courier New" w:cs="Courier New"/>
+          <w:sz w:val="20"/>
+          <w:szCs w:val="20"/>
+        </w:rPr>
         <w:br/>
         <w:t xml:space="preserve">         └─ WordCount.java</w:t>
       </w:r>
@@ -3773,33 +3765,6 @@
           <w:szCs w:val="20"/>
         </w:rPr>
         <w:br/>
-      </w:r>
-    </w:p>
-    <w:p>
-      <w:pPr>
-        <w:spacing w:before="100" w:beforeAutospacing="1" w:after="100" w:afterAutospacing="1" w:line="240" w:lineRule="auto"/>
-        <w:rPr>
-          <w:rFonts w:ascii="Times New Roman" w:eastAsia="Times New Roman" w:hAnsi="Times New Roman" w:cs="Times New Roman"/>
-          <w:sz w:val="24"/>
-          <w:szCs w:val="24"/>
-        </w:rPr>
-      </w:pPr>
-      <w:r>
-        <w:rPr>
-          <w:rFonts w:ascii="Courier New" w:eastAsia="Times New Roman" w:hAnsi="Courier New" w:cs="Courier New"/>
-          <w:b/>
-          <w:bCs/>
-          <w:sz w:val="20"/>
-        </w:rPr>
-        <w:t>WordCount.java</w:t>
-      </w:r>
-      <w:r>
-        <w:rPr>
-          <w:rFonts w:ascii="Times New Roman" w:eastAsia="Times New Roman" w:hAnsi="Times New Roman" w:cs="Times New Roman"/>
-          <w:sz w:val="24"/>
-          <w:szCs w:val="24"/>
-        </w:rPr>
-        <w:t>:</w:t>
       </w:r>
     </w:p>
     <w:p>
@@ -3825,606 +3790,39 @@
         <w:spacing w:after="0" w:line="240" w:lineRule="auto"/>
         <w:rPr>
           <w:rFonts w:ascii="Courier New" w:eastAsia="Times New Roman" w:hAnsi="Courier New" w:cs="Courier New"/>
-          <w:sz w:val="20"/>
-          <w:szCs w:val="20"/>
-        </w:rPr>
-      </w:pPr>
-      <w:r>
-        <w:rPr>
-          <w:rFonts w:ascii="Courier New" w:eastAsia="Times New Roman" w:hAnsi="Courier New" w:cs="Courier New"/>
-          <w:sz w:val="20"/>
-          <w:szCs w:val="20"/>
-        </w:rPr>
-        <w:t xml:space="preserve">package </w:t>
-      </w:r>
-      <w:proofErr w:type="spellStart"/>
-      <w:r>
-        <w:rPr>
-          <w:rFonts w:ascii="Courier New" w:eastAsia="Times New Roman" w:hAnsi="Courier New" w:cs="Courier New"/>
-          <w:sz w:val="20"/>
-          <w:szCs w:val="20"/>
-        </w:rPr>
-        <w:t>wordcount</w:t>
-      </w:r>
-      <w:proofErr w:type="spellEnd"/>
-      <w:r>
-        <w:rPr>
-          <w:rFonts w:ascii="Courier New" w:eastAsia="Times New Roman" w:hAnsi="Courier New" w:cs="Courier New"/>
-          <w:sz w:val="20"/>
-          <w:szCs w:val="20"/>
-        </w:rPr>
-        <w:t>;</w:t>
-      </w:r>
-      <w:r>
-        <w:rPr>
-          <w:rFonts w:ascii="Courier New" w:eastAsia="Times New Roman" w:hAnsi="Courier New" w:cs="Courier New"/>
-          <w:sz w:val="20"/>
-          <w:szCs w:val="20"/>
-        </w:rPr>
-        <w:br/>
-      </w:r>
-      <w:r>
-        <w:rPr>
-          <w:rFonts w:ascii="Courier New" w:eastAsia="Times New Roman" w:hAnsi="Courier New" w:cs="Courier New"/>
-          <w:sz w:val="20"/>
-          <w:szCs w:val="20"/>
-        </w:rPr>
-        <w:br/>
-        <w:t xml:space="preserve">import </w:t>
-      </w:r>
-      <w:proofErr w:type="spellStart"/>
-      <w:r>
-        <w:rPr>
-          <w:rFonts w:ascii="Courier New" w:eastAsia="Times New Roman" w:hAnsi="Courier New" w:cs="Courier New"/>
-          <w:sz w:val="20"/>
-          <w:szCs w:val="20"/>
-        </w:rPr>
-        <w:t>org.apache.hadoop.conf.Configuration</w:t>
-      </w:r>
-      <w:proofErr w:type="spellEnd"/>
-      <w:r>
-        <w:rPr>
-          <w:rFonts w:ascii="Courier New" w:eastAsia="Times New Roman" w:hAnsi="Courier New" w:cs="Courier New"/>
-          <w:sz w:val="20"/>
-          <w:szCs w:val="20"/>
-        </w:rPr>
-        <w:t>;</w:t>
-      </w:r>
-      <w:r>
-        <w:rPr>
-          <w:rFonts w:ascii="Courier New" w:eastAsia="Times New Roman" w:hAnsi="Courier New" w:cs="Courier New"/>
-          <w:sz w:val="20"/>
-          <w:szCs w:val="20"/>
-        </w:rPr>
-        <w:br/>
-        <w:t xml:space="preserve">import </w:t>
-      </w:r>
-      <w:proofErr w:type="spellStart"/>
-      <w:r>
-        <w:rPr>
-          <w:rFonts w:ascii="Courier New" w:eastAsia="Times New Roman" w:hAnsi="Courier New" w:cs="Courier New"/>
-          <w:sz w:val="20"/>
-          <w:szCs w:val="20"/>
-        </w:rPr>
-        <w:t>org.apache.hadoop.fs.Path</w:t>
-      </w:r>
-      <w:proofErr w:type="spellEnd"/>
-      <w:r>
-        <w:rPr>
-          <w:rFonts w:ascii="Courier New" w:eastAsia="Times New Roman" w:hAnsi="Courier New" w:cs="Courier New"/>
-          <w:sz w:val="20"/>
-          <w:szCs w:val="20"/>
-        </w:rPr>
-        <w:t>;</w:t>
-      </w:r>
-      <w:r>
-        <w:rPr>
-          <w:rFonts w:ascii="Courier New" w:eastAsia="Times New Roman" w:hAnsi="Courier New" w:cs="Courier New"/>
-          <w:sz w:val="20"/>
-          <w:szCs w:val="20"/>
-        </w:rPr>
-        <w:br/>
-        <w:t xml:space="preserve">import </w:t>
-      </w:r>
-      <w:proofErr w:type="spellStart"/>
-      <w:r>
-        <w:rPr>
-          <w:rFonts w:ascii="Courier New" w:eastAsia="Times New Roman" w:hAnsi="Courier New" w:cs="Courier New"/>
-          <w:sz w:val="20"/>
-          <w:szCs w:val="20"/>
-        </w:rPr>
-        <w:t>org.apache.hadoop.io.IntWritable</w:t>
-      </w:r>
-      <w:proofErr w:type="spellEnd"/>
-      <w:r>
-        <w:rPr>
-          <w:rFonts w:ascii="Courier New" w:eastAsia="Times New Roman" w:hAnsi="Courier New" w:cs="Courier New"/>
-          <w:sz w:val="20"/>
-          <w:szCs w:val="20"/>
-        </w:rPr>
-        <w:t>;</w:t>
-      </w:r>
-      <w:r>
-        <w:rPr>
-          <w:rFonts w:ascii="Courier New" w:eastAsia="Times New Roman" w:hAnsi="Courier New" w:cs="Courier New"/>
-          <w:sz w:val="20"/>
-          <w:szCs w:val="20"/>
-        </w:rPr>
-        <w:br/>
-        <w:t xml:space="preserve">import </w:t>
-      </w:r>
-      <w:proofErr w:type="spellStart"/>
-      <w:r>
-        <w:rPr>
-          <w:rFonts w:ascii="Courier New" w:eastAsia="Times New Roman" w:hAnsi="Courier New" w:cs="Courier New"/>
-          <w:sz w:val="20"/>
-          <w:szCs w:val="20"/>
-        </w:rPr>
-        <w:t>org.apache.hadoop.io.Text</w:t>
-      </w:r>
-      <w:proofErr w:type="spellEnd"/>
-      <w:r>
-        <w:rPr>
-          <w:rFonts w:ascii="Courier New" w:eastAsia="Times New Roman" w:hAnsi="Courier New" w:cs="Courier New"/>
-          <w:sz w:val="20"/>
-          <w:szCs w:val="20"/>
-        </w:rPr>
-        <w:t>;</w:t>
-      </w:r>
-      <w:r>
-        <w:rPr>
-          <w:rFonts w:ascii="Courier New" w:eastAsia="Times New Roman" w:hAnsi="Courier New" w:cs="Courier New"/>
-          <w:sz w:val="20"/>
-          <w:szCs w:val="20"/>
-        </w:rPr>
-        <w:br/>
-        <w:t xml:space="preserve">import </w:t>
-      </w:r>
-      <w:proofErr w:type="spellStart"/>
-      <w:r>
-        <w:rPr>
-          <w:rFonts w:ascii="Courier New" w:eastAsia="Times New Roman" w:hAnsi="Courier New" w:cs="Courier New"/>
-          <w:sz w:val="20"/>
-          <w:szCs w:val="20"/>
-        </w:rPr>
-        <w:t>org.apache.hadoop.mapreduce.Job</w:t>
-      </w:r>
-      <w:proofErr w:type="spellEnd"/>
-      <w:r>
-        <w:rPr>
-          <w:rFonts w:ascii="Courier New" w:eastAsia="Times New Roman" w:hAnsi="Courier New" w:cs="Courier New"/>
-          <w:sz w:val="20"/>
-          <w:szCs w:val="20"/>
-        </w:rPr>
-        <w:t>;</w:t>
-      </w:r>
-      <w:r>
-        <w:rPr>
-          <w:rFonts w:ascii="Courier New" w:eastAsia="Times New Roman" w:hAnsi="Courier New" w:cs="Courier New"/>
-          <w:sz w:val="20"/>
-          <w:szCs w:val="20"/>
-        </w:rPr>
-        <w:br/>
-        <w:t xml:space="preserve">import </w:t>
-      </w:r>
-      <w:proofErr w:type="spellStart"/>
-      <w:r>
-        <w:rPr>
-          <w:rFonts w:ascii="Courier New" w:eastAsia="Times New Roman" w:hAnsi="Courier New" w:cs="Courier New"/>
-          <w:sz w:val="20"/>
-          <w:szCs w:val="20"/>
-        </w:rPr>
-        <w:t>org.apache.hadoop.mapreduce.Mapper</w:t>
-      </w:r>
-      <w:proofErr w:type="spellEnd"/>
-      <w:r>
-        <w:rPr>
-          <w:rFonts w:ascii="Courier New" w:eastAsia="Times New Roman" w:hAnsi="Courier New" w:cs="Courier New"/>
-          <w:sz w:val="20"/>
-          <w:szCs w:val="20"/>
-        </w:rPr>
-        <w:t>;</w:t>
-      </w:r>
-      <w:r>
-        <w:rPr>
-          <w:rFonts w:ascii="Courier New" w:eastAsia="Times New Roman" w:hAnsi="Courier New" w:cs="Courier New"/>
-          <w:sz w:val="20"/>
-          <w:szCs w:val="20"/>
-        </w:rPr>
-        <w:br/>
-        <w:t xml:space="preserve">import </w:t>
-      </w:r>
-      <w:proofErr w:type="spellStart"/>
-      <w:r>
-        <w:rPr>
-          <w:rFonts w:ascii="Courier New" w:eastAsia="Times New Roman" w:hAnsi="Courier New" w:cs="Courier New"/>
-          <w:sz w:val="20"/>
-          <w:szCs w:val="20"/>
-        </w:rPr>
-        <w:t>org.apache.hadoop.mapreduce.Reducer</w:t>
-      </w:r>
-      <w:proofErr w:type="spellEnd"/>
-      <w:r>
-        <w:rPr>
-          <w:rFonts w:ascii="Courier New" w:eastAsia="Times New Roman" w:hAnsi="Courier New" w:cs="Courier New"/>
-          <w:sz w:val="20"/>
-          <w:szCs w:val="20"/>
-        </w:rPr>
-        <w:t>;</w:t>
-      </w:r>
-      <w:r>
-        <w:rPr>
-          <w:rFonts w:ascii="Courier New" w:eastAsia="Times New Roman" w:hAnsi="Courier New" w:cs="Courier New"/>
-          <w:sz w:val="20"/>
-          <w:szCs w:val="20"/>
-        </w:rPr>
-        <w:br/>
-        <w:t xml:space="preserve">import </w:t>
-      </w:r>
-      <w:proofErr w:type="spellStart"/>
-      <w:r>
-        <w:rPr>
-          <w:rFonts w:ascii="Courier New" w:eastAsia="Times New Roman" w:hAnsi="Courier New" w:cs="Courier New"/>
-          <w:sz w:val="20"/>
-          <w:szCs w:val="20"/>
-        </w:rPr>
-        <w:t>org.apache.hadoop.mapreduce.lib.input.FileInputFormat</w:t>
-      </w:r>
-      <w:proofErr w:type="spellEnd"/>
-      <w:r>
-        <w:rPr>
-          <w:rFonts w:ascii="Courier New" w:eastAsia="Times New Roman" w:hAnsi="Courier New" w:cs="Courier New"/>
-          <w:sz w:val="20"/>
-          <w:szCs w:val="20"/>
-        </w:rPr>
-        <w:t>;</w:t>
-      </w:r>
-      <w:r>
-        <w:rPr>
-          <w:rFonts w:ascii="Courier New" w:eastAsia="Times New Roman" w:hAnsi="Courier New" w:cs="Courier New"/>
-          <w:sz w:val="20"/>
-          <w:szCs w:val="20"/>
-        </w:rPr>
-        <w:br/>
-        <w:t xml:space="preserve">import </w:t>
-      </w:r>
-      <w:proofErr w:type="spellStart"/>
-      <w:r>
-        <w:rPr>
-          <w:rFonts w:ascii="Courier New" w:eastAsia="Times New Roman" w:hAnsi="Courier New" w:cs="Courier New"/>
-          <w:sz w:val="20"/>
-          <w:szCs w:val="20"/>
-        </w:rPr>
-        <w:t>org.apache.hadoop.mapreduce.lib.output.FileOutputFormat</w:t>
-      </w:r>
-      <w:proofErr w:type="spellEnd"/>
-      <w:r>
-        <w:rPr>
-          <w:rFonts w:ascii="Courier New" w:eastAsia="Times New Roman" w:hAnsi="Courier New" w:cs="Courier New"/>
-          <w:sz w:val="20"/>
-          <w:szCs w:val="20"/>
-        </w:rPr>
-        <w:t>;</w:t>
-      </w:r>
-      <w:r>
-        <w:rPr>
-          <w:rFonts w:ascii="Courier New" w:eastAsia="Times New Roman" w:hAnsi="Courier New" w:cs="Courier New"/>
-          <w:sz w:val="20"/>
-          <w:szCs w:val="20"/>
-        </w:rPr>
-        <w:br/>
-        <w:t xml:space="preserve">import </w:t>
-      </w:r>
-      <w:proofErr w:type="spellStart"/>
-      <w:r>
-        <w:rPr>
-          <w:rFonts w:ascii="Courier New" w:eastAsia="Times New Roman" w:hAnsi="Courier New" w:cs="Courier New"/>
-          <w:sz w:val="20"/>
-          <w:szCs w:val="20"/>
-        </w:rPr>
-        <w:t>java.io.IOException</w:t>
-      </w:r>
-      <w:proofErr w:type="spellEnd"/>
-      <w:r>
-        <w:rPr>
-          <w:rFonts w:ascii="Courier New" w:eastAsia="Times New Roman" w:hAnsi="Courier New" w:cs="Courier New"/>
-          <w:sz w:val="20"/>
-          <w:szCs w:val="20"/>
-        </w:rPr>
-        <w:t>;</w:t>
-      </w:r>
-      <w:r>
-        <w:rPr>
-          <w:rFonts w:ascii="Courier New" w:eastAsia="Times New Roman" w:hAnsi="Courier New" w:cs="Courier New"/>
-          <w:sz w:val="20"/>
-          <w:szCs w:val="20"/>
-        </w:rPr>
-        <w:br/>
-        <w:t xml:space="preserve">import </w:t>
-      </w:r>
-      <w:proofErr w:type="spellStart"/>
-      <w:r>
-        <w:rPr>
-          <w:rFonts w:ascii="Courier New" w:eastAsia="Times New Roman" w:hAnsi="Courier New" w:cs="Courier New"/>
-          <w:sz w:val="20"/>
-          <w:szCs w:val="20"/>
-        </w:rPr>
-        <w:t>java.util.StringTokenizer</w:t>
-      </w:r>
-      <w:proofErr w:type="spellEnd"/>
-      <w:r>
-        <w:rPr>
-          <w:rFonts w:ascii="Courier New" w:eastAsia="Times New Roman" w:hAnsi="Courier New" w:cs="Courier New"/>
-          <w:sz w:val="20"/>
-          <w:szCs w:val="20"/>
-        </w:rPr>
-        <w:t>;</w:t>
-      </w:r>
-      <w:r>
-        <w:rPr>
-          <w:rFonts w:ascii="Courier New" w:eastAsia="Times New Roman" w:hAnsi="Courier New" w:cs="Courier New"/>
-          <w:sz w:val="20"/>
-          <w:szCs w:val="20"/>
-        </w:rPr>
-        <w:br/>
-      </w:r>
-      <w:r>
-        <w:rPr>
-          <w:rFonts w:ascii="Courier New" w:eastAsia="Times New Roman" w:hAnsi="Courier New" w:cs="Courier New"/>
-          <w:sz w:val="20"/>
-          <w:szCs w:val="20"/>
-        </w:rPr>
-        <w:br/>
-        <w:t xml:space="preserve">public class </w:t>
-      </w:r>
-      <w:proofErr w:type="spellStart"/>
-      <w:r>
-        <w:rPr>
-          <w:rFonts w:ascii="Courier New" w:eastAsia="Times New Roman" w:hAnsi="Courier New" w:cs="Courier New"/>
-          <w:sz w:val="20"/>
-          <w:szCs w:val="20"/>
-        </w:rPr>
-        <w:t>WordCount</w:t>
-      </w:r>
-      <w:proofErr w:type="spellEnd"/>
-      <w:r>
-        <w:rPr>
-          <w:rFonts w:ascii="Courier New" w:eastAsia="Times New Roman" w:hAnsi="Courier New" w:cs="Courier New"/>
-          <w:sz w:val="20"/>
-          <w:szCs w:val="20"/>
-        </w:rPr>
-        <w:t xml:space="preserve"> {</w:t>
-      </w:r>
-      <w:r>
-        <w:rPr>
-          <w:rFonts w:ascii="Courier New" w:eastAsia="Times New Roman" w:hAnsi="Courier New" w:cs="Courier New"/>
-          <w:sz w:val="20"/>
-          <w:szCs w:val="20"/>
-        </w:rPr>
-        <w:br/>
-      </w:r>
-      <w:r>
-        <w:rPr>
-          <w:rFonts w:ascii="Courier New" w:eastAsia="Times New Roman" w:hAnsi="Courier New" w:cs="Courier New"/>
-          <w:sz w:val="20"/>
-          <w:szCs w:val="20"/>
-        </w:rPr>
-        <w:br/>
-        <w:t xml:space="preserve">    public static class </w:t>
-      </w:r>
-      <w:proofErr w:type="spellStart"/>
-      <w:r>
-        <w:rPr>
-          <w:rFonts w:ascii="Courier New" w:eastAsia="Times New Roman" w:hAnsi="Courier New" w:cs="Courier New"/>
-          <w:sz w:val="20"/>
-          <w:szCs w:val="20"/>
-        </w:rPr>
-        <w:t>TokenizerMapper</w:t>
-      </w:r>
-      <w:proofErr w:type="spellEnd"/>
-      <w:r>
-        <w:rPr>
-          <w:rFonts w:ascii="Courier New" w:eastAsia="Times New Roman" w:hAnsi="Courier New" w:cs="Courier New"/>
-          <w:sz w:val="20"/>
-          <w:szCs w:val="20"/>
-        </w:rPr>
-        <w:br/>
-        <w:t xml:space="preserve">            extends </w:t>
-      </w:r>
-      <w:proofErr w:type="spellStart"/>
-      <w:r>
-        <w:rPr>
-          <w:rFonts w:ascii="Courier New" w:eastAsia="Times New Roman" w:hAnsi="Courier New" w:cs="Courier New"/>
-          <w:sz w:val="20"/>
-          <w:szCs w:val="20"/>
-        </w:rPr>
-        <w:t>Mapper</w:t>
-      </w:r>
-      <w:proofErr w:type="spellEnd"/>
-      <w:r>
-        <w:rPr>
-          <w:rFonts w:ascii="Courier New" w:eastAsia="Times New Roman" w:hAnsi="Courier New" w:cs="Courier New"/>
-          <w:sz w:val="20"/>
-          <w:szCs w:val="20"/>
-        </w:rPr>
-        <w:t xml:space="preserve">&lt;Object, Text, Text, </w:t>
-      </w:r>
-      <w:proofErr w:type="spellStart"/>
-      <w:r>
-        <w:rPr>
-          <w:rFonts w:ascii="Courier New" w:eastAsia="Times New Roman" w:hAnsi="Courier New" w:cs="Courier New"/>
-          <w:sz w:val="20"/>
-          <w:szCs w:val="20"/>
-        </w:rPr>
-        <w:t>IntWritable</w:t>
-      </w:r>
-      <w:proofErr w:type="spellEnd"/>
-      <w:r>
-        <w:rPr>
-          <w:rFonts w:ascii="Courier New" w:eastAsia="Times New Roman" w:hAnsi="Courier New" w:cs="Courier New"/>
-          <w:sz w:val="20"/>
-          <w:szCs w:val="20"/>
-        </w:rPr>
-        <w:t>&gt; {</w:t>
-      </w:r>
-      <w:r>
-        <w:rPr>
-          <w:rFonts w:ascii="Courier New" w:eastAsia="Times New Roman" w:hAnsi="Courier New" w:cs="Courier New"/>
-          <w:sz w:val="20"/>
-          <w:szCs w:val="20"/>
-        </w:rPr>
-        <w:br/>
-      </w:r>
-      <w:r>
-        <w:rPr>
-          <w:rFonts w:ascii="Courier New" w:eastAsia="Times New Roman" w:hAnsi="Courier New" w:cs="Courier New"/>
-          <w:sz w:val="20"/>
-          <w:szCs w:val="20"/>
-        </w:rPr>
-        <w:br/>
-        <w:t xml:space="preserve">        private final static </w:t>
-      </w:r>
-      <w:proofErr w:type="spellStart"/>
-      <w:r>
-        <w:rPr>
-          <w:rFonts w:ascii="Courier New" w:eastAsia="Times New Roman" w:hAnsi="Courier New" w:cs="Courier New"/>
-          <w:sz w:val="20"/>
-          <w:szCs w:val="20"/>
-        </w:rPr>
-        <w:t>IntWritable</w:t>
-      </w:r>
-      <w:proofErr w:type="spellEnd"/>
-      <w:r>
-        <w:rPr>
-          <w:rFonts w:ascii="Courier New" w:eastAsia="Times New Roman" w:hAnsi="Courier New" w:cs="Courier New"/>
-          <w:sz w:val="20"/>
-          <w:szCs w:val="20"/>
-        </w:rPr>
-        <w:t xml:space="preserve"> one = new </w:t>
-      </w:r>
-      <w:proofErr w:type="spellStart"/>
-      <w:r>
-        <w:rPr>
-          <w:rFonts w:ascii="Courier New" w:eastAsia="Times New Roman" w:hAnsi="Courier New" w:cs="Courier New"/>
-          <w:sz w:val="20"/>
-          <w:szCs w:val="20"/>
-        </w:rPr>
-        <w:t>IntWritable</w:t>
-      </w:r>
-      <w:proofErr w:type="spellEnd"/>
-      <w:r>
-        <w:rPr>
-          <w:rFonts w:ascii="Courier New" w:eastAsia="Times New Roman" w:hAnsi="Courier New" w:cs="Courier New"/>
-          <w:sz w:val="20"/>
-          <w:szCs w:val="20"/>
-        </w:rPr>
-        <w:t>(1);</w:t>
-      </w:r>
-      <w:r>
-        <w:rPr>
-          <w:rFonts w:ascii="Courier New" w:eastAsia="Times New Roman" w:hAnsi="Courier New" w:cs="Courier New"/>
-          <w:sz w:val="20"/>
-          <w:szCs w:val="20"/>
-        </w:rPr>
-        <w:br/>
-        <w:t xml:space="preserve">        private Text word = new Text();</w:t>
-      </w:r>
-      <w:r>
-        <w:rPr>
-          <w:rFonts w:ascii="Courier New" w:eastAsia="Times New Roman" w:hAnsi="Courier New" w:cs="Courier New"/>
-          <w:sz w:val="20"/>
-          <w:szCs w:val="20"/>
-        </w:rPr>
-        <w:br/>
-      </w:r>
-      <w:r>
-        <w:rPr>
-          <w:rFonts w:ascii="Courier New" w:eastAsia="Times New Roman" w:hAnsi="Courier New" w:cs="Courier New"/>
-          <w:sz w:val="20"/>
-          <w:szCs w:val="20"/>
-        </w:rPr>
-        <w:br/>
-        <w:t xml:space="preserve">        public void map(Object key, Text value, Context </w:t>
-      </w:r>
-      <w:proofErr w:type="spellStart"/>
-      <w:r>
-        <w:rPr>
-          <w:rFonts w:ascii="Courier New" w:eastAsia="Times New Roman" w:hAnsi="Courier New" w:cs="Courier New"/>
-          <w:sz w:val="20"/>
-          <w:szCs w:val="20"/>
-        </w:rPr>
-        <w:t>context</w:t>
-      </w:r>
-      <w:proofErr w:type="spellEnd"/>
-      <w:r>
-        <w:rPr>
-          <w:rFonts w:ascii="Courier New" w:eastAsia="Times New Roman" w:hAnsi="Courier New" w:cs="Courier New"/>
-          <w:sz w:val="20"/>
-          <w:szCs w:val="20"/>
-        </w:rPr>
-        <w:br/>
-        <w:t xml:space="preserve">        ) throws </w:t>
-      </w:r>
-      <w:proofErr w:type="spellStart"/>
-      <w:r>
-        <w:rPr>
-          <w:rFonts w:ascii="Courier New" w:eastAsia="Times New Roman" w:hAnsi="Courier New" w:cs="Courier New"/>
-          <w:sz w:val="20"/>
-          <w:szCs w:val="20"/>
-        </w:rPr>
-        <w:t>IOException</w:t>
-      </w:r>
-      <w:proofErr w:type="spellEnd"/>
-      <w:r>
-        <w:rPr>
-          <w:rFonts w:ascii="Courier New" w:eastAsia="Times New Roman" w:hAnsi="Courier New" w:cs="Courier New"/>
-          <w:sz w:val="20"/>
-          <w:szCs w:val="20"/>
-        </w:rPr>
-        <w:t xml:space="preserve">, </w:t>
-      </w:r>
-      <w:proofErr w:type="spellStart"/>
-      <w:r>
-        <w:rPr>
-          <w:rFonts w:ascii="Courier New" w:eastAsia="Times New Roman" w:hAnsi="Courier New" w:cs="Courier New"/>
-          <w:sz w:val="20"/>
-          <w:szCs w:val="20"/>
-        </w:rPr>
-        <w:t>InterruptedException</w:t>
-      </w:r>
-      <w:proofErr w:type="spellEnd"/>
-      <w:r>
-        <w:rPr>
-          <w:rFonts w:ascii="Courier New" w:eastAsia="Times New Roman" w:hAnsi="Courier New" w:cs="Courier New"/>
-          <w:sz w:val="20"/>
-          <w:szCs w:val="20"/>
-        </w:rPr>
-        <w:t xml:space="preserve"> {</w:t>
-      </w:r>
-      <w:r>
-        <w:rPr>
-          <w:rFonts w:ascii="Courier New" w:eastAsia="Times New Roman" w:hAnsi="Courier New" w:cs="Courier New"/>
-          <w:sz w:val="20"/>
-          <w:szCs w:val="20"/>
-        </w:rPr>
-        <w:br/>
-        <w:t xml:space="preserve">            </w:t>
-      </w:r>
-      <w:proofErr w:type="spellStart"/>
-      <w:r>
-        <w:rPr>
-          <w:rFonts w:ascii="Courier New" w:eastAsia="Times New Roman" w:hAnsi="Courier New" w:cs="Courier New"/>
-          <w:sz w:val="20"/>
-          <w:szCs w:val="20"/>
-        </w:rPr>
-        <w:t>StringTokenizer</w:t>
-      </w:r>
-      <w:proofErr w:type="spellEnd"/>
-      <w:r>
-        <w:rPr>
-          <w:rFonts w:ascii="Courier New" w:eastAsia="Times New Roman" w:hAnsi="Courier New" w:cs="Courier New"/>
-          <w:sz w:val="20"/>
-          <w:szCs w:val="20"/>
+          <w:b/>
+          <w:sz w:val="28"/>
+          <w:szCs w:val="28"/>
+        </w:rPr>
+      </w:pPr>
+      <w:proofErr w:type="spellStart"/>
+      <w:proofErr w:type="gramStart"/>
+      <w:r>
+        <w:rPr>
+          <w:rFonts w:ascii="Courier New" w:eastAsia="Times New Roman" w:hAnsi="Courier New" w:cs="Courier New"/>
+          <w:b/>
+          <w:sz w:val="28"/>
+          <w:szCs w:val="28"/>
+        </w:rPr>
+        <w:t>src</w:t>
+      </w:r>
+      <w:proofErr w:type="spellEnd"/>
+      <w:proofErr w:type="gramEnd"/>
+      <w:r>
+        <w:rPr>
+          <w:rFonts w:ascii="Courier New" w:eastAsia="Times New Roman" w:hAnsi="Courier New" w:cs="Courier New"/>
+          <w:b/>
+          <w:sz w:val="28"/>
+          <w:szCs w:val="28"/>
+        </w:rPr>
+        <w:t>- right click , new –</w:t>
+      </w:r>
+      <w:r>
+        <w:rPr>
+          <w:rFonts w:ascii="Courier New" w:eastAsia="Times New Roman" w:hAnsi="Courier New" w:cs="Courier New"/>
+          <w:b/>
+          <w:sz w:val="28"/>
+          <w:szCs w:val="28"/>
         </w:rPr>
         <w:t xml:space="preserve"> </w:t>
       </w:r>
@@ -4432,1726 +3830,13 @@
       <w:r>
         <w:rPr>
           <w:rFonts w:ascii="Courier New" w:eastAsia="Times New Roman" w:hAnsi="Courier New" w:cs="Courier New"/>
-          <w:sz w:val="20"/>
-          <w:szCs w:val="20"/>
-        </w:rPr>
-        <w:t>itr</w:t>
-      </w:r>
-      <w:proofErr w:type="spellEnd"/>
-      <w:r>
-        <w:rPr>
-          <w:rFonts w:ascii="Courier New" w:eastAsia="Times New Roman" w:hAnsi="Courier New" w:cs="Courier New"/>
-          <w:sz w:val="20"/>
-          <w:szCs w:val="20"/>
-        </w:rPr>
-        <w:t xml:space="preserve"> = new </w:t>
-      </w:r>
-      <w:proofErr w:type="spellStart"/>
-      <w:r>
-        <w:rPr>
-          <w:rFonts w:ascii="Courier New" w:eastAsia="Times New Roman" w:hAnsi="Courier New" w:cs="Courier New"/>
-          <w:sz w:val="20"/>
-          <w:szCs w:val="20"/>
-        </w:rPr>
-        <w:t>StringTokenizer</w:t>
-      </w:r>
-      <w:proofErr w:type="spellEnd"/>
-      <w:r>
-        <w:rPr>
-          <w:rFonts w:ascii="Courier New" w:eastAsia="Times New Roman" w:hAnsi="Courier New" w:cs="Courier New"/>
-          <w:sz w:val="20"/>
-          <w:szCs w:val="20"/>
-        </w:rPr>
-        <w:t>(</w:t>
-      </w:r>
-      <w:proofErr w:type="spellStart"/>
-      <w:r>
-        <w:rPr>
-          <w:rFonts w:ascii="Courier New" w:eastAsia="Times New Roman" w:hAnsi="Courier New" w:cs="Courier New"/>
-          <w:sz w:val="20"/>
-          <w:szCs w:val="20"/>
-        </w:rPr>
-        <w:t>value.toString</w:t>
-      </w:r>
-      <w:proofErr w:type="spellEnd"/>
-      <w:r>
-        <w:rPr>
-          <w:rFonts w:ascii="Courier New" w:eastAsia="Times New Roman" w:hAnsi="Courier New" w:cs="Courier New"/>
-          <w:sz w:val="20"/>
-          <w:szCs w:val="20"/>
-        </w:rPr>
-        <w:t>());</w:t>
-      </w:r>
-      <w:r>
-        <w:rPr>
-          <w:rFonts w:ascii="Courier New" w:eastAsia="Times New Roman" w:hAnsi="Courier New" w:cs="Courier New"/>
-          <w:sz w:val="20"/>
-          <w:szCs w:val="20"/>
-        </w:rPr>
-        <w:br/>
-        <w:t xml:space="preserve">            while (</w:t>
-      </w:r>
-      <w:proofErr w:type="spellStart"/>
-      <w:r>
-        <w:rPr>
-          <w:rFonts w:ascii="Courier New" w:eastAsia="Times New Roman" w:hAnsi="Courier New" w:cs="Courier New"/>
-          <w:sz w:val="20"/>
-          <w:szCs w:val="20"/>
-        </w:rPr>
-        <w:t>itr.hasMoreTokens</w:t>
-      </w:r>
-      <w:proofErr w:type="spellEnd"/>
-      <w:r>
-        <w:rPr>
-          <w:rFonts w:ascii="Courier New" w:eastAsia="Times New Roman" w:hAnsi="Courier New" w:cs="Courier New"/>
-          <w:sz w:val="20"/>
-          <w:szCs w:val="20"/>
-        </w:rPr>
-        <w:t>()) {</w:t>
-      </w:r>
-      <w:r>
-        <w:rPr>
-          <w:rFonts w:ascii="Courier New" w:eastAsia="Times New Roman" w:hAnsi="Courier New" w:cs="Courier New"/>
-          <w:sz w:val="20"/>
-          <w:szCs w:val="20"/>
-        </w:rPr>
-        <w:br/>
-      </w:r>
-      <w:r>
-        <w:rPr>
-          <w:rFonts w:ascii="Courier New" w:eastAsia="Times New Roman" w:hAnsi="Courier New" w:cs="Courier New"/>
-          <w:sz w:val="20"/>
-          <w:szCs w:val="20"/>
-        </w:rPr>
-        <w:lastRenderedPageBreak/>
-        <w:t xml:space="preserve">                </w:t>
-      </w:r>
-      <w:proofErr w:type="spellStart"/>
-      <w:r>
-        <w:rPr>
-          <w:rFonts w:ascii="Courier New" w:eastAsia="Times New Roman" w:hAnsi="Courier New" w:cs="Courier New"/>
-          <w:sz w:val="20"/>
-          <w:szCs w:val="20"/>
-        </w:rPr>
-        <w:t>word.set</w:t>
-      </w:r>
-      <w:proofErr w:type="spellEnd"/>
-      <w:r>
-        <w:rPr>
-          <w:rFonts w:ascii="Courier New" w:eastAsia="Times New Roman" w:hAnsi="Courier New" w:cs="Courier New"/>
-          <w:sz w:val="20"/>
-          <w:szCs w:val="20"/>
-        </w:rPr>
-        <w:t>(</w:t>
-      </w:r>
-      <w:proofErr w:type="spellStart"/>
-      <w:r>
-        <w:rPr>
-          <w:rFonts w:ascii="Courier New" w:eastAsia="Times New Roman" w:hAnsi="Courier New" w:cs="Courier New"/>
-          <w:sz w:val="20"/>
-          <w:szCs w:val="20"/>
-        </w:rPr>
-        <w:t>itr.nextToken</w:t>
-      </w:r>
-      <w:proofErr w:type="spellEnd"/>
-      <w:r>
-        <w:rPr>
-          <w:rFonts w:ascii="Courier New" w:eastAsia="Times New Roman" w:hAnsi="Courier New" w:cs="Courier New"/>
-          <w:sz w:val="20"/>
-          <w:szCs w:val="20"/>
-        </w:rPr>
-        <w:t>().</w:t>
-      </w:r>
-      <w:proofErr w:type="spellStart"/>
-      <w:r>
-        <w:rPr>
-          <w:rFonts w:ascii="Courier New" w:eastAsia="Times New Roman" w:hAnsi="Courier New" w:cs="Courier New"/>
-          <w:sz w:val="20"/>
-          <w:szCs w:val="20"/>
-        </w:rPr>
-        <w:t>replaceAll</w:t>
-      </w:r>
-      <w:proofErr w:type="spellEnd"/>
-      <w:r>
-        <w:rPr>
-          <w:rFonts w:ascii="Courier New" w:eastAsia="Times New Roman" w:hAnsi="Courier New" w:cs="Courier New"/>
-          <w:sz w:val="20"/>
-          <w:szCs w:val="20"/>
-        </w:rPr>
-        <w:t>("[^a-</w:t>
-      </w:r>
-      <w:proofErr w:type="spellStart"/>
-      <w:r>
-        <w:rPr>
-          <w:rFonts w:ascii="Courier New" w:eastAsia="Times New Roman" w:hAnsi="Courier New" w:cs="Courier New"/>
-          <w:sz w:val="20"/>
-          <w:szCs w:val="20"/>
-        </w:rPr>
-        <w:t>zA</w:t>
-      </w:r>
-      <w:proofErr w:type="spellEnd"/>
-      <w:r>
-        <w:rPr>
-          <w:rFonts w:ascii="Courier New" w:eastAsia="Times New Roman" w:hAnsi="Courier New" w:cs="Courier New"/>
-          <w:sz w:val="20"/>
-          <w:szCs w:val="20"/>
-        </w:rPr>
-        <w:t>-Z]", "").</w:t>
-      </w:r>
-      <w:proofErr w:type="spellStart"/>
-      <w:r>
-        <w:rPr>
-          <w:rFonts w:ascii="Courier New" w:eastAsia="Times New Roman" w:hAnsi="Courier New" w:cs="Courier New"/>
-          <w:sz w:val="20"/>
-          <w:szCs w:val="20"/>
-        </w:rPr>
-        <w:t>toLowerCase</w:t>
-      </w:r>
-      <w:proofErr w:type="spellEnd"/>
-      <w:r>
-        <w:rPr>
-          <w:rFonts w:ascii="Courier New" w:eastAsia="Times New Roman" w:hAnsi="Courier New" w:cs="Courier New"/>
-          <w:sz w:val="20"/>
-          <w:szCs w:val="20"/>
-        </w:rPr>
-        <w:t>());</w:t>
-      </w:r>
-      <w:r>
-        <w:rPr>
-          <w:rFonts w:ascii="Courier New" w:eastAsia="Times New Roman" w:hAnsi="Courier New" w:cs="Courier New"/>
-          <w:sz w:val="20"/>
-          <w:szCs w:val="20"/>
-        </w:rPr>
-        <w:br/>
-        <w:t xml:space="preserve">                </w:t>
-      </w:r>
-      <w:proofErr w:type="spellStart"/>
-      <w:r>
-        <w:rPr>
-          <w:rFonts w:ascii="Courier New" w:eastAsia="Times New Roman" w:hAnsi="Courier New" w:cs="Courier New"/>
-          <w:sz w:val="20"/>
-          <w:szCs w:val="20"/>
-        </w:rPr>
-        <w:t>context.write</w:t>
-      </w:r>
-      <w:proofErr w:type="spellEnd"/>
-      <w:r>
-        <w:rPr>
-          <w:rFonts w:ascii="Courier New" w:eastAsia="Times New Roman" w:hAnsi="Courier New" w:cs="Courier New"/>
-          <w:sz w:val="20"/>
-          <w:szCs w:val="20"/>
-        </w:rPr>
-        <w:t>(word, one);</w:t>
-      </w:r>
-      <w:r>
-        <w:rPr>
-          <w:rFonts w:ascii="Courier New" w:eastAsia="Times New Roman" w:hAnsi="Courier New" w:cs="Courier New"/>
-          <w:sz w:val="20"/>
-          <w:szCs w:val="20"/>
-        </w:rPr>
-        <w:br/>
-        <w:t xml:space="preserve">            }</w:t>
-      </w:r>
-      <w:r>
-        <w:rPr>
-          <w:rFonts w:ascii="Courier New" w:eastAsia="Times New Roman" w:hAnsi="Courier New" w:cs="Courier New"/>
-          <w:sz w:val="20"/>
-          <w:szCs w:val="20"/>
-        </w:rPr>
-        <w:br/>
-        <w:t xml:space="preserve">        }</w:t>
-      </w:r>
-      <w:r>
-        <w:rPr>
-          <w:rFonts w:ascii="Courier New" w:eastAsia="Times New Roman" w:hAnsi="Courier New" w:cs="Courier New"/>
-          <w:sz w:val="20"/>
-          <w:szCs w:val="20"/>
-        </w:rPr>
-        <w:br/>
-        <w:t xml:space="preserve">    }</w:t>
-      </w:r>
-      <w:r>
-        <w:rPr>
-          <w:rFonts w:ascii="Courier New" w:eastAsia="Times New Roman" w:hAnsi="Courier New" w:cs="Courier New"/>
-          <w:sz w:val="20"/>
-          <w:szCs w:val="20"/>
-        </w:rPr>
-        <w:br/>
-      </w:r>
-      <w:r>
-        <w:rPr>
-          <w:rFonts w:ascii="Courier New" w:eastAsia="Times New Roman" w:hAnsi="Courier New" w:cs="Courier New"/>
-          <w:sz w:val="20"/>
-          <w:szCs w:val="20"/>
-        </w:rPr>
-        <w:br/>
-        <w:t xml:space="preserve">    public static class </w:t>
-      </w:r>
-      <w:proofErr w:type="spellStart"/>
-      <w:r>
-        <w:rPr>
-          <w:rFonts w:ascii="Courier New" w:eastAsia="Times New Roman" w:hAnsi="Courier New" w:cs="Courier New"/>
-          <w:sz w:val="20"/>
-          <w:szCs w:val="20"/>
-        </w:rPr>
-        <w:t>IntSumReducer</w:t>
-      </w:r>
-      <w:proofErr w:type="spellEnd"/>
-      <w:r>
-        <w:rPr>
-          <w:rFonts w:ascii="Courier New" w:eastAsia="Times New Roman" w:hAnsi="Courier New" w:cs="Courier New"/>
-          <w:sz w:val="20"/>
-          <w:szCs w:val="20"/>
-        </w:rPr>
-        <w:br/>
-        <w:t xml:space="preserve">            extends Reducer&lt;Text, </w:t>
-      </w:r>
-      <w:proofErr w:type="spellStart"/>
-      <w:r>
-        <w:rPr>
-          <w:rFonts w:ascii="Courier New" w:eastAsia="Times New Roman" w:hAnsi="Courier New" w:cs="Courier New"/>
-          <w:sz w:val="20"/>
-          <w:szCs w:val="20"/>
-        </w:rPr>
-        <w:t>IntWritable</w:t>
-      </w:r>
-      <w:proofErr w:type="spellEnd"/>
-      <w:r>
-        <w:rPr>
-          <w:rFonts w:ascii="Courier New" w:eastAsia="Times New Roman" w:hAnsi="Courier New" w:cs="Courier New"/>
-          <w:sz w:val="20"/>
-          <w:szCs w:val="20"/>
-        </w:rPr>
-        <w:t xml:space="preserve">, Text, </w:t>
-      </w:r>
-      <w:proofErr w:type="spellStart"/>
-      <w:r>
-        <w:rPr>
-          <w:rFonts w:ascii="Courier New" w:eastAsia="Times New Roman" w:hAnsi="Courier New" w:cs="Courier New"/>
-          <w:sz w:val="20"/>
-          <w:szCs w:val="20"/>
-        </w:rPr>
-        <w:t>IntWritable</w:t>
-      </w:r>
-      <w:proofErr w:type="spellEnd"/>
-      <w:r>
-        <w:rPr>
-          <w:rFonts w:ascii="Courier New" w:eastAsia="Times New Roman" w:hAnsi="Courier New" w:cs="Courier New"/>
-          <w:sz w:val="20"/>
-          <w:szCs w:val="20"/>
-        </w:rPr>
-        <w:t>&gt; {</w:t>
-      </w:r>
-      <w:r>
-        <w:rPr>
-          <w:rFonts w:ascii="Courier New" w:eastAsia="Times New Roman" w:hAnsi="Courier New" w:cs="Courier New"/>
-          <w:sz w:val="20"/>
-          <w:szCs w:val="20"/>
-        </w:rPr>
-        <w:br/>
-        <w:t xml:space="preserve">        private </w:t>
-      </w:r>
-      <w:proofErr w:type="spellStart"/>
-      <w:r>
-        <w:rPr>
-          <w:rFonts w:ascii="Courier New" w:eastAsia="Times New Roman" w:hAnsi="Courier New" w:cs="Courier New"/>
-          <w:sz w:val="20"/>
-          <w:szCs w:val="20"/>
-        </w:rPr>
-        <w:t>IntWritable</w:t>
-      </w:r>
-      <w:proofErr w:type="spellEnd"/>
-      <w:r>
-        <w:rPr>
-          <w:rFonts w:ascii="Courier New" w:eastAsia="Times New Roman" w:hAnsi="Courier New" w:cs="Courier New"/>
-          <w:sz w:val="20"/>
-          <w:szCs w:val="20"/>
-        </w:rPr>
-        <w:t xml:space="preserve"> result = new </w:t>
-      </w:r>
-      <w:proofErr w:type="spellStart"/>
-      <w:r>
-        <w:rPr>
-          <w:rFonts w:ascii="Courier New" w:eastAsia="Times New Roman" w:hAnsi="Courier New" w:cs="Courier New"/>
-          <w:sz w:val="20"/>
-          <w:szCs w:val="20"/>
-        </w:rPr>
-        <w:t>IntWritable</w:t>
-      </w:r>
-      <w:proofErr w:type="spellEnd"/>
-      <w:r>
-        <w:rPr>
-          <w:rFonts w:ascii="Courier New" w:eastAsia="Times New Roman" w:hAnsi="Courier New" w:cs="Courier New"/>
-          <w:sz w:val="20"/>
-          <w:szCs w:val="20"/>
-        </w:rPr>
-        <w:t>();</w:t>
-      </w:r>
-      <w:r>
-        <w:rPr>
-          <w:rFonts w:ascii="Courier New" w:eastAsia="Times New Roman" w:hAnsi="Courier New" w:cs="Courier New"/>
-          <w:sz w:val="20"/>
-          <w:szCs w:val="20"/>
-        </w:rPr>
-        <w:br/>
-      </w:r>
-      <w:r>
-        <w:rPr>
-          <w:rFonts w:ascii="Courier New" w:eastAsia="Times New Roman" w:hAnsi="Courier New" w:cs="Courier New"/>
-          <w:sz w:val="20"/>
-          <w:szCs w:val="20"/>
-        </w:rPr>
-        <w:br/>
-        <w:t xml:space="preserve">        public void reduce(Text key, </w:t>
-      </w:r>
-      <w:proofErr w:type="spellStart"/>
-      <w:r>
-        <w:rPr>
-          <w:rFonts w:ascii="Courier New" w:eastAsia="Times New Roman" w:hAnsi="Courier New" w:cs="Courier New"/>
-          <w:sz w:val="20"/>
-          <w:szCs w:val="20"/>
-        </w:rPr>
-        <w:t>Iterable</w:t>
-      </w:r>
-      <w:proofErr w:type="spellEnd"/>
-      <w:r>
-        <w:rPr>
-          <w:rFonts w:ascii="Courier New" w:eastAsia="Times New Roman" w:hAnsi="Courier New" w:cs="Courier New"/>
-          <w:sz w:val="20"/>
-          <w:szCs w:val="20"/>
-        </w:rPr>
-        <w:t>&lt;</w:t>
-      </w:r>
-      <w:proofErr w:type="spellStart"/>
-      <w:r>
-        <w:rPr>
-          <w:rFonts w:ascii="Courier New" w:eastAsia="Times New Roman" w:hAnsi="Courier New" w:cs="Courier New"/>
-          <w:sz w:val="20"/>
-          <w:szCs w:val="20"/>
-        </w:rPr>
-        <w:t>IntWritable</w:t>
-      </w:r>
-      <w:proofErr w:type="spellEnd"/>
-      <w:r>
-        <w:rPr>
-          <w:rFonts w:ascii="Courier New" w:eastAsia="Times New Roman" w:hAnsi="Courier New" w:cs="Courier New"/>
-          <w:sz w:val="20"/>
-          <w:szCs w:val="20"/>
-        </w:rPr>
-        <w:t>&gt; values,</w:t>
-      </w:r>
-      <w:r>
-        <w:rPr>
-          <w:rFonts w:ascii="Courier New" w:eastAsia="Times New Roman" w:hAnsi="Courier New" w:cs="Courier New"/>
-          <w:sz w:val="20"/>
-          <w:szCs w:val="20"/>
-        </w:rPr>
-        <w:br/>
-        <w:t xml:space="preserve">                           Context </w:t>
-      </w:r>
-      <w:proofErr w:type="spellStart"/>
-      <w:r>
-        <w:rPr>
-          <w:rFonts w:ascii="Courier New" w:eastAsia="Times New Roman" w:hAnsi="Courier New" w:cs="Courier New"/>
-          <w:sz w:val="20"/>
-          <w:szCs w:val="20"/>
-        </w:rPr>
-        <w:t>context</w:t>
-      </w:r>
-      <w:proofErr w:type="spellEnd"/>
-      <w:r>
-        <w:rPr>
-          <w:rFonts w:ascii="Courier New" w:eastAsia="Times New Roman" w:hAnsi="Courier New" w:cs="Courier New"/>
-          <w:sz w:val="20"/>
-          <w:szCs w:val="20"/>
-        </w:rPr>
-        <w:t xml:space="preserve">) throws </w:t>
-      </w:r>
-      <w:proofErr w:type="spellStart"/>
-      <w:r>
-        <w:rPr>
-          <w:rFonts w:ascii="Courier New" w:eastAsia="Times New Roman" w:hAnsi="Courier New" w:cs="Courier New"/>
-          <w:sz w:val="20"/>
-          <w:szCs w:val="20"/>
-        </w:rPr>
-        <w:t>IOException</w:t>
-      </w:r>
-      <w:proofErr w:type="spellEnd"/>
-      <w:r>
-        <w:rPr>
-          <w:rFonts w:ascii="Courier New" w:eastAsia="Times New Roman" w:hAnsi="Courier New" w:cs="Courier New"/>
-          <w:sz w:val="20"/>
-          <w:szCs w:val="20"/>
-        </w:rPr>
-        <w:t xml:space="preserve">, </w:t>
-      </w:r>
-      <w:proofErr w:type="spellStart"/>
-      <w:r>
-        <w:rPr>
-          <w:rFonts w:ascii="Courier New" w:eastAsia="Times New Roman" w:hAnsi="Courier New" w:cs="Courier New"/>
-          <w:sz w:val="20"/>
-          <w:szCs w:val="20"/>
-        </w:rPr>
-        <w:t>InterruptedException</w:t>
-      </w:r>
-      <w:proofErr w:type="spellEnd"/>
-      <w:r>
-        <w:rPr>
-          <w:rFonts w:ascii="Courier New" w:eastAsia="Times New Roman" w:hAnsi="Courier New" w:cs="Courier New"/>
-          <w:sz w:val="20"/>
-          <w:szCs w:val="20"/>
-        </w:rPr>
-        <w:t xml:space="preserve"> {</w:t>
-      </w:r>
-      <w:r>
-        <w:rPr>
-          <w:rFonts w:ascii="Courier New" w:eastAsia="Times New Roman" w:hAnsi="Courier New" w:cs="Courier New"/>
-          <w:sz w:val="20"/>
-          <w:szCs w:val="20"/>
-        </w:rPr>
-        <w:br/>
-        <w:t xml:space="preserve">            </w:t>
-      </w:r>
-      <w:proofErr w:type="spellStart"/>
-      <w:r>
-        <w:rPr>
-          <w:rFonts w:ascii="Courier New" w:eastAsia="Times New Roman" w:hAnsi="Courier New" w:cs="Courier New"/>
-          <w:sz w:val="20"/>
-          <w:szCs w:val="20"/>
-        </w:rPr>
-        <w:t>int</w:t>
-      </w:r>
-      <w:proofErr w:type="spellEnd"/>
-      <w:r>
-        <w:rPr>
-          <w:rFonts w:ascii="Courier New" w:eastAsia="Times New Roman" w:hAnsi="Courier New" w:cs="Courier New"/>
-          <w:sz w:val="20"/>
-          <w:szCs w:val="20"/>
-        </w:rPr>
-        <w:t xml:space="preserve"> sum = 0;</w:t>
-      </w:r>
-      <w:r>
-        <w:rPr>
-          <w:rFonts w:ascii="Courier New" w:eastAsia="Times New Roman" w:hAnsi="Courier New" w:cs="Courier New"/>
-          <w:sz w:val="20"/>
-          <w:szCs w:val="20"/>
-        </w:rPr>
-        <w:br/>
-        <w:t xml:space="preserve">            for (</w:t>
-      </w:r>
-      <w:proofErr w:type="spellStart"/>
-      <w:r>
-        <w:rPr>
-          <w:rFonts w:ascii="Courier New" w:eastAsia="Times New Roman" w:hAnsi="Courier New" w:cs="Courier New"/>
-          <w:sz w:val="20"/>
-          <w:szCs w:val="20"/>
-        </w:rPr>
-        <w:t>IntWritable</w:t>
-      </w:r>
-      <w:proofErr w:type="spellEnd"/>
-      <w:r>
-        <w:rPr>
-          <w:rFonts w:ascii="Courier New" w:eastAsia="Times New Roman" w:hAnsi="Courier New" w:cs="Courier New"/>
-          <w:sz w:val="20"/>
-          <w:szCs w:val="20"/>
-        </w:rPr>
-        <w:t xml:space="preserve"> </w:t>
-      </w:r>
-      <w:proofErr w:type="spellStart"/>
-      <w:r>
-        <w:rPr>
-          <w:rFonts w:ascii="Courier New" w:eastAsia="Times New Roman" w:hAnsi="Courier New" w:cs="Courier New"/>
-          <w:sz w:val="20"/>
-          <w:szCs w:val="20"/>
-        </w:rPr>
-        <w:t>val</w:t>
-      </w:r>
-      <w:proofErr w:type="spellEnd"/>
-      <w:r>
-        <w:rPr>
-          <w:rFonts w:ascii="Courier New" w:eastAsia="Times New Roman" w:hAnsi="Courier New" w:cs="Courier New"/>
-          <w:sz w:val="20"/>
-          <w:szCs w:val="20"/>
-        </w:rPr>
-        <w:t xml:space="preserve"> : values) sum += </w:t>
-      </w:r>
-      <w:proofErr w:type="spellStart"/>
-      <w:r>
-        <w:rPr>
-          <w:rFonts w:ascii="Courier New" w:eastAsia="Times New Roman" w:hAnsi="Courier New" w:cs="Courier New"/>
-          <w:sz w:val="20"/>
-          <w:szCs w:val="20"/>
-        </w:rPr>
-        <w:t>val.get</w:t>
-      </w:r>
-      <w:proofErr w:type="spellEnd"/>
-      <w:r>
-        <w:rPr>
-          <w:rFonts w:ascii="Courier New" w:eastAsia="Times New Roman" w:hAnsi="Courier New" w:cs="Courier New"/>
-          <w:sz w:val="20"/>
-          <w:szCs w:val="20"/>
-        </w:rPr>
-        <w:t>();</w:t>
-      </w:r>
-      <w:r>
-        <w:rPr>
-          <w:rFonts w:ascii="Courier New" w:eastAsia="Times New Roman" w:hAnsi="Courier New" w:cs="Courier New"/>
-          <w:sz w:val="20"/>
-          <w:szCs w:val="20"/>
-        </w:rPr>
-        <w:br/>
-        <w:t xml:space="preserve">            </w:t>
-      </w:r>
-      <w:proofErr w:type="spellStart"/>
-      <w:r>
-        <w:rPr>
-          <w:rFonts w:ascii="Courier New" w:eastAsia="Times New Roman" w:hAnsi="Courier New" w:cs="Courier New"/>
-          <w:sz w:val="20"/>
-          <w:szCs w:val="20"/>
-        </w:rPr>
-        <w:t>result.set</w:t>
-      </w:r>
-      <w:proofErr w:type="spellEnd"/>
-      <w:r>
-        <w:rPr>
-          <w:rFonts w:ascii="Courier New" w:eastAsia="Times New Roman" w:hAnsi="Courier New" w:cs="Courier New"/>
-          <w:sz w:val="20"/>
-          <w:szCs w:val="20"/>
-        </w:rPr>
-        <w:t>(sum);</w:t>
-      </w:r>
-      <w:r>
-        <w:rPr>
-          <w:rFonts w:ascii="Courier New" w:eastAsia="Times New Roman" w:hAnsi="Courier New" w:cs="Courier New"/>
-          <w:sz w:val="20"/>
-          <w:szCs w:val="20"/>
-        </w:rPr>
-        <w:br/>
-        <w:t xml:space="preserve">            </w:t>
-      </w:r>
-      <w:proofErr w:type="spellStart"/>
-      <w:r>
-        <w:rPr>
-          <w:rFonts w:ascii="Courier New" w:eastAsia="Times New Roman" w:hAnsi="Courier New" w:cs="Courier New"/>
-          <w:sz w:val="20"/>
-          <w:szCs w:val="20"/>
-        </w:rPr>
-        <w:t>context.write</w:t>
-      </w:r>
-      <w:proofErr w:type="spellEnd"/>
-      <w:r>
-        <w:rPr>
-          <w:rFonts w:ascii="Courier New" w:eastAsia="Times New Roman" w:hAnsi="Courier New" w:cs="Courier New"/>
-          <w:sz w:val="20"/>
-          <w:szCs w:val="20"/>
-        </w:rPr>
-        <w:t>(key, result);</w:t>
-      </w:r>
-      <w:r>
-        <w:rPr>
-          <w:rFonts w:ascii="Courier New" w:eastAsia="Times New Roman" w:hAnsi="Courier New" w:cs="Courier New"/>
-          <w:sz w:val="20"/>
-          <w:szCs w:val="20"/>
-        </w:rPr>
-        <w:br/>
-        <w:t xml:space="preserve">        }</w:t>
-      </w:r>
-      <w:r>
-        <w:rPr>
-          <w:rFonts w:ascii="Courier New" w:eastAsia="Times New Roman" w:hAnsi="Courier New" w:cs="Courier New"/>
-          <w:sz w:val="20"/>
-          <w:szCs w:val="20"/>
-        </w:rPr>
-        <w:br/>
-        <w:t xml:space="preserve">    }</w:t>
-      </w:r>
-      <w:r>
-        <w:rPr>
-          <w:rFonts w:ascii="Courier New" w:eastAsia="Times New Roman" w:hAnsi="Courier New" w:cs="Courier New"/>
-          <w:sz w:val="20"/>
-          <w:szCs w:val="20"/>
-        </w:rPr>
-        <w:br/>
-      </w:r>
-      <w:r>
-        <w:rPr>
-          <w:rFonts w:ascii="Courier New" w:eastAsia="Times New Roman" w:hAnsi="Courier New" w:cs="Courier New"/>
-          <w:sz w:val="20"/>
-          <w:szCs w:val="20"/>
-        </w:rPr>
-        <w:br/>
-        <w:t xml:space="preserve">    public static void main(String[] </w:t>
-      </w:r>
-      <w:proofErr w:type="spellStart"/>
-      <w:r>
-        <w:rPr>
-          <w:rFonts w:ascii="Courier New" w:eastAsia="Times New Roman" w:hAnsi="Courier New" w:cs="Courier New"/>
-          <w:sz w:val="20"/>
-          <w:szCs w:val="20"/>
-        </w:rPr>
-        <w:t>args</w:t>
-      </w:r>
-      <w:proofErr w:type="spellEnd"/>
-      <w:r>
-        <w:rPr>
-          <w:rFonts w:ascii="Courier New" w:eastAsia="Times New Roman" w:hAnsi="Courier New" w:cs="Courier New"/>
-          <w:sz w:val="20"/>
-          <w:szCs w:val="20"/>
-        </w:rPr>
-        <w:t>) throws Exception {</w:t>
-      </w:r>
-      <w:r>
-        <w:rPr>
-          <w:rFonts w:ascii="Courier New" w:eastAsia="Times New Roman" w:hAnsi="Courier New" w:cs="Courier New"/>
-          <w:sz w:val="20"/>
-          <w:szCs w:val="20"/>
-        </w:rPr>
-        <w:br/>
-        <w:t xml:space="preserve">        Configuration conf = new Configuration();</w:t>
-      </w:r>
-      <w:r>
-        <w:rPr>
-          <w:rFonts w:ascii="Courier New" w:eastAsia="Times New Roman" w:hAnsi="Courier New" w:cs="Courier New"/>
-          <w:sz w:val="20"/>
-          <w:szCs w:val="20"/>
-        </w:rPr>
-        <w:br/>
-        <w:t xml:space="preserve">        Job </w:t>
-      </w:r>
-      <w:proofErr w:type="spellStart"/>
-      <w:r>
-        <w:rPr>
-          <w:rFonts w:ascii="Courier New" w:eastAsia="Times New Roman" w:hAnsi="Courier New" w:cs="Courier New"/>
-          <w:sz w:val="20"/>
-          <w:szCs w:val="20"/>
-        </w:rPr>
-        <w:t>job</w:t>
-      </w:r>
-      <w:proofErr w:type="spellEnd"/>
-      <w:r>
-        <w:rPr>
-          <w:rFonts w:ascii="Courier New" w:eastAsia="Times New Roman" w:hAnsi="Courier New" w:cs="Courier New"/>
-          <w:sz w:val="20"/>
-          <w:szCs w:val="20"/>
-        </w:rPr>
-        <w:t xml:space="preserve"> = </w:t>
-      </w:r>
-      <w:proofErr w:type="spellStart"/>
-      <w:r>
-        <w:rPr>
-          <w:rFonts w:ascii="Courier New" w:eastAsia="Times New Roman" w:hAnsi="Courier New" w:cs="Courier New"/>
-          <w:sz w:val="20"/>
-          <w:szCs w:val="20"/>
-        </w:rPr>
-        <w:t>Job.getInstance</w:t>
-      </w:r>
-      <w:proofErr w:type="spellEnd"/>
-      <w:r>
-        <w:rPr>
-          <w:rFonts w:ascii="Courier New" w:eastAsia="Times New Roman" w:hAnsi="Courier New" w:cs="Courier New"/>
-          <w:sz w:val="20"/>
-          <w:szCs w:val="20"/>
-        </w:rPr>
-        <w:t>(conf, "word count");</w:t>
-      </w:r>
-      <w:r>
-        <w:rPr>
-          <w:rFonts w:ascii="Courier New" w:eastAsia="Times New Roman" w:hAnsi="Courier New" w:cs="Courier New"/>
-          <w:sz w:val="20"/>
-          <w:szCs w:val="20"/>
-        </w:rPr>
-        <w:br/>
-        <w:t xml:space="preserve">        </w:t>
-      </w:r>
-      <w:proofErr w:type="spellStart"/>
-      <w:r>
-        <w:rPr>
-          <w:rFonts w:ascii="Courier New" w:eastAsia="Times New Roman" w:hAnsi="Courier New" w:cs="Courier New"/>
-          <w:sz w:val="20"/>
-          <w:szCs w:val="20"/>
-        </w:rPr>
-        <w:t>job.setJarByClass</w:t>
-      </w:r>
-      <w:proofErr w:type="spellEnd"/>
-      <w:r>
-        <w:rPr>
-          <w:rFonts w:ascii="Courier New" w:eastAsia="Times New Roman" w:hAnsi="Courier New" w:cs="Courier New"/>
-          <w:sz w:val="20"/>
-          <w:szCs w:val="20"/>
-        </w:rPr>
-        <w:t>(</w:t>
-      </w:r>
-      <w:proofErr w:type="spellStart"/>
-      <w:r>
-        <w:rPr>
-          <w:rFonts w:ascii="Courier New" w:eastAsia="Times New Roman" w:hAnsi="Courier New" w:cs="Courier New"/>
-          <w:sz w:val="20"/>
-          <w:szCs w:val="20"/>
-        </w:rPr>
-        <w:t>WordCount.class</w:t>
-      </w:r>
-      <w:proofErr w:type="spellEnd"/>
-      <w:r>
-        <w:rPr>
-          <w:rFonts w:ascii="Courier New" w:eastAsia="Times New Roman" w:hAnsi="Courier New" w:cs="Courier New"/>
-          <w:sz w:val="20"/>
-          <w:szCs w:val="20"/>
-        </w:rPr>
-        <w:t>);</w:t>
-      </w:r>
-      <w:r>
-        <w:rPr>
-          <w:rFonts w:ascii="Courier New" w:eastAsia="Times New Roman" w:hAnsi="Courier New" w:cs="Courier New"/>
-          <w:sz w:val="20"/>
-          <w:szCs w:val="20"/>
-        </w:rPr>
-        <w:br/>
-        <w:t xml:space="preserve">        </w:t>
-      </w:r>
-      <w:proofErr w:type="spellStart"/>
-      <w:r>
-        <w:rPr>
-          <w:rFonts w:ascii="Courier New" w:eastAsia="Times New Roman" w:hAnsi="Courier New" w:cs="Courier New"/>
-          <w:sz w:val="20"/>
-          <w:szCs w:val="20"/>
-        </w:rPr>
-        <w:t>job.setMapperClass</w:t>
-      </w:r>
-      <w:proofErr w:type="spellEnd"/>
-      <w:r>
-        <w:rPr>
-          <w:rFonts w:ascii="Courier New" w:eastAsia="Times New Roman" w:hAnsi="Courier New" w:cs="Courier New"/>
-          <w:sz w:val="20"/>
-          <w:szCs w:val="20"/>
-        </w:rPr>
-        <w:t>(</w:t>
-      </w:r>
-      <w:proofErr w:type="spellStart"/>
-      <w:r>
-        <w:rPr>
-          <w:rFonts w:ascii="Courier New" w:eastAsia="Times New Roman" w:hAnsi="Courier New" w:cs="Courier New"/>
-          <w:sz w:val="20"/>
-          <w:szCs w:val="20"/>
-        </w:rPr>
-        <w:t>TokenizerMapper.class</w:t>
-      </w:r>
-      <w:proofErr w:type="spellEnd"/>
-      <w:r>
-        <w:rPr>
-          <w:rFonts w:ascii="Courier New" w:eastAsia="Times New Roman" w:hAnsi="Courier New" w:cs="Courier New"/>
-          <w:sz w:val="20"/>
-          <w:szCs w:val="20"/>
-        </w:rPr>
-        <w:t>);</w:t>
-      </w:r>
-      <w:r>
-        <w:rPr>
-          <w:rFonts w:ascii="Courier New" w:eastAsia="Times New Roman" w:hAnsi="Courier New" w:cs="Courier New"/>
-          <w:sz w:val="20"/>
-          <w:szCs w:val="20"/>
-        </w:rPr>
-        <w:br/>
-        <w:t xml:space="preserve">        </w:t>
-      </w:r>
-      <w:proofErr w:type="spellStart"/>
-      <w:r>
-        <w:rPr>
-          <w:rFonts w:ascii="Courier New" w:eastAsia="Times New Roman" w:hAnsi="Courier New" w:cs="Courier New"/>
-          <w:sz w:val="20"/>
-          <w:szCs w:val="20"/>
-        </w:rPr>
-        <w:t>job.setCombinerClass</w:t>
-      </w:r>
-      <w:proofErr w:type="spellEnd"/>
-      <w:r>
-        <w:rPr>
-          <w:rFonts w:ascii="Courier New" w:eastAsia="Times New Roman" w:hAnsi="Courier New" w:cs="Courier New"/>
-          <w:sz w:val="20"/>
-          <w:szCs w:val="20"/>
-        </w:rPr>
-        <w:t>(</w:t>
-      </w:r>
-      <w:proofErr w:type="spellStart"/>
-      <w:r>
-        <w:rPr>
-          <w:rFonts w:ascii="Courier New" w:eastAsia="Times New Roman" w:hAnsi="Courier New" w:cs="Courier New"/>
-          <w:sz w:val="20"/>
-          <w:szCs w:val="20"/>
-        </w:rPr>
-        <w:t>IntSumReducer.class</w:t>
-      </w:r>
-      <w:proofErr w:type="spellEnd"/>
-      <w:r>
-        <w:rPr>
-          <w:rFonts w:ascii="Courier New" w:eastAsia="Times New Roman" w:hAnsi="Courier New" w:cs="Courier New"/>
-          <w:sz w:val="20"/>
-          <w:szCs w:val="20"/>
-        </w:rPr>
-        <w:t>);</w:t>
-      </w:r>
-      <w:r>
-        <w:rPr>
-          <w:rFonts w:ascii="Courier New" w:eastAsia="Times New Roman" w:hAnsi="Courier New" w:cs="Courier New"/>
-          <w:sz w:val="20"/>
-          <w:szCs w:val="20"/>
-        </w:rPr>
-        <w:br/>
-        <w:t xml:space="preserve">        </w:t>
-      </w:r>
-      <w:proofErr w:type="spellStart"/>
-      <w:r>
-        <w:rPr>
-          <w:rFonts w:ascii="Courier New" w:eastAsia="Times New Roman" w:hAnsi="Courier New" w:cs="Courier New"/>
-          <w:sz w:val="20"/>
-          <w:szCs w:val="20"/>
-        </w:rPr>
-        <w:t>job.setReducerClass</w:t>
-      </w:r>
-      <w:proofErr w:type="spellEnd"/>
-      <w:r>
-        <w:rPr>
-          <w:rFonts w:ascii="Courier New" w:eastAsia="Times New Roman" w:hAnsi="Courier New" w:cs="Courier New"/>
-          <w:sz w:val="20"/>
-          <w:szCs w:val="20"/>
-        </w:rPr>
-        <w:t>(</w:t>
-      </w:r>
-      <w:proofErr w:type="spellStart"/>
-      <w:r>
-        <w:rPr>
-          <w:rFonts w:ascii="Courier New" w:eastAsia="Times New Roman" w:hAnsi="Courier New" w:cs="Courier New"/>
-          <w:sz w:val="20"/>
-          <w:szCs w:val="20"/>
-        </w:rPr>
-        <w:t>IntSumReducer.class</w:t>
-      </w:r>
-      <w:proofErr w:type="spellEnd"/>
-      <w:r>
-        <w:rPr>
-          <w:rFonts w:ascii="Courier New" w:eastAsia="Times New Roman" w:hAnsi="Courier New" w:cs="Courier New"/>
-          <w:sz w:val="20"/>
-          <w:szCs w:val="20"/>
-        </w:rPr>
-        <w:t>);</w:t>
-      </w:r>
-      <w:r>
-        <w:rPr>
-          <w:rFonts w:ascii="Courier New" w:eastAsia="Times New Roman" w:hAnsi="Courier New" w:cs="Courier New"/>
-          <w:sz w:val="20"/>
-          <w:szCs w:val="20"/>
-        </w:rPr>
-        <w:br/>
-        <w:t xml:space="preserve">        </w:t>
-      </w:r>
-      <w:proofErr w:type="spellStart"/>
-      <w:r>
-        <w:rPr>
-          <w:rFonts w:ascii="Courier New" w:eastAsia="Times New Roman" w:hAnsi="Courier New" w:cs="Courier New"/>
-          <w:sz w:val="20"/>
-          <w:szCs w:val="20"/>
-        </w:rPr>
-        <w:t>job.setOutputKeyClass</w:t>
-      </w:r>
-      <w:proofErr w:type="spellEnd"/>
-      <w:r>
-        <w:rPr>
-          <w:rFonts w:ascii="Courier New" w:eastAsia="Times New Roman" w:hAnsi="Courier New" w:cs="Courier New"/>
-          <w:sz w:val="20"/>
-          <w:szCs w:val="20"/>
-        </w:rPr>
-        <w:t>(</w:t>
-      </w:r>
-      <w:proofErr w:type="spellStart"/>
-      <w:r>
-        <w:rPr>
-          <w:rFonts w:ascii="Courier New" w:eastAsia="Times New Roman" w:hAnsi="Courier New" w:cs="Courier New"/>
-          <w:sz w:val="20"/>
-          <w:szCs w:val="20"/>
-        </w:rPr>
-        <w:t>Text.class</w:t>
-      </w:r>
-      <w:proofErr w:type="spellEnd"/>
-      <w:r>
-        <w:rPr>
-          <w:rFonts w:ascii="Courier New" w:eastAsia="Times New Roman" w:hAnsi="Courier New" w:cs="Courier New"/>
-          <w:sz w:val="20"/>
-          <w:szCs w:val="20"/>
-        </w:rPr>
-        <w:t>);</w:t>
-      </w:r>
-      <w:r>
-        <w:rPr>
-          <w:rFonts w:ascii="Courier New" w:eastAsia="Times New Roman" w:hAnsi="Courier New" w:cs="Courier New"/>
-          <w:sz w:val="20"/>
-          <w:szCs w:val="20"/>
-        </w:rPr>
-        <w:br/>
-        <w:t xml:space="preserve">        </w:t>
-      </w:r>
-      <w:proofErr w:type="spellStart"/>
-      <w:r>
-        <w:rPr>
-          <w:rFonts w:ascii="Courier New" w:eastAsia="Times New Roman" w:hAnsi="Courier New" w:cs="Courier New"/>
-          <w:sz w:val="20"/>
-          <w:szCs w:val="20"/>
-        </w:rPr>
-        <w:t>job.setOutputValueClass</w:t>
-      </w:r>
-      <w:proofErr w:type="spellEnd"/>
-      <w:r>
-        <w:rPr>
-          <w:rFonts w:ascii="Courier New" w:eastAsia="Times New Roman" w:hAnsi="Courier New" w:cs="Courier New"/>
-          <w:sz w:val="20"/>
-          <w:szCs w:val="20"/>
-        </w:rPr>
-        <w:t>(</w:t>
-      </w:r>
-      <w:proofErr w:type="spellStart"/>
-      <w:r>
-        <w:rPr>
-          <w:rFonts w:ascii="Courier New" w:eastAsia="Times New Roman" w:hAnsi="Courier New" w:cs="Courier New"/>
-          <w:sz w:val="20"/>
-          <w:szCs w:val="20"/>
-        </w:rPr>
-        <w:t>IntWritable.class</w:t>
-      </w:r>
-      <w:proofErr w:type="spellEnd"/>
-      <w:r>
-        <w:rPr>
-          <w:rFonts w:ascii="Courier New" w:eastAsia="Times New Roman" w:hAnsi="Courier New" w:cs="Courier New"/>
-          <w:sz w:val="20"/>
-          <w:szCs w:val="20"/>
-        </w:rPr>
-        <w:t>);</w:t>
-      </w:r>
-      <w:r>
-        <w:rPr>
-          <w:rFonts w:ascii="Courier New" w:eastAsia="Times New Roman" w:hAnsi="Courier New" w:cs="Courier New"/>
-          <w:sz w:val="20"/>
-          <w:szCs w:val="20"/>
-        </w:rPr>
-        <w:br/>
-        <w:t xml:space="preserve">        </w:t>
-      </w:r>
-      <w:proofErr w:type="spellStart"/>
-      <w:r>
-        <w:rPr>
-          <w:rFonts w:ascii="Courier New" w:eastAsia="Times New Roman" w:hAnsi="Courier New" w:cs="Courier New"/>
-          <w:sz w:val="20"/>
-          <w:szCs w:val="20"/>
-        </w:rPr>
-        <w:t>FileInputFormat.addInputPath</w:t>
-      </w:r>
-      <w:proofErr w:type="spellEnd"/>
-      <w:r>
-        <w:rPr>
-          <w:rFonts w:ascii="Courier New" w:eastAsia="Times New Roman" w:hAnsi="Courier New" w:cs="Courier New"/>
-          <w:sz w:val="20"/>
-          <w:szCs w:val="20"/>
-        </w:rPr>
-        <w:t>(job, new Path(</w:t>
-      </w:r>
-      <w:proofErr w:type="spellStart"/>
-      <w:r>
-        <w:rPr>
-          <w:rFonts w:ascii="Courier New" w:eastAsia="Times New Roman" w:hAnsi="Courier New" w:cs="Courier New"/>
-          <w:sz w:val="20"/>
-          <w:szCs w:val="20"/>
-        </w:rPr>
-        <w:t>args</w:t>
-      </w:r>
-      <w:proofErr w:type="spellEnd"/>
-      <w:r>
-        <w:rPr>
-          <w:rFonts w:ascii="Courier New" w:eastAsia="Times New Roman" w:hAnsi="Courier New" w:cs="Courier New"/>
-          <w:sz w:val="20"/>
-          <w:szCs w:val="20"/>
-        </w:rPr>
-        <w:t>[0]));</w:t>
-      </w:r>
-      <w:r>
-        <w:rPr>
-          <w:rFonts w:ascii="Courier New" w:eastAsia="Times New Roman" w:hAnsi="Courier New" w:cs="Courier New"/>
-          <w:sz w:val="20"/>
-          <w:szCs w:val="20"/>
-        </w:rPr>
-        <w:br/>
-        <w:t xml:space="preserve">        </w:t>
-      </w:r>
-      <w:proofErr w:type="spellStart"/>
-      <w:r>
-        <w:rPr>
-          <w:rFonts w:ascii="Courier New" w:eastAsia="Times New Roman" w:hAnsi="Courier New" w:cs="Courier New"/>
-          <w:sz w:val="20"/>
-          <w:szCs w:val="20"/>
-        </w:rPr>
-        <w:t>FileOutputFormat.setOutputPath</w:t>
-      </w:r>
-      <w:proofErr w:type="spellEnd"/>
-      <w:r>
-        <w:rPr>
-          <w:rFonts w:ascii="Courier New" w:eastAsia="Times New Roman" w:hAnsi="Courier New" w:cs="Courier New"/>
-          <w:sz w:val="20"/>
-          <w:szCs w:val="20"/>
-        </w:rPr>
-        <w:t>(job, new Path(</w:t>
-      </w:r>
-      <w:proofErr w:type="spellStart"/>
-      <w:r>
-        <w:rPr>
-          <w:rFonts w:ascii="Courier New" w:eastAsia="Times New Roman" w:hAnsi="Courier New" w:cs="Courier New"/>
-          <w:sz w:val="20"/>
-          <w:szCs w:val="20"/>
-        </w:rPr>
-        <w:t>args</w:t>
-      </w:r>
-      <w:proofErr w:type="spellEnd"/>
-      <w:r>
-        <w:rPr>
-          <w:rFonts w:ascii="Courier New" w:eastAsia="Times New Roman" w:hAnsi="Courier New" w:cs="Courier New"/>
-          <w:sz w:val="20"/>
-          <w:szCs w:val="20"/>
-        </w:rPr>
-        <w:t>[1]));</w:t>
-      </w:r>
-      <w:r>
-        <w:rPr>
-          <w:rFonts w:ascii="Courier New" w:eastAsia="Times New Roman" w:hAnsi="Courier New" w:cs="Courier New"/>
-          <w:sz w:val="20"/>
-          <w:szCs w:val="20"/>
-        </w:rPr>
-        <w:br/>
-        <w:t xml:space="preserve">        </w:t>
-      </w:r>
-      <w:proofErr w:type="spellStart"/>
-      <w:r>
-        <w:rPr>
-          <w:rFonts w:ascii="Courier New" w:eastAsia="Times New Roman" w:hAnsi="Courier New" w:cs="Courier New"/>
-          <w:sz w:val="20"/>
-          <w:szCs w:val="20"/>
-        </w:rPr>
-        <w:t>System.exit</w:t>
-      </w:r>
-      <w:proofErr w:type="spellEnd"/>
-      <w:r>
-        <w:rPr>
-          <w:rFonts w:ascii="Courier New" w:eastAsia="Times New Roman" w:hAnsi="Courier New" w:cs="Courier New"/>
-          <w:sz w:val="20"/>
-          <w:szCs w:val="20"/>
-        </w:rPr>
-        <w:t>(</w:t>
-      </w:r>
-      <w:proofErr w:type="spellStart"/>
-      <w:r>
-        <w:rPr>
-          <w:rFonts w:ascii="Courier New" w:eastAsia="Times New Roman" w:hAnsi="Courier New" w:cs="Courier New"/>
-          <w:sz w:val="20"/>
-          <w:szCs w:val="20"/>
-        </w:rPr>
-        <w:t>job.waitForCompletion</w:t>
-      </w:r>
-      <w:proofErr w:type="spellEnd"/>
-      <w:r>
-        <w:rPr>
-          <w:rFonts w:ascii="Courier New" w:eastAsia="Times New Roman" w:hAnsi="Courier New" w:cs="Courier New"/>
-          <w:sz w:val="20"/>
-          <w:szCs w:val="20"/>
-        </w:rPr>
-        <w:t xml:space="preserve">(true) ? </w:t>
-      </w:r>
-      <w:proofErr w:type="gramStart"/>
-      <w:r>
-        <w:rPr>
-          <w:rFonts w:ascii="Courier New" w:eastAsia="Times New Roman" w:hAnsi="Courier New" w:cs="Courier New"/>
-          <w:sz w:val="20"/>
-          <w:szCs w:val="20"/>
-        </w:rPr>
-        <w:t>0 :</w:t>
-      </w:r>
-      <w:proofErr w:type="gramEnd"/>
-      <w:r>
-        <w:rPr>
-          <w:rFonts w:ascii="Courier New" w:eastAsia="Times New Roman" w:hAnsi="Courier New" w:cs="Courier New"/>
-          <w:sz w:val="20"/>
-          <w:szCs w:val="20"/>
-        </w:rPr>
-        <w:t xml:space="preserve"> 1);</w:t>
-      </w:r>
-      <w:r>
-        <w:rPr>
-          <w:rFonts w:ascii="Courier New" w:eastAsia="Times New Roman" w:hAnsi="Courier New" w:cs="Courier New"/>
-          <w:sz w:val="20"/>
-          <w:szCs w:val="20"/>
-        </w:rPr>
-        <w:br/>
-        <w:t xml:space="preserve">    }</w:t>
-      </w:r>
-      <w:r>
-        <w:rPr>
-          <w:rFonts w:ascii="Courier New" w:eastAsia="Times New Roman" w:hAnsi="Courier New" w:cs="Courier New"/>
-          <w:sz w:val="20"/>
-          <w:szCs w:val="20"/>
-        </w:rPr>
-        <w:br/>
-        <w:t>}</w:t>
-      </w:r>
-    </w:p>
-    <w:p>
-      <w:pPr>
-        <w:spacing w:after="0" w:line="240" w:lineRule="auto"/>
-        <w:rPr>
-          <w:rFonts w:ascii="Times New Roman" w:eastAsia="Times New Roman" w:hAnsi="Times New Roman" w:cs="Times New Roman"/>
-          <w:sz w:val="24"/>
-          <w:szCs w:val="24"/>
-        </w:rPr>
-      </w:pPr>
-      <w:r>
-        <w:rPr>
-          <w:rFonts w:ascii="Times New Roman" w:eastAsia="Times New Roman" w:hAnsi="Times New Roman" w:cs="Times New Roman"/>
-          <w:sz w:val="24"/>
-          <w:szCs w:val="24"/>
-        </w:rPr>
-        <w:pict>
-          <v:rect id="_x0000_i1030" style="width:0;height:1.5pt" o:hralign="center" o:hrstd="t" o:hr="t" fillcolor="#a0a0a0" stroked="f"/>
-        </w:pict>
-      </w:r>
-    </w:p>
-    <w:p>
-      <w:pPr>
-        <w:spacing w:after="0" w:line="240" w:lineRule="auto"/>
-        <w:rPr>
-          <w:rFonts w:ascii="Times New Roman" w:eastAsia="Times New Roman" w:hAnsi="Times New Roman" w:cs="Times New Roman"/>
-          <w:sz w:val="24"/>
-          <w:szCs w:val="24"/>
-        </w:rPr>
-      </w:pPr>
-      <w:r>
-        <w:rPr>
-          <w:rFonts w:ascii="Times New Roman" w:eastAsia="Times New Roman" w:hAnsi="Times New Roman" w:cs="Times New Roman"/>
-          <w:sz w:val="24"/>
-          <w:szCs w:val="24"/>
-        </w:rPr>
-        <w:t xml:space="preserve">Download all </w:t>
-      </w:r>
-      <w:proofErr w:type="spellStart"/>
-      <w:r>
-        <w:rPr>
-          <w:rFonts w:ascii="Times New Roman" w:eastAsia="Times New Roman" w:hAnsi="Times New Roman" w:cs="Times New Roman"/>
-          <w:sz w:val="24"/>
-          <w:szCs w:val="24"/>
-        </w:rPr>
-        <w:t>jarfiles.</w:t>
-      </w:r>
-      <w:r>
-        <w:rPr>
-          <w:rFonts w:ascii="Times New Roman" w:eastAsia="Times New Roman" w:hAnsi="Times New Roman" w:cs="Times New Roman"/>
-          <w:sz w:val="24"/>
-          <w:szCs w:val="24"/>
-        </w:rPr>
-        <w:t>from</w:t>
-      </w:r>
-      <w:proofErr w:type="spellEnd"/>
-      <w:r>
-        <w:rPr>
-          <w:rFonts w:ascii="Times New Roman" w:eastAsia="Times New Roman" w:hAnsi="Times New Roman" w:cs="Times New Roman"/>
-          <w:sz w:val="24"/>
-          <w:szCs w:val="24"/>
-        </w:rPr>
-        <w:t xml:space="preserve"> </w:t>
-      </w:r>
-    </w:p>
-    <w:p>
-      <w:pPr>
-        <w:numPr>
-          <w:ilvl w:val="0"/>
-          <w:numId w:val="6"/>
-        </w:numPr>
-        <w:spacing w:after="0" w:line="240" w:lineRule="auto"/>
-        <w:rPr>
-          <w:rFonts w:ascii="Times New Roman" w:eastAsia="Times New Roman" w:hAnsi="Times New Roman" w:cs="Times New Roman"/>
-          <w:sz w:val="24"/>
-          <w:szCs w:val="24"/>
-        </w:rPr>
-      </w:pPr>
-      <w:r>
-        <w:rPr>
-          <w:rFonts w:ascii="Times New Roman" w:eastAsia="Times New Roman" w:hAnsi="Times New Roman" w:cs="Times New Roman"/>
-          <w:sz w:val="24"/>
-          <w:szCs w:val="24"/>
-        </w:rPr>
-        <w:t>g</w:t>
-      </w:r>
-      <w:r>
-        <w:rPr>
-          <w:rFonts w:ascii="Times New Roman" w:eastAsia="Times New Roman" w:hAnsi="Times New Roman" w:cs="Times New Roman"/>
-          <w:sz w:val="24"/>
-          <w:szCs w:val="24"/>
-        </w:rPr>
-        <w:t>ithub.com/</w:t>
-      </w:r>
-      <w:r>
-        <w:rPr>
-          <w:rFonts w:ascii="Times New Roman" w:eastAsia="Times New Roman" w:hAnsi="Times New Roman" w:cs="Times New Roman"/>
-          <w:sz w:val="24"/>
-          <w:szCs w:val="24"/>
-        </w:rPr>
-        <w:t>zaheerabba</w:t>
-      </w:r>
-      <w:r>
-        <w:rPr>
-          <w:rFonts w:ascii="Times New Roman" w:eastAsia="Times New Roman" w:hAnsi="Times New Roman" w:cs="Times New Roman"/>
-          <w:sz w:val="24"/>
-          <w:szCs w:val="24"/>
-        </w:rPr>
-        <w:t>s</w:t>
-      </w:r>
-      <w:r>
-        <w:rPr>
-          <w:rFonts w:ascii="Times New Roman" w:eastAsia="Times New Roman" w:hAnsi="Times New Roman" w:cs="Times New Roman"/>
-          <w:sz w:val="24"/>
-          <w:szCs w:val="24"/>
-        </w:rPr>
-        <w:t>1234</w:t>
-      </w:r>
-      <w:r>
-        <w:rPr>
-          <w:rFonts w:ascii="Times New Roman" w:eastAsia="Times New Roman" w:hAnsi="Times New Roman" w:cs="Times New Roman"/>
-          <w:sz w:val="24"/>
-          <w:szCs w:val="24"/>
-        </w:rPr>
-        <w:t>-&gt;Repositories-&gt;</w:t>
-      </w:r>
-      <w:r>
-        <w:t xml:space="preserve"> </w:t>
-      </w:r>
-      <w:r>
-        <w:rPr>
-          <w:rFonts w:ascii="Times New Roman" w:eastAsia="Times New Roman" w:hAnsi="Times New Roman" w:cs="Times New Roman"/>
-          <w:sz w:val="24"/>
-          <w:szCs w:val="24"/>
-        </w:rPr>
-        <w:t>CLOUD-COMPUTING</w:t>
-      </w:r>
-      <w:r>
-        <w:rPr>
-          <w:rFonts w:ascii="Times New Roman" w:eastAsia="Times New Roman" w:hAnsi="Times New Roman" w:cs="Times New Roman"/>
-          <w:sz w:val="24"/>
-          <w:szCs w:val="24"/>
-        </w:rPr>
-        <w:t>-&gt;</w:t>
-      </w:r>
-      <w:proofErr w:type="spellStart"/>
-      <w:r>
-        <w:rPr>
-          <w:rFonts w:ascii="Times New Roman" w:eastAsia="Times New Roman" w:hAnsi="Times New Roman" w:cs="Times New Roman"/>
-          <w:sz w:val="24"/>
-          <w:szCs w:val="24"/>
-        </w:rPr>
-        <w:t>hadoop</w:t>
-      </w:r>
-      <w:proofErr w:type="spellEnd"/>
-      <w:r>
-        <w:rPr>
-          <w:rFonts w:ascii="Times New Roman" w:eastAsia="Times New Roman" w:hAnsi="Times New Roman" w:cs="Times New Roman"/>
-          <w:sz w:val="24"/>
-          <w:szCs w:val="24"/>
-        </w:rPr>
-        <w:t xml:space="preserve"> jars.zip</w:t>
-      </w:r>
-    </w:p>
-    <w:p>
-      <w:pPr>
-        <w:numPr>
-          <w:ilvl w:val="0"/>
-          <w:numId w:val="6"/>
-        </w:numPr>
-        <w:spacing w:after="0" w:line="240" w:lineRule="auto"/>
-        <w:rPr>
-          <w:rFonts w:ascii="Times New Roman" w:eastAsia="Times New Roman" w:hAnsi="Times New Roman" w:cs="Times New Roman"/>
-          <w:sz w:val="24"/>
-          <w:szCs w:val="24"/>
-        </w:rPr>
-      </w:pPr>
-      <w:proofErr w:type="spellStart"/>
-      <w:proofErr w:type="gramStart"/>
-      <w:r>
-        <w:rPr>
-          <w:rFonts w:ascii="Times New Roman" w:eastAsia="Times New Roman" w:hAnsi="Times New Roman" w:cs="Times New Roman"/>
-          <w:sz w:val="24"/>
-          <w:szCs w:val="24"/>
-        </w:rPr>
-        <w:t>goto</w:t>
-      </w:r>
-      <w:proofErr w:type="spellEnd"/>
-      <w:proofErr w:type="gramEnd"/>
-      <w:r>
-        <w:rPr>
-          <w:rFonts w:ascii="Times New Roman" w:eastAsia="Times New Roman" w:hAnsi="Times New Roman" w:cs="Times New Roman"/>
-          <w:sz w:val="24"/>
-          <w:szCs w:val="24"/>
-        </w:rPr>
-        <w:t xml:space="preserve"> downloads-&gt;right click on </w:t>
-      </w:r>
-      <w:proofErr w:type="spellStart"/>
-      <w:r>
-        <w:rPr>
-          <w:rFonts w:ascii="Times New Roman" w:eastAsia="Times New Roman" w:hAnsi="Times New Roman" w:cs="Times New Roman"/>
-          <w:sz w:val="24"/>
-          <w:szCs w:val="24"/>
-        </w:rPr>
-        <w:t>hadoop</w:t>
-      </w:r>
-      <w:proofErr w:type="spellEnd"/>
-      <w:r>
-        <w:rPr>
-          <w:rFonts w:ascii="Times New Roman" w:eastAsia="Times New Roman" w:hAnsi="Times New Roman" w:cs="Times New Roman"/>
-          <w:sz w:val="24"/>
-          <w:szCs w:val="24"/>
-        </w:rPr>
-        <w:t>-jars-&gt;extract all-&gt;extract.</w:t>
-      </w:r>
-    </w:p>
-    <w:p>
-      <w:pPr>
-        <w:numPr>
-          <w:ilvl w:val="0"/>
-          <w:numId w:val="6"/>
-        </w:numPr>
-        <w:spacing w:after="0" w:line="240" w:lineRule="auto"/>
-        <w:rPr>
-          <w:rFonts w:ascii="Times New Roman" w:eastAsia="Times New Roman" w:hAnsi="Times New Roman" w:cs="Times New Roman"/>
-          <w:sz w:val="24"/>
-          <w:szCs w:val="24"/>
-        </w:rPr>
-      </w:pPr>
-    </w:p>
-    <w:p>
-      <w:pPr>
-        <w:spacing w:after="0" w:line="240" w:lineRule="auto"/>
-        <w:rPr>
-          <w:rFonts w:ascii="Times New Roman" w:eastAsia="Times New Roman" w:hAnsi="Times New Roman" w:cs="Times New Roman"/>
-          <w:sz w:val="24"/>
-          <w:szCs w:val="24"/>
-        </w:rPr>
-      </w:pPr>
-      <w:proofErr w:type="spellStart"/>
-      <w:r>
-        <w:rPr>
-          <w:rFonts w:ascii="Times New Roman" w:eastAsia="Times New Roman" w:hAnsi="Times New Roman" w:cs="Times New Roman"/>
-          <w:sz w:val="24"/>
-          <w:szCs w:val="24"/>
-        </w:rPr>
-        <w:t>Rightclick</w:t>
-      </w:r>
-      <w:proofErr w:type="spellEnd"/>
-      <w:r>
-        <w:rPr>
-          <w:rFonts w:ascii="Times New Roman" w:eastAsia="Times New Roman" w:hAnsi="Times New Roman" w:cs="Times New Roman"/>
-          <w:sz w:val="24"/>
-          <w:szCs w:val="24"/>
-        </w:rPr>
-        <w:t xml:space="preserve"> on </w:t>
-      </w:r>
-      <w:proofErr w:type="spellStart"/>
-      <w:r>
-        <w:rPr>
-          <w:rFonts w:ascii="Times New Roman" w:eastAsia="Times New Roman" w:hAnsi="Times New Roman" w:cs="Times New Roman"/>
-          <w:sz w:val="24"/>
-          <w:szCs w:val="24"/>
-        </w:rPr>
-        <w:t>projectname</w:t>
-      </w:r>
-      <w:proofErr w:type="spellEnd"/>
-      <w:r>
-        <w:rPr>
-          <w:rFonts w:ascii="Times New Roman" w:eastAsia="Times New Roman" w:hAnsi="Times New Roman" w:cs="Times New Roman"/>
-          <w:sz w:val="24"/>
-          <w:szCs w:val="24"/>
-        </w:rPr>
-        <w:t>-&gt;</w:t>
-      </w:r>
-      <w:proofErr w:type="spellStart"/>
-      <w:r>
-        <w:rPr>
-          <w:rFonts w:ascii="Times New Roman" w:eastAsia="Times New Roman" w:hAnsi="Times New Roman" w:cs="Times New Roman"/>
-          <w:sz w:val="24"/>
-          <w:szCs w:val="24"/>
-        </w:rPr>
-        <w:t>buildpath</w:t>
-      </w:r>
-      <w:proofErr w:type="spellEnd"/>
-      <w:r>
-        <w:rPr>
-          <w:rFonts w:ascii="Times New Roman" w:eastAsia="Times New Roman" w:hAnsi="Times New Roman" w:cs="Times New Roman"/>
-          <w:sz w:val="24"/>
-          <w:szCs w:val="24"/>
-        </w:rPr>
-        <w:t xml:space="preserve">-&gt;configure </w:t>
-      </w:r>
-      <w:proofErr w:type="spellStart"/>
-      <w:r>
-        <w:rPr>
-          <w:rFonts w:ascii="Times New Roman" w:eastAsia="Times New Roman" w:hAnsi="Times New Roman" w:cs="Times New Roman"/>
-          <w:sz w:val="24"/>
-          <w:szCs w:val="24"/>
-        </w:rPr>
-        <w:t>buildpath</w:t>
-      </w:r>
-      <w:proofErr w:type="spellEnd"/>
-      <w:r>
-        <w:rPr>
-          <w:rFonts w:ascii="Times New Roman" w:eastAsia="Times New Roman" w:hAnsi="Times New Roman" w:cs="Times New Roman"/>
-          <w:sz w:val="24"/>
-          <w:szCs w:val="24"/>
-        </w:rPr>
-        <w:t>-&gt;libraries tab-&gt;Add External Jars</w:t>
-      </w:r>
-    </w:p>
-    <w:p>
-      <w:pPr>
-        <w:spacing w:after="0" w:line="240" w:lineRule="auto"/>
-        <w:rPr>
-          <w:rFonts w:ascii="Times New Roman" w:eastAsia="Times New Roman" w:hAnsi="Times New Roman" w:cs="Times New Roman"/>
-          <w:sz w:val="24"/>
-          <w:szCs w:val="24"/>
-        </w:rPr>
-      </w:pPr>
-      <w:r>
-        <w:rPr>
-          <w:rFonts w:ascii="Times New Roman" w:eastAsia="Times New Roman" w:hAnsi="Times New Roman" w:cs="Times New Roman"/>
-          <w:sz w:val="24"/>
-          <w:szCs w:val="24"/>
-        </w:rPr>
-        <w:t>Select the all downloaded jars</w:t>
-      </w:r>
-      <w:proofErr w:type="gramStart"/>
-      <w:r>
-        <w:rPr>
-          <w:rFonts w:ascii="Times New Roman" w:eastAsia="Times New Roman" w:hAnsi="Times New Roman" w:cs="Times New Roman"/>
-          <w:sz w:val="24"/>
-          <w:szCs w:val="24"/>
-        </w:rPr>
-        <w:t>.-</w:t>
-      </w:r>
-      <w:proofErr w:type="gramEnd"/>
-      <w:r>
-        <w:rPr>
-          <w:rFonts w:ascii="Times New Roman" w:eastAsia="Times New Roman" w:hAnsi="Times New Roman" w:cs="Times New Roman"/>
-          <w:sz w:val="24"/>
-          <w:szCs w:val="24"/>
-        </w:rPr>
-        <w:t>&gt;apply and close.</w:t>
-      </w:r>
-    </w:p>
-    <w:p>
-      <w:pPr>
-        <w:spacing w:before="100" w:beforeAutospacing="1" w:after="100" w:afterAutospacing="1" w:line="240" w:lineRule="auto"/>
-        <w:outlineLvl w:val="1"/>
-        <w:rPr>
-          <w:rFonts w:ascii="Times New Roman" w:eastAsia="Times New Roman" w:hAnsi="Times New Roman" w:cs="Times New Roman"/>
-          <w:b/>
-          <w:bCs/>
-          <w:sz w:val="36"/>
-          <w:szCs w:val="36"/>
-        </w:rPr>
-      </w:pPr>
-      <w:r>
-        <w:rPr>
-          <w:rFonts w:ascii="Times New Roman" w:eastAsia="Times New Roman" w:hAnsi="Times New Roman" w:cs="Times New Roman"/>
-          <w:b/>
-          <w:bCs/>
-          <w:sz w:val="36"/>
-          <w:szCs w:val="36"/>
-        </w:rPr>
-        <w:t xml:space="preserve">Step 7: Export as </w:t>
-      </w:r>
-      <w:proofErr w:type="spellStart"/>
-      <w:r>
-        <w:rPr>
-          <w:rFonts w:ascii="Times New Roman" w:eastAsia="Times New Roman" w:hAnsi="Times New Roman" w:cs="Times New Roman"/>
-          <w:b/>
-          <w:bCs/>
-          <w:sz w:val="36"/>
-          <w:szCs w:val="36"/>
-        </w:rPr>
-        <w:t>runnable</w:t>
-      </w:r>
-      <w:proofErr w:type="spellEnd"/>
-      <w:r>
-        <w:rPr>
-          <w:rFonts w:ascii="Times New Roman" w:eastAsia="Times New Roman" w:hAnsi="Times New Roman" w:cs="Times New Roman"/>
-          <w:b/>
-          <w:bCs/>
-          <w:sz w:val="36"/>
-          <w:szCs w:val="36"/>
-        </w:rPr>
-        <w:t xml:space="preserve"> jar</w:t>
-      </w:r>
-    </w:p>
-    <w:p>
-      <w:pPr>
-        <w:spacing w:before="100" w:beforeAutospacing="1" w:after="100" w:afterAutospacing="1" w:line="240" w:lineRule="auto"/>
-        <w:outlineLvl w:val="1"/>
-        <w:rPr>
-          <w:rFonts w:ascii="Times New Roman" w:eastAsia="Times New Roman" w:hAnsi="Times New Roman" w:cs="Times New Roman"/>
-          <w:b/>
-          <w:bCs/>
-          <w:sz w:val="36"/>
-          <w:szCs w:val="36"/>
-        </w:rPr>
-      </w:pPr>
-      <w:proofErr w:type="spellStart"/>
-      <w:r>
-        <w:rPr>
-          <w:rFonts w:ascii="Times New Roman" w:eastAsia="Times New Roman" w:hAnsi="Times New Roman" w:cs="Times New Roman"/>
-          <w:b/>
-          <w:bCs/>
-          <w:sz w:val="36"/>
-          <w:szCs w:val="36"/>
-        </w:rPr>
-        <w:t>Rightclickon</w:t>
-      </w:r>
-      <w:proofErr w:type="spellEnd"/>
-      <w:r>
-        <w:rPr>
-          <w:rFonts w:ascii="Times New Roman" w:eastAsia="Times New Roman" w:hAnsi="Times New Roman" w:cs="Times New Roman"/>
-          <w:b/>
-          <w:bCs/>
-          <w:sz w:val="36"/>
-          <w:szCs w:val="36"/>
-        </w:rPr>
-        <w:t xml:space="preserve"> </w:t>
-      </w:r>
-      <w:proofErr w:type="spellStart"/>
-      <w:r>
-        <w:rPr>
-          <w:rFonts w:ascii="Times New Roman" w:eastAsia="Times New Roman" w:hAnsi="Times New Roman" w:cs="Times New Roman"/>
-          <w:b/>
-          <w:bCs/>
-          <w:sz w:val="36"/>
-          <w:szCs w:val="36"/>
-        </w:rPr>
-        <w:t>projectname</w:t>
-      </w:r>
-      <w:proofErr w:type="spellEnd"/>
-    </w:p>
-    <w:p>
-      <w:pPr>
-        <w:spacing w:before="100" w:beforeAutospacing="1" w:after="100" w:afterAutospacing="1" w:line="240" w:lineRule="auto"/>
-        <w:ind w:left="720"/>
-        <w:rPr>
-          <w:rFonts w:ascii="Times New Roman" w:eastAsia="Times New Roman" w:hAnsi="Times New Roman" w:cs="Times New Roman"/>
-          <w:sz w:val="24"/>
-          <w:szCs w:val="24"/>
-        </w:rPr>
-      </w:pPr>
-      <w:r>
-        <w:rPr>
-          <w:rFonts w:ascii="Times New Roman" w:eastAsia="Times New Roman" w:hAnsi="Times New Roman" w:cs="Times New Roman"/>
-          <w:b/>
-          <w:bCs/>
-          <w:sz w:val="24"/>
-          <w:szCs w:val="24"/>
-        </w:rPr>
-        <w:t xml:space="preserve">Export → </w:t>
-      </w:r>
-      <w:r>
-        <w:rPr>
-          <w:rFonts w:ascii="Times New Roman" w:eastAsia="Times New Roman" w:hAnsi="Times New Roman" w:cs="Times New Roman"/>
-          <w:b/>
-          <w:bCs/>
-          <w:sz w:val="24"/>
-          <w:szCs w:val="24"/>
-        </w:rPr>
-        <w:t>java-&gt;</w:t>
-      </w:r>
-      <w:r>
-        <w:rPr>
-          <w:rFonts w:ascii="Times New Roman" w:eastAsia="Times New Roman" w:hAnsi="Times New Roman" w:cs="Times New Roman"/>
-          <w:b/>
-          <w:bCs/>
-          <w:sz w:val="24"/>
-          <w:szCs w:val="24"/>
-        </w:rPr>
-        <w:t>Jar file</w:t>
-      </w:r>
-      <w:r>
-        <w:rPr>
-          <w:rFonts w:ascii="Times New Roman" w:eastAsia="Times New Roman" w:hAnsi="Times New Roman" w:cs="Times New Roman"/>
-          <w:b/>
-          <w:bCs/>
-          <w:sz w:val="24"/>
-          <w:szCs w:val="24"/>
-        </w:rPr>
-        <w:t>-&gt;browse-&gt;</w:t>
-      </w:r>
-    </w:p>
-    <w:p>
-      <w:pPr>
-        <w:numPr>
-          <w:ilvl w:val="0"/>
-          <w:numId w:val="6"/>
-        </w:numPr>
-        <w:spacing w:before="100" w:beforeAutospacing="1" w:after="100" w:afterAutospacing="1" w:line="240" w:lineRule="auto"/>
-        <w:rPr>
-          <w:rFonts w:ascii="Times New Roman" w:eastAsia="Times New Roman" w:hAnsi="Times New Roman" w:cs="Times New Roman"/>
-          <w:sz w:val="24"/>
-          <w:szCs w:val="24"/>
-        </w:rPr>
-      </w:pPr>
-      <w:r>
-        <w:rPr>
-          <w:rFonts w:ascii="Times New Roman" w:eastAsia="Times New Roman" w:hAnsi="Times New Roman" w:cs="Times New Roman"/>
-          <w:sz w:val="24"/>
-          <w:szCs w:val="24"/>
-        </w:rPr>
-        <w:t xml:space="preserve">Save  </w:t>
-      </w:r>
-      <w:proofErr w:type="spellStart"/>
-      <w:r>
-        <w:rPr>
-          <w:rFonts w:ascii="Courier New" w:eastAsia="Times New Roman" w:hAnsi="Courier New" w:cs="Courier New"/>
-          <w:sz w:val="20"/>
-        </w:rPr>
-        <w:t>wcjar</w:t>
-      </w:r>
-      <w:proofErr w:type="spellEnd"/>
-    </w:p>
-    <w:p>
-      <w:pPr>
-        <w:spacing w:before="100" w:beforeAutospacing="1" w:after="100" w:afterAutospacing="1" w:line="240" w:lineRule="auto"/>
-        <w:rPr>
-          <w:rFonts w:ascii="Times New Roman" w:eastAsia="Times New Roman" w:hAnsi="Times New Roman" w:cs="Times New Roman"/>
-          <w:sz w:val="24"/>
-          <w:szCs w:val="24"/>
-        </w:rPr>
-      </w:pPr>
-      <w:r>
-        <w:rPr>
-          <w:rFonts w:ascii="Times New Roman" w:eastAsia="Times New Roman" w:hAnsi="Times New Roman" w:cs="Times New Roman"/>
-          <w:sz w:val="24"/>
-          <w:szCs w:val="24"/>
-        </w:rPr>
-        <w:t xml:space="preserve">Copy jar to </w:t>
-      </w:r>
-      <w:proofErr w:type="spellStart"/>
-      <w:r>
-        <w:rPr>
-          <w:rFonts w:ascii="Times New Roman" w:eastAsia="Times New Roman" w:hAnsi="Times New Roman" w:cs="Times New Roman"/>
-          <w:sz w:val="24"/>
-          <w:szCs w:val="24"/>
-        </w:rPr>
-        <w:t>NameNode</w:t>
-      </w:r>
-      <w:proofErr w:type="spellEnd"/>
-      <w:r>
-        <w:rPr>
-          <w:rFonts w:ascii="Times New Roman" w:eastAsia="Times New Roman" w:hAnsi="Times New Roman" w:cs="Times New Roman"/>
-          <w:sz w:val="24"/>
-          <w:szCs w:val="24"/>
-        </w:rPr>
-        <w:t xml:space="preserve"> container:</w:t>
-      </w:r>
+          <w:b/>
+          <w:sz w:val="28"/>
+          <w:szCs w:val="28"/>
+        </w:rPr>
+        <w:t>package:wordcount</w:t>
+      </w:r>
+      <w:proofErr w:type="spellEnd"/>
     </w:p>
     <w:p>
       <w:pPr>
@@ -6176,136 +3861,79 @@
         <w:spacing w:after="0" w:line="240" w:lineRule="auto"/>
         <w:rPr>
           <w:rFonts w:ascii="Courier New" w:eastAsia="Times New Roman" w:hAnsi="Courier New" w:cs="Courier New"/>
-          <w:sz w:val="20"/>
-          <w:szCs w:val="20"/>
-        </w:rPr>
-      </w:pPr>
-      <w:proofErr w:type="spellStart"/>
+          <w:b/>
+          <w:sz w:val="28"/>
+          <w:szCs w:val="28"/>
+        </w:rPr>
+      </w:pPr>
+      <w:r>
+        <w:rPr>
+          <w:rFonts w:ascii="Courier New" w:eastAsia="Times New Roman" w:hAnsi="Courier New" w:cs="Courier New"/>
+          <w:b/>
+          <w:sz w:val="28"/>
+          <w:szCs w:val="28"/>
+        </w:rPr>
+        <w:t xml:space="preserve">Package right </w:t>
+      </w:r>
       <w:proofErr w:type="gramStart"/>
       <w:r>
         <w:rPr>
           <w:rFonts w:ascii="Courier New" w:eastAsia="Times New Roman" w:hAnsi="Courier New" w:cs="Courier New"/>
-          <w:sz w:val="20"/>
-          <w:szCs w:val="20"/>
-        </w:rPr>
-        <w:lastRenderedPageBreak/>
-        <w:t>docker</w:t>
-      </w:r>
-      <w:proofErr w:type="spellEnd"/>
+          <w:b/>
+          <w:sz w:val="28"/>
+          <w:szCs w:val="28"/>
+        </w:rPr>
+        <w:t>click ,</w:t>
+      </w:r>
       <w:proofErr w:type="gramEnd"/>
       <w:r>
         <w:rPr>
           <w:rFonts w:ascii="Courier New" w:eastAsia="Times New Roman" w:hAnsi="Courier New" w:cs="Courier New"/>
-          <w:sz w:val="20"/>
-          <w:szCs w:val="20"/>
-        </w:rPr>
-        <w:t xml:space="preserve"> cp C:\hadoop-docker\wcjar.jar </w:t>
-      </w:r>
-      <w:proofErr w:type="spellStart"/>
-      <w:r>
-        <w:rPr>
-          <w:rFonts w:ascii="Courier New" w:eastAsia="Times New Roman" w:hAnsi="Courier New" w:cs="Courier New"/>
-          <w:sz w:val="20"/>
-          <w:szCs w:val="20"/>
-        </w:rPr>
-        <w:t>namenode</w:t>
-      </w:r>
-      <w:proofErr w:type="spellEnd"/>
-      <w:r>
-        <w:rPr>
-          <w:rFonts w:ascii="Courier New" w:eastAsia="Times New Roman" w:hAnsi="Courier New" w:cs="Courier New"/>
-          <w:sz w:val="20"/>
-          <w:szCs w:val="20"/>
-        </w:rPr>
-        <w:t>:/wcjar.jar</w:t>
-      </w:r>
-    </w:p>
-    <w:p>
-      <w:pPr>
-        <w:spacing w:after="0" w:line="240" w:lineRule="auto"/>
-        <w:rPr>
-          <w:rFonts w:ascii="Times New Roman" w:eastAsia="Times New Roman" w:hAnsi="Times New Roman" w:cs="Times New Roman"/>
-          <w:sz w:val="24"/>
-          <w:szCs w:val="24"/>
-        </w:rPr>
-      </w:pPr>
-      <w:r>
-        <w:rPr>
-          <w:rFonts w:ascii="Times New Roman" w:eastAsia="Times New Roman" w:hAnsi="Times New Roman" w:cs="Times New Roman"/>
-          <w:sz w:val="24"/>
-          <w:szCs w:val="24"/>
-        </w:rPr>
-        <w:pict>
-          <v:rect id="_x0000_i1031" style="width:0;height:1.5pt" o:hralign="center" o:hrstd="t" o:hr="t" fillcolor="#a0a0a0" stroked="f"/>
-        </w:pict>
-      </w:r>
+          <w:b/>
+          <w:sz w:val="28"/>
+          <w:szCs w:val="28"/>
+        </w:rPr>
+        <w:t xml:space="preserve"> new class:</w:t>
+      </w:r>
+      <w:r>
+        <w:rPr>
+          <w:rFonts w:ascii="Courier New" w:eastAsia="Times New Roman" w:hAnsi="Courier New" w:cs="Courier New"/>
+          <w:sz w:val="28"/>
+          <w:szCs w:val="28"/>
+        </w:rPr>
+        <w:t xml:space="preserve"> </w:t>
+      </w:r>
+      <w:proofErr w:type="spellStart"/>
+      <w:r>
+        <w:rPr>
+          <w:rFonts w:ascii="Courier New" w:eastAsia="Times New Roman" w:hAnsi="Courier New" w:cs="Courier New"/>
+          <w:sz w:val="28"/>
+          <w:szCs w:val="28"/>
+        </w:rPr>
+        <w:t>WordCount</w:t>
+      </w:r>
+      <w:proofErr w:type="spellEnd"/>
     </w:p>
     <w:p>
       <w:pPr>
         <w:spacing w:before="100" w:beforeAutospacing="1" w:after="100" w:afterAutospacing="1" w:line="240" w:lineRule="auto"/>
-        <w:outlineLvl w:val="1"/>
-        <w:rPr>
-          <w:rFonts w:ascii="Times New Roman" w:eastAsia="Times New Roman" w:hAnsi="Times New Roman" w:cs="Times New Roman"/>
+        <w:rPr>
+          <w:rFonts w:ascii="Times New Roman" w:eastAsia="Times New Roman" w:hAnsi="Times New Roman" w:cs="Times New Roman"/>
+          <w:sz w:val="24"/>
+          <w:szCs w:val="24"/>
+        </w:rPr>
+      </w:pPr>
+      <w:proofErr w:type="spellStart"/>
+      <w:r>
+        <w:rPr>
+          <w:rFonts w:ascii="Courier New" w:eastAsia="Times New Roman" w:hAnsi="Courier New" w:cs="Courier New"/>
           <w:b/>
           <w:bCs/>
-          <w:sz w:val="36"/>
-          <w:szCs w:val="36"/>
-        </w:rPr>
-      </w:pPr>
-      <w:r>
-        <w:rPr>
-          <w:rFonts w:ascii="Times New Roman" w:eastAsia="Times New Roman" w:hAnsi="Times New Roman" w:cs="Times New Roman"/>
-          <w:b/>
-          <w:bCs/>
-          <w:sz w:val="36"/>
-          <w:szCs w:val="36"/>
-        </w:rPr>
-        <w:t xml:space="preserve">Step 8: Run the </w:t>
-      </w:r>
-      <w:proofErr w:type="spellStart"/>
-      <w:r>
-        <w:rPr>
-          <w:rFonts w:ascii="Times New Roman" w:eastAsia="Times New Roman" w:hAnsi="Times New Roman" w:cs="Times New Roman"/>
-          <w:b/>
-          <w:bCs/>
-          <w:sz w:val="36"/>
-          <w:szCs w:val="36"/>
-        </w:rPr>
-        <w:t>Hadoop</w:t>
-      </w:r>
-      <w:proofErr w:type="spellEnd"/>
-      <w:r>
-        <w:rPr>
-          <w:rFonts w:ascii="Times New Roman" w:eastAsia="Times New Roman" w:hAnsi="Times New Roman" w:cs="Times New Roman"/>
-          <w:b/>
-          <w:bCs/>
-          <w:sz w:val="36"/>
-          <w:szCs w:val="36"/>
-        </w:rPr>
-        <w:t xml:space="preserve"> </w:t>
-      </w:r>
-      <w:proofErr w:type="spellStart"/>
-      <w:r>
-        <w:rPr>
-          <w:rFonts w:ascii="Times New Roman" w:eastAsia="Times New Roman" w:hAnsi="Times New Roman" w:cs="Times New Roman"/>
-          <w:b/>
-          <w:bCs/>
-          <w:sz w:val="36"/>
-          <w:szCs w:val="36"/>
-        </w:rPr>
-        <w:t>MapReduce</w:t>
-      </w:r>
-      <w:proofErr w:type="spellEnd"/>
-      <w:r>
-        <w:rPr>
-          <w:rFonts w:ascii="Times New Roman" w:eastAsia="Times New Roman" w:hAnsi="Times New Roman" w:cs="Times New Roman"/>
-          <w:b/>
-          <w:bCs/>
-          <w:sz w:val="36"/>
-          <w:szCs w:val="36"/>
-        </w:rPr>
-        <w:t xml:space="preserve"> job</w:t>
-      </w:r>
+          <w:sz w:val="20"/>
+        </w:rPr>
+        <w:t>WordCount</w:t>
+      </w:r>
+      <w:proofErr w:type="spellEnd"/>
     </w:p>
     <w:p>
       <w:pPr>
@@ -6334,7 +3962,1729 @@
           <w:szCs w:val="20"/>
         </w:rPr>
       </w:pPr>
-      <w:proofErr w:type="spellStart"/>
+      <w:r>
+        <w:rPr>
+          <w:rFonts w:ascii="Courier New" w:eastAsia="Times New Roman" w:hAnsi="Courier New" w:cs="Courier New"/>
+          <w:sz w:val="20"/>
+          <w:szCs w:val="20"/>
+        </w:rPr>
+        <w:t xml:space="preserve">package </w:t>
+      </w:r>
+      <w:proofErr w:type="spellStart"/>
+      <w:r>
+        <w:rPr>
+          <w:rFonts w:ascii="Courier New" w:eastAsia="Times New Roman" w:hAnsi="Courier New" w:cs="Courier New"/>
+          <w:sz w:val="20"/>
+          <w:szCs w:val="20"/>
+        </w:rPr>
+        <w:t>wordcount</w:t>
+      </w:r>
+      <w:proofErr w:type="spellEnd"/>
+      <w:r>
+        <w:rPr>
+          <w:rFonts w:ascii="Courier New" w:eastAsia="Times New Roman" w:hAnsi="Courier New" w:cs="Courier New"/>
+          <w:sz w:val="20"/>
+          <w:szCs w:val="20"/>
+        </w:rPr>
+        <w:t>;</w:t>
+      </w:r>
+      <w:r>
+        <w:rPr>
+          <w:rFonts w:ascii="Courier New" w:eastAsia="Times New Roman" w:hAnsi="Courier New" w:cs="Courier New"/>
+          <w:sz w:val="20"/>
+          <w:szCs w:val="20"/>
+        </w:rPr>
+        <w:br/>
+      </w:r>
+      <w:r>
+        <w:rPr>
+          <w:rFonts w:ascii="Courier New" w:eastAsia="Times New Roman" w:hAnsi="Courier New" w:cs="Courier New"/>
+          <w:sz w:val="20"/>
+          <w:szCs w:val="20"/>
+        </w:rPr>
+        <w:br/>
+        <w:t xml:space="preserve">import </w:t>
+      </w:r>
+      <w:proofErr w:type="spellStart"/>
+      <w:r>
+        <w:rPr>
+          <w:rFonts w:ascii="Courier New" w:eastAsia="Times New Roman" w:hAnsi="Courier New" w:cs="Courier New"/>
+          <w:sz w:val="20"/>
+          <w:szCs w:val="20"/>
+        </w:rPr>
+        <w:t>org.apache.hadoop.conf.Configuration</w:t>
+      </w:r>
+      <w:proofErr w:type="spellEnd"/>
+      <w:r>
+        <w:rPr>
+          <w:rFonts w:ascii="Courier New" w:eastAsia="Times New Roman" w:hAnsi="Courier New" w:cs="Courier New"/>
+          <w:sz w:val="20"/>
+          <w:szCs w:val="20"/>
+        </w:rPr>
+        <w:t>;</w:t>
+      </w:r>
+      <w:r>
+        <w:rPr>
+          <w:rFonts w:ascii="Courier New" w:eastAsia="Times New Roman" w:hAnsi="Courier New" w:cs="Courier New"/>
+          <w:sz w:val="20"/>
+          <w:szCs w:val="20"/>
+        </w:rPr>
+        <w:br/>
+        <w:t xml:space="preserve">import </w:t>
+      </w:r>
+      <w:proofErr w:type="spellStart"/>
+      <w:r>
+        <w:rPr>
+          <w:rFonts w:ascii="Courier New" w:eastAsia="Times New Roman" w:hAnsi="Courier New" w:cs="Courier New"/>
+          <w:sz w:val="20"/>
+          <w:szCs w:val="20"/>
+        </w:rPr>
+        <w:t>org.apache.hadoop.fs.Path</w:t>
+      </w:r>
+      <w:proofErr w:type="spellEnd"/>
+      <w:r>
+        <w:rPr>
+          <w:rFonts w:ascii="Courier New" w:eastAsia="Times New Roman" w:hAnsi="Courier New" w:cs="Courier New"/>
+          <w:sz w:val="20"/>
+          <w:szCs w:val="20"/>
+        </w:rPr>
+        <w:t>;</w:t>
+      </w:r>
+      <w:r>
+        <w:rPr>
+          <w:rFonts w:ascii="Courier New" w:eastAsia="Times New Roman" w:hAnsi="Courier New" w:cs="Courier New"/>
+          <w:sz w:val="20"/>
+          <w:szCs w:val="20"/>
+        </w:rPr>
+        <w:br/>
+        <w:t xml:space="preserve">import </w:t>
+      </w:r>
+      <w:proofErr w:type="spellStart"/>
+      <w:r>
+        <w:rPr>
+          <w:rFonts w:ascii="Courier New" w:eastAsia="Times New Roman" w:hAnsi="Courier New" w:cs="Courier New"/>
+          <w:sz w:val="20"/>
+          <w:szCs w:val="20"/>
+        </w:rPr>
+        <w:t>org.apache.hadoop.io.IntWritable</w:t>
+      </w:r>
+      <w:proofErr w:type="spellEnd"/>
+      <w:r>
+        <w:rPr>
+          <w:rFonts w:ascii="Courier New" w:eastAsia="Times New Roman" w:hAnsi="Courier New" w:cs="Courier New"/>
+          <w:sz w:val="20"/>
+          <w:szCs w:val="20"/>
+        </w:rPr>
+        <w:t>;</w:t>
+      </w:r>
+      <w:r>
+        <w:rPr>
+          <w:rFonts w:ascii="Courier New" w:eastAsia="Times New Roman" w:hAnsi="Courier New" w:cs="Courier New"/>
+          <w:sz w:val="20"/>
+          <w:szCs w:val="20"/>
+        </w:rPr>
+        <w:br/>
+        <w:t xml:space="preserve">import </w:t>
+      </w:r>
+      <w:proofErr w:type="spellStart"/>
+      <w:r>
+        <w:rPr>
+          <w:rFonts w:ascii="Courier New" w:eastAsia="Times New Roman" w:hAnsi="Courier New" w:cs="Courier New"/>
+          <w:sz w:val="20"/>
+          <w:szCs w:val="20"/>
+        </w:rPr>
+        <w:t>org.apache.hadoop.io.Text</w:t>
+      </w:r>
+      <w:proofErr w:type="spellEnd"/>
+      <w:r>
+        <w:rPr>
+          <w:rFonts w:ascii="Courier New" w:eastAsia="Times New Roman" w:hAnsi="Courier New" w:cs="Courier New"/>
+          <w:sz w:val="20"/>
+          <w:szCs w:val="20"/>
+        </w:rPr>
+        <w:t>;</w:t>
+      </w:r>
+      <w:r>
+        <w:rPr>
+          <w:rFonts w:ascii="Courier New" w:eastAsia="Times New Roman" w:hAnsi="Courier New" w:cs="Courier New"/>
+          <w:sz w:val="20"/>
+          <w:szCs w:val="20"/>
+        </w:rPr>
+        <w:br/>
+        <w:t xml:space="preserve">import </w:t>
+      </w:r>
+      <w:proofErr w:type="spellStart"/>
+      <w:r>
+        <w:rPr>
+          <w:rFonts w:ascii="Courier New" w:eastAsia="Times New Roman" w:hAnsi="Courier New" w:cs="Courier New"/>
+          <w:sz w:val="20"/>
+          <w:szCs w:val="20"/>
+        </w:rPr>
+        <w:t>org.apache.hadoop.mapreduce.Job</w:t>
+      </w:r>
+      <w:proofErr w:type="spellEnd"/>
+      <w:r>
+        <w:rPr>
+          <w:rFonts w:ascii="Courier New" w:eastAsia="Times New Roman" w:hAnsi="Courier New" w:cs="Courier New"/>
+          <w:sz w:val="20"/>
+          <w:szCs w:val="20"/>
+        </w:rPr>
+        <w:t>;</w:t>
+      </w:r>
+      <w:r>
+        <w:rPr>
+          <w:rFonts w:ascii="Courier New" w:eastAsia="Times New Roman" w:hAnsi="Courier New" w:cs="Courier New"/>
+          <w:sz w:val="20"/>
+          <w:szCs w:val="20"/>
+        </w:rPr>
+        <w:br/>
+        <w:t xml:space="preserve">import </w:t>
+      </w:r>
+      <w:proofErr w:type="spellStart"/>
+      <w:r>
+        <w:rPr>
+          <w:rFonts w:ascii="Courier New" w:eastAsia="Times New Roman" w:hAnsi="Courier New" w:cs="Courier New"/>
+          <w:sz w:val="20"/>
+          <w:szCs w:val="20"/>
+        </w:rPr>
+        <w:t>org.apache.hadoop.mapreduce.Mapper</w:t>
+      </w:r>
+      <w:proofErr w:type="spellEnd"/>
+      <w:r>
+        <w:rPr>
+          <w:rFonts w:ascii="Courier New" w:eastAsia="Times New Roman" w:hAnsi="Courier New" w:cs="Courier New"/>
+          <w:sz w:val="20"/>
+          <w:szCs w:val="20"/>
+        </w:rPr>
+        <w:t>;</w:t>
+      </w:r>
+      <w:r>
+        <w:rPr>
+          <w:rFonts w:ascii="Courier New" w:eastAsia="Times New Roman" w:hAnsi="Courier New" w:cs="Courier New"/>
+          <w:sz w:val="20"/>
+          <w:szCs w:val="20"/>
+        </w:rPr>
+        <w:br/>
+        <w:t xml:space="preserve">import </w:t>
+      </w:r>
+      <w:proofErr w:type="spellStart"/>
+      <w:r>
+        <w:rPr>
+          <w:rFonts w:ascii="Courier New" w:eastAsia="Times New Roman" w:hAnsi="Courier New" w:cs="Courier New"/>
+          <w:sz w:val="20"/>
+          <w:szCs w:val="20"/>
+        </w:rPr>
+        <w:t>org.apache.hadoop.mapreduce.Reducer</w:t>
+      </w:r>
+      <w:proofErr w:type="spellEnd"/>
+      <w:r>
+        <w:rPr>
+          <w:rFonts w:ascii="Courier New" w:eastAsia="Times New Roman" w:hAnsi="Courier New" w:cs="Courier New"/>
+          <w:sz w:val="20"/>
+          <w:szCs w:val="20"/>
+        </w:rPr>
+        <w:t>;</w:t>
+      </w:r>
+      <w:r>
+        <w:rPr>
+          <w:rFonts w:ascii="Courier New" w:eastAsia="Times New Roman" w:hAnsi="Courier New" w:cs="Courier New"/>
+          <w:sz w:val="20"/>
+          <w:szCs w:val="20"/>
+        </w:rPr>
+        <w:br/>
+        <w:t xml:space="preserve">import </w:t>
+      </w:r>
+      <w:proofErr w:type="spellStart"/>
+      <w:r>
+        <w:rPr>
+          <w:rFonts w:ascii="Courier New" w:eastAsia="Times New Roman" w:hAnsi="Courier New" w:cs="Courier New"/>
+          <w:sz w:val="20"/>
+          <w:szCs w:val="20"/>
+        </w:rPr>
+        <w:t>org.apache.hadoop.mapreduce.lib.input.FileInputFormat</w:t>
+      </w:r>
+      <w:proofErr w:type="spellEnd"/>
+      <w:r>
+        <w:rPr>
+          <w:rFonts w:ascii="Courier New" w:eastAsia="Times New Roman" w:hAnsi="Courier New" w:cs="Courier New"/>
+          <w:sz w:val="20"/>
+          <w:szCs w:val="20"/>
+        </w:rPr>
+        <w:t>;</w:t>
+      </w:r>
+      <w:r>
+        <w:rPr>
+          <w:rFonts w:ascii="Courier New" w:eastAsia="Times New Roman" w:hAnsi="Courier New" w:cs="Courier New"/>
+          <w:sz w:val="20"/>
+          <w:szCs w:val="20"/>
+        </w:rPr>
+        <w:br/>
+        <w:t xml:space="preserve">import </w:t>
+      </w:r>
+      <w:proofErr w:type="spellStart"/>
+      <w:r>
+        <w:rPr>
+          <w:rFonts w:ascii="Courier New" w:eastAsia="Times New Roman" w:hAnsi="Courier New" w:cs="Courier New"/>
+          <w:sz w:val="20"/>
+          <w:szCs w:val="20"/>
+        </w:rPr>
+        <w:t>org.apache.hadoop.mapreduce.lib.output.FileOutputFormat</w:t>
+      </w:r>
+      <w:proofErr w:type="spellEnd"/>
+      <w:r>
+        <w:rPr>
+          <w:rFonts w:ascii="Courier New" w:eastAsia="Times New Roman" w:hAnsi="Courier New" w:cs="Courier New"/>
+          <w:sz w:val="20"/>
+          <w:szCs w:val="20"/>
+        </w:rPr>
+        <w:t>;</w:t>
+      </w:r>
+      <w:r>
+        <w:rPr>
+          <w:rFonts w:ascii="Courier New" w:eastAsia="Times New Roman" w:hAnsi="Courier New" w:cs="Courier New"/>
+          <w:sz w:val="20"/>
+          <w:szCs w:val="20"/>
+        </w:rPr>
+        <w:br/>
+        <w:t xml:space="preserve">import </w:t>
+      </w:r>
+      <w:proofErr w:type="spellStart"/>
+      <w:r>
+        <w:rPr>
+          <w:rFonts w:ascii="Courier New" w:eastAsia="Times New Roman" w:hAnsi="Courier New" w:cs="Courier New"/>
+          <w:sz w:val="20"/>
+          <w:szCs w:val="20"/>
+        </w:rPr>
+        <w:t>java.io.IOException</w:t>
+      </w:r>
+      <w:proofErr w:type="spellEnd"/>
+      <w:r>
+        <w:rPr>
+          <w:rFonts w:ascii="Courier New" w:eastAsia="Times New Roman" w:hAnsi="Courier New" w:cs="Courier New"/>
+          <w:sz w:val="20"/>
+          <w:szCs w:val="20"/>
+        </w:rPr>
+        <w:t>;</w:t>
+      </w:r>
+      <w:r>
+        <w:rPr>
+          <w:rFonts w:ascii="Courier New" w:eastAsia="Times New Roman" w:hAnsi="Courier New" w:cs="Courier New"/>
+          <w:sz w:val="20"/>
+          <w:szCs w:val="20"/>
+        </w:rPr>
+        <w:br/>
+        <w:t xml:space="preserve">import </w:t>
+      </w:r>
+      <w:proofErr w:type="spellStart"/>
+      <w:r>
+        <w:rPr>
+          <w:rFonts w:ascii="Courier New" w:eastAsia="Times New Roman" w:hAnsi="Courier New" w:cs="Courier New"/>
+          <w:sz w:val="20"/>
+          <w:szCs w:val="20"/>
+        </w:rPr>
+        <w:t>java.util.StringTokenizer</w:t>
+      </w:r>
+      <w:proofErr w:type="spellEnd"/>
+      <w:r>
+        <w:rPr>
+          <w:rFonts w:ascii="Courier New" w:eastAsia="Times New Roman" w:hAnsi="Courier New" w:cs="Courier New"/>
+          <w:sz w:val="20"/>
+          <w:szCs w:val="20"/>
+        </w:rPr>
+        <w:t>;</w:t>
+      </w:r>
+      <w:r>
+        <w:rPr>
+          <w:rFonts w:ascii="Courier New" w:eastAsia="Times New Roman" w:hAnsi="Courier New" w:cs="Courier New"/>
+          <w:sz w:val="20"/>
+          <w:szCs w:val="20"/>
+        </w:rPr>
+        <w:br/>
+      </w:r>
+      <w:r>
+        <w:rPr>
+          <w:rFonts w:ascii="Courier New" w:eastAsia="Times New Roman" w:hAnsi="Courier New" w:cs="Courier New"/>
+          <w:sz w:val="20"/>
+          <w:szCs w:val="20"/>
+        </w:rPr>
+        <w:br/>
+        <w:t xml:space="preserve">public class </w:t>
+      </w:r>
+      <w:proofErr w:type="spellStart"/>
+      <w:r>
+        <w:rPr>
+          <w:rFonts w:ascii="Courier New" w:eastAsia="Times New Roman" w:hAnsi="Courier New" w:cs="Courier New"/>
+          <w:sz w:val="20"/>
+          <w:szCs w:val="20"/>
+        </w:rPr>
+        <w:t>WordCount</w:t>
+      </w:r>
+      <w:proofErr w:type="spellEnd"/>
+      <w:r>
+        <w:rPr>
+          <w:rFonts w:ascii="Courier New" w:eastAsia="Times New Roman" w:hAnsi="Courier New" w:cs="Courier New"/>
+          <w:sz w:val="20"/>
+          <w:szCs w:val="20"/>
+        </w:rPr>
+        <w:t xml:space="preserve"> {</w:t>
+      </w:r>
+      <w:r>
+        <w:rPr>
+          <w:rFonts w:ascii="Courier New" w:eastAsia="Times New Roman" w:hAnsi="Courier New" w:cs="Courier New"/>
+          <w:sz w:val="20"/>
+          <w:szCs w:val="20"/>
+        </w:rPr>
+        <w:br/>
+      </w:r>
+      <w:r>
+        <w:rPr>
+          <w:rFonts w:ascii="Courier New" w:eastAsia="Times New Roman" w:hAnsi="Courier New" w:cs="Courier New"/>
+          <w:sz w:val="20"/>
+          <w:szCs w:val="20"/>
+        </w:rPr>
+        <w:br/>
+        <w:t xml:space="preserve">    public static class </w:t>
+      </w:r>
+      <w:proofErr w:type="spellStart"/>
+      <w:r>
+        <w:rPr>
+          <w:rFonts w:ascii="Courier New" w:eastAsia="Times New Roman" w:hAnsi="Courier New" w:cs="Courier New"/>
+          <w:sz w:val="20"/>
+          <w:szCs w:val="20"/>
+        </w:rPr>
+        <w:t>TokenizerMapper</w:t>
+      </w:r>
+      <w:proofErr w:type="spellEnd"/>
+      <w:r>
+        <w:rPr>
+          <w:rFonts w:ascii="Courier New" w:eastAsia="Times New Roman" w:hAnsi="Courier New" w:cs="Courier New"/>
+          <w:sz w:val="20"/>
+          <w:szCs w:val="20"/>
+        </w:rPr>
+        <w:br/>
+        <w:t xml:space="preserve">            extends Mapper&lt;Object, Text, Text, </w:t>
+      </w:r>
+      <w:proofErr w:type="spellStart"/>
+      <w:r>
+        <w:rPr>
+          <w:rFonts w:ascii="Courier New" w:eastAsia="Times New Roman" w:hAnsi="Courier New" w:cs="Courier New"/>
+          <w:sz w:val="20"/>
+          <w:szCs w:val="20"/>
+        </w:rPr>
+        <w:t>IntWritable</w:t>
+      </w:r>
+      <w:proofErr w:type="spellEnd"/>
+      <w:r>
+        <w:rPr>
+          <w:rFonts w:ascii="Courier New" w:eastAsia="Times New Roman" w:hAnsi="Courier New" w:cs="Courier New"/>
+          <w:sz w:val="20"/>
+          <w:szCs w:val="20"/>
+        </w:rPr>
+        <w:t>&gt; {</w:t>
+      </w:r>
+      <w:r>
+        <w:rPr>
+          <w:rFonts w:ascii="Courier New" w:eastAsia="Times New Roman" w:hAnsi="Courier New" w:cs="Courier New"/>
+          <w:sz w:val="20"/>
+          <w:szCs w:val="20"/>
+        </w:rPr>
+        <w:br/>
+      </w:r>
+      <w:r>
+        <w:rPr>
+          <w:rFonts w:ascii="Courier New" w:eastAsia="Times New Roman" w:hAnsi="Courier New" w:cs="Courier New"/>
+          <w:sz w:val="20"/>
+          <w:szCs w:val="20"/>
+        </w:rPr>
+        <w:br/>
+        <w:t xml:space="preserve">        private final static </w:t>
+      </w:r>
+      <w:proofErr w:type="spellStart"/>
+      <w:r>
+        <w:rPr>
+          <w:rFonts w:ascii="Courier New" w:eastAsia="Times New Roman" w:hAnsi="Courier New" w:cs="Courier New"/>
+          <w:sz w:val="20"/>
+          <w:szCs w:val="20"/>
+        </w:rPr>
+        <w:t>IntWritable</w:t>
+      </w:r>
+      <w:proofErr w:type="spellEnd"/>
+      <w:r>
+        <w:rPr>
+          <w:rFonts w:ascii="Courier New" w:eastAsia="Times New Roman" w:hAnsi="Courier New" w:cs="Courier New"/>
+          <w:sz w:val="20"/>
+          <w:szCs w:val="20"/>
+        </w:rPr>
+        <w:t xml:space="preserve"> one = new </w:t>
+      </w:r>
+      <w:proofErr w:type="spellStart"/>
+      <w:r>
+        <w:rPr>
+          <w:rFonts w:ascii="Courier New" w:eastAsia="Times New Roman" w:hAnsi="Courier New" w:cs="Courier New"/>
+          <w:sz w:val="20"/>
+          <w:szCs w:val="20"/>
+        </w:rPr>
+        <w:t>IntWritable</w:t>
+      </w:r>
+      <w:proofErr w:type="spellEnd"/>
+      <w:r>
+        <w:rPr>
+          <w:rFonts w:ascii="Courier New" w:eastAsia="Times New Roman" w:hAnsi="Courier New" w:cs="Courier New"/>
+          <w:sz w:val="20"/>
+          <w:szCs w:val="20"/>
+        </w:rPr>
+        <w:t>(1);</w:t>
+      </w:r>
+      <w:r>
+        <w:rPr>
+          <w:rFonts w:ascii="Courier New" w:eastAsia="Times New Roman" w:hAnsi="Courier New" w:cs="Courier New"/>
+          <w:sz w:val="20"/>
+          <w:szCs w:val="20"/>
+        </w:rPr>
+        <w:br/>
+        <w:t xml:space="preserve">        private Text word = new Text();</w:t>
+      </w:r>
+      <w:r>
+        <w:rPr>
+          <w:rFonts w:ascii="Courier New" w:eastAsia="Times New Roman" w:hAnsi="Courier New" w:cs="Courier New"/>
+          <w:sz w:val="20"/>
+          <w:szCs w:val="20"/>
+        </w:rPr>
+        <w:br/>
+      </w:r>
+      <w:r>
+        <w:rPr>
+          <w:rFonts w:ascii="Courier New" w:eastAsia="Times New Roman" w:hAnsi="Courier New" w:cs="Courier New"/>
+          <w:sz w:val="20"/>
+          <w:szCs w:val="20"/>
+        </w:rPr>
+        <w:lastRenderedPageBreak/>
+        <w:br/>
+        <w:t xml:space="preserve">        public void map(Object key, Text value, Context </w:t>
+      </w:r>
+      <w:proofErr w:type="spellStart"/>
+      <w:r>
+        <w:rPr>
+          <w:rFonts w:ascii="Courier New" w:eastAsia="Times New Roman" w:hAnsi="Courier New" w:cs="Courier New"/>
+          <w:sz w:val="20"/>
+          <w:szCs w:val="20"/>
+        </w:rPr>
+        <w:t>context</w:t>
+      </w:r>
+      <w:proofErr w:type="spellEnd"/>
+      <w:r>
+        <w:rPr>
+          <w:rFonts w:ascii="Courier New" w:eastAsia="Times New Roman" w:hAnsi="Courier New" w:cs="Courier New"/>
+          <w:sz w:val="20"/>
+          <w:szCs w:val="20"/>
+        </w:rPr>
+        <w:br/>
+        <w:t xml:space="preserve">        ) throws </w:t>
+      </w:r>
+      <w:proofErr w:type="spellStart"/>
+      <w:r>
+        <w:rPr>
+          <w:rFonts w:ascii="Courier New" w:eastAsia="Times New Roman" w:hAnsi="Courier New" w:cs="Courier New"/>
+          <w:sz w:val="20"/>
+          <w:szCs w:val="20"/>
+        </w:rPr>
+        <w:t>IOException</w:t>
+      </w:r>
+      <w:proofErr w:type="spellEnd"/>
+      <w:r>
+        <w:rPr>
+          <w:rFonts w:ascii="Courier New" w:eastAsia="Times New Roman" w:hAnsi="Courier New" w:cs="Courier New"/>
+          <w:sz w:val="20"/>
+          <w:szCs w:val="20"/>
+        </w:rPr>
+        <w:t xml:space="preserve">, </w:t>
+      </w:r>
+      <w:proofErr w:type="spellStart"/>
+      <w:r>
+        <w:rPr>
+          <w:rFonts w:ascii="Courier New" w:eastAsia="Times New Roman" w:hAnsi="Courier New" w:cs="Courier New"/>
+          <w:sz w:val="20"/>
+          <w:szCs w:val="20"/>
+        </w:rPr>
+        <w:t>InterruptedException</w:t>
+      </w:r>
+      <w:proofErr w:type="spellEnd"/>
+      <w:r>
+        <w:rPr>
+          <w:rFonts w:ascii="Courier New" w:eastAsia="Times New Roman" w:hAnsi="Courier New" w:cs="Courier New"/>
+          <w:sz w:val="20"/>
+          <w:szCs w:val="20"/>
+        </w:rPr>
+        <w:t xml:space="preserve"> {</w:t>
+      </w:r>
+      <w:r>
+        <w:rPr>
+          <w:rFonts w:ascii="Courier New" w:eastAsia="Times New Roman" w:hAnsi="Courier New" w:cs="Courier New"/>
+          <w:sz w:val="20"/>
+          <w:szCs w:val="20"/>
+        </w:rPr>
+        <w:br/>
+        <w:t xml:space="preserve">            </w:t>
+      </w:r>
+      <w:proofErr w:type="spellStart"/>
+      <w:r>
+        <w:rPr>
+          <w:rFonts w:ascii="Courier New" w:eastAsia="Times New Roman" w:hAnsi="Courier New" w:cs="Courier New"/>
+          <w:sz w:val="20"/>
+          <w:szCs w:val="20"/>
+        </w:rPr>
+        <w:t>StringTokenizer</w:t>
+      </w:r>
+      <w:proofErr w:type="spellEnd"/>
+      <w:r>
+        <w:rPr>
+          <w:rFonts w:ascii="Courier New" w:eastAsia="Times New Roman" w:hAnsi="Courier New" w:cs="Courier New"/>
+          <w:sz w:val="20"/>
+          <w:szCs w:val="20"/>
+        </w:rPr>
+        <w:t xml:space="preserve"> </w:t>
+      </w:r>
+      <w:proofErr w:type="spellStart"/>
+      <w:r>
+        <w:rPr>
+          <w:rFonts w:ascii="Courier New" w:eastAsia="Times New Roman" w:hAnsi="Courier New" w:cs="Courier New"/>
+          <w:sz w:val="20"/>
+          <w:szCs w:val="20"/>
+        </w:rPr>
+        <w:t>itr</w:t>
+      </w:r>
+      <w:proofErr w:type="spellEnd"/>
+      <w:r>
+        <w:rPr>
+          <w:rFonts w:ascii="Courier New" w:eastAsia="Times New Roman" w:hAnsi="Courier New" w:cs="Courier New"/>
+          <w:sz w:val="20"/>
+          <w:szCs w:val="20"/>
+        </w:rPr>
+        <w:t xml:space="preserve"> = new </w:t>
+      </w:r>
+      <w:proofErr w:type="spellStart"/>
+      <w:r>
+        <w:rPr>
+          <w:rFonts w:ascii="Courier New" w:eastAsia="Times New Roman" w:hAnsi="Courier New" w:cs="Courier New"/>
+          <w:sz w:val="20"/>
+          <w:szCs w:val="20"/>
+        </w:rPr>
+        <w:t>StringTokenizer</w:t>
+      </w:r>
+      <w:proofErr w:type="spellEnd"/>
+      <w:r>
+        <w:rPr>
+          <w:rFonts w:ascii="Courier New" w:eastAsia="Times New Roman" w:hAnsi="Courier New" w:cs="Courier New"/>
+          <w:sz w:val="20"/>
+          <w:szCs w:val="20"/>
+        </w:rPr>
+        <w:t>(</w:t>
+      </w:r>
+      <w:proofErr w:type="spellStart"/>
+      <w:r>
+        <w:rPr>
+          <w:rFonts w:ascii="Courier New" w:eastAsia="Times New Roman" w:hAnsi="Courier New" w:cs="Courier New"/>
+          <w:sz w:val="20"/>
+          <w:szCs w:val="20"/>
+        </w:rPr>
+        <w:t>value.toString</w:t>
+      </w:r>
+      <w:proofErr w:type="spellEnd"/>
+      <w:r>
+        <w:rPr>
+          <w:rFonts w:ascii="Courier New" w:eastAsia="Times New Roman" w:hAnsi="Courier New" w:cs="Courier New"/>
+          <w:sz w:val="20"/>
+          <w:szCs w:val="20"/>
+        </w:rPr>
+        <w:t>());</w:t>
+      </w:r>
+      <w:r>
+        <w:rPr>
+          <w:rFonts w:ascii="Courier New" w:eastAsia="Times New Roman" w:hAnsi="Courier New" w:cs="Courier New"/>
+          <w:sz w:val="20"/>
+          <w:szCs w:val="20"/>
+        </w:rPr>
+        <w:br/>
+        <w:t xml:space="preserve">            while (</w:t>
+      </w:r>
+      <w:proofErr w:type="spellStart"/>
+      <w:r>
+        <w:rPr>
+          <w:rFonts w:ascii="Courier New" w:eastAsia="Times New Roman" w:hAnsi="Courier New" w:cs="Courier New"/>
+          <w:sz w:val="20"/>
+          <w:szCs w:val="20"/>
+        </w:rPr>
+        <w:t>itr.hasMoreTokens</w:t>
+      </w:r>
+      <w:proofErr w:type="spellEnd"/>
+      <w:r>
+        <w:rPr>
+          <w:rFonts w:ascii="Courier New" w:eastAsia="Times New Roman" w:hAnsi="Courier New" w:cs="Courier New"/>
+          <w:sz w:val="20"/>
+          <w:szCs w:val="20"/>
+        </w:rPr>
+        <w:t>()) {</w:t>
+      </w:r>
+      <w:r>
+        <w:rPr>
+          <w:rFonts w:ascii="Courier New" w:eastAsia="Times New Roman" w:hAnsi="Courier New" w:cs="Courier New"/>
+          <w:sz w:val="20"/>
+          <w:szCs w:val="20"/>
+        </w:rPr>
+        <w:br/>
+        <w:t xml:space="preserve">                </w:t>
+      </w:r>
+      <w:proofErr w:type="spellStart"/>
+      <w:r>
+        <w:rPr>
+          <w:rFonts w:ascii="Courier New" w:eastAsia="Times New Roman" w:hAnsi="Courier New" w:cs="Courier New"/>
+          <w:sz w:val="20"/>
+          <w:szCs w:val="20"/>
+        </w:rPr>
+        <w:t>word.set</w:t>
+      </w:r>
+      <w:proofErr w:type="spellEnd"/>
+      <w:r>
+        <w:rPr>
+          <w:rFonts w:ascii="Courier New" w:eastAsia="Times New Roman" w:hAnsi="Courier New" w:cs="Courier New"/>
+          <w:sz w:val="20"/>
+          <w:szCs w:val="20"/>
+        </w:rPr>
+        <w:t>(</w:t>
+      </w:r>
+      <w:proofErr w:type="spellStart"/>
+      <w:r>
+        <w:rPr>
+          <w:rFonts w:ascii="Courier New" w:eastAsia="Times New Roman" w:hAnsi="Courier New" w:cs="Courier New"/>
+          <w:sz w:val="20"/>
+          <w:szCs w:val="20"/>
+        </w:rPr>
+        <w:t>itr.nextToken</w:t>
+      </w:r>
+      <w:proofErr w:type="spellEnd"/>
+      <w:r>
+        <w:rPr>
+          <w:rFonts w:ascii="Courier New" w:eastAsia="Times New Roman" w:hAnsi="Courier New" w:cs="Courier New"/>
+          <w:sz w:val="20"/>
+          <w:szCs w:val="20"/>
+        </w:rPr>
+        <w:t>().</w:t>
+      </w:r>
+      <w:proofErr w:type="spellStart"/>
+      <w:r>
+        <w:rPr>
+          <w:rFonts w:ascii="Courier New" w:eastAsia="Times New Roman" w:hAnsi="Courier New" w:cs="Courier New"/>
+          <w:sz w:val="20"/>
+          <w:szCs w:val="20"/>
+        </w:rPr>
+        <w:t>replaceAll</w:t>
+      </w:r>
+      <w:proofErr w:type="spellEnd"/>
+      <w:r>
+        <w:rPr>
+          <w:rFonts w:ascii="Courier New" w:eastAsia="Times New Roman" w:hAnsi="Courier New" w:cs="Courier New"/>
+          <w:sz w:val="20"/>
+          <w:szCs w:val="20"/>
+        </w:rPr>
+        <w:t>("[^a-</w:t>
+      </w:r>
+      <w:proofErr w:type="spellStart"/>
+      <w:r>
+        <w:rPr>
+          <w:rFonts w:ascii="Courier New" w:eastAsia="Times New Roman" w:hAnsi="Courier New" w:cs="Courier New"/>
+          <w:sz w:val="20"/>
+          <w:szCs w:val="20"/>
+        </w:rPr>
+        <w:t>zA</w:t>
+      </w:r>
+      <w:proofErr w:type="spellEnd"/>
+      <w:r>
+        <w:rPr>
+          <w:rFonts w:ascii="Courier New" w:eastAsia="Times New Roman" w:hAnsi="Courier New" w:cs="Courier New"/>
+          <w:sz w:val="20"/>
+          <w:szCs w:val="20"/>
+        </w:rPr>
+        <w:t>-Z]", "").</w:t>
+      </w:r>
+      <w:proofErr w:type="spellStart"/>
+      <w:r>
+        <w:rPr>
+          <w:rFonts w:ascii="Courier New" w:eastAsia="Times New Roman" w:hAnsi="Courier New" w:cs="Courier New"/>
+          <w:sz w:val="20"/>
+          <w:szCs w:val="20"/>
+        </w:rPr>
+        <w:t>toLowerCase</w:t>
+      </w:r>
+      <w:proofErr w:type="spellEnd"/>
+      <w:r>
+        <w:rPr>
+          <w:rFonts w:ascii="Courier New" w:eastAsia="Times New Roman" w:hAnsi="Courier New" w:cs="Courier New"/>
+          <w:sz w:val="20"/>
+          <w:szCs w:val="20"/>
+        </w:rPr>
+        <w:t>());</w:t>
+      </w:r>
+      <w:r>
+        <w:rPr>
+          <w:rFonts w:ascii="Courier New" w:eastAsia="Times New Roman" w:hAnsi="Courier New" w:cs="Courier New"/>
+          <w:sz w:val="20"/>
+          <w:szCs w:val="20"/>
+        </w:rPr>
+        <w:br/>
+        <w:t xml:space="preserve">                </w:t>
+      </w:r>
+      <w:proofErr w:type="spellStart"/>
+      <w:r>
+        <w:rPr>
+          <w:rFonts w:ascii="Courier New" w:eastAsia="Times New Roman" w:hAnsi="Courier New" w:cs="Courier New"/>
+          <w:sz w:val="20"/>
+          <w:szCs w:val="20"/>
+        </w:rPr>
+        <w:t>context.write</w:t>
+      </w:r>
+      <w:proofErr w:type="spellEnd"/>
+      <w:r>
+        <w:rPr>
+          <w:rFonts w:ascii="Courier New" w:eastAsia="Times New Roman" w:hAnsi="Courier New" w:cs="Courier New"/>
+          <w:sz w:val="20"/>
+          <w:szCs w:val="20"/>
+        </w:rPr>
+        <w:t>(word, one);</w:t>
+      </w:r>
+      <w:r>
+        <w:rPr>
+          <w:rFonts w:ascii="Courier New" w:eastAsia="Times New Roman" w:hAnsi="Courier New" w:cs="Courier New"/>
+          <w:sz w:val="20"/>
+          <w:szCs w:val="20"/>
+        </w:rPr>
+        <w:br/>
+        <w:t xml:space="preserve">            }</w:t>
+      </w:r>
+      <w:r>
+        <w:rPr>
+          <w:rFonts w:ascii="Courier New" w:eastAsia="Times New Roman" w:hAnsi="Courier New" w:cs="Courier New"/>
+          <w:sz w:val="20"/>
+          <w:szCs w:val="20"/>
+        </w:rPr>
+        <w:br/>
+        <w:t xml:space="preserve">        }</w:t>
+      </w:r>
+      <w:r>
+        <w:rPr>
+          <w:rFonts w:ascii="Courier New" w:eastAsia="Times New Roman" w:hAnsi="Courier New" w:cs="Courier New"/>
+          <w:sz w:val="20"/>
+          <w:szCs w:val="20"/>
+        </w:rPr>
+        <w:br/>
+        <w:t xml:space="preserve">    }</w:t>
+      </w:r>
+      <w:r>
+        <w:rPr>
+          <w:rFonts w:ascii="Courier New" w:eastAsia="Times New Roman" w:hAnsi="Courier New" w:cs="Courier New"/>
+          <w:sz w:val="20"/>
+          <w:szCs w:val="20"/>
+        </w:rPr>
+        <w:br/>
+      </w:r>
+      <w:r>
+        <w:rPr>
+          <w:rFonts w:ascii="Courier New" w:eastAsia="Times New Roman" w:hAnsi="Courier New" w:cs="Courier New"/>
+          <w:sz w:val="20"/>
+          <w:szCs w:val="20"/>
+        </w:rPr>
+        <w:br/>
+        <w:t xml:space="preserve">    public static class </w:t>
+      </w:r>
+      <w:proofErr w:type="spellStart"/>
+      <w:r>
+        <w:rPr>
+          <w:rFonts w:ascii="Courier New" w:eastAsia="Times New Roman" w:hAnsi="Courier New" w:cs="Courier New"/>
+          <w:sz w:val="20"/>
+          <w:szCs w:val="20"/>
+        </w:rPr>
+        <w:t>IntSumReducer</w:t>
+      </w:r>
+      <w:proofErr w:type="spellEnd"/>
+      <w:r>
+        <w:rPr>
+          <w:rFonts w:ascii="Courier New" w:eastAsia="Times New Roman" w:hAnsi="Courier New" w:cs="Courier New"/>
+          <w:sz w:val="20"/>
+          <w:szCs w:val="20"/>
+        </w:rPr>
+        <w:br/>
+        <w:t xml:space="preserve">            extends Reducer&lt;Text, </w:t>
+      </w:r>
+      <w:proofErr w:type="spellStart"/>
+      <w:r>
+        <w:rPr>
+          <w:rFonts w:ascii="Courier New" w:eastAsia="Times New Roman" w:hAnsi="Courier New" w:cs="Courier New"/>
+          <w:sz w:val="20"/>
+          <w:szCs w:val="20"/>
+        </w:rPr>
+        <w:t>IntWritable</w:t>
+      </w:r>
+      <w:proofErr w:type="spellEnd"/>
+      <w:r>
+        <w:rPr>
+          <w:rFonts w:ascii="Courier New" w:eastAsia="Times New Roman" w:hAnsi="Courier New" w:cs="Courier New"/>
+          <w:sz w:val="20"/>
+          <w:szCs w:val="20"/>
+        </w:rPr>
+        <w:t xml:space="preserve">, Text, </w:t>
+      </w:r>
+      <w:proofErr w:type="spellStart"/>
+      <w:r>
+        <w:rPr>
+          <w:rFonts w:ascii="Courier New" w:eastAsia="Times New Roman" w:hAnsi="Courier New" w:cs="Courier New"/>
+          <w:sz w:val="20"/>
+          <w:szCs w:val="20"/>
+        </w:rPr>
+        <w:t>IntWritable</w:t>
+      </w:r>
+      <w:proofErr w:type="spellEnd"/>
+      <w:r>
+        <w:rPr>
+          <w:rFonts w:ascii="Courier New" w:eastAsia="Times New Roman" w:hAnsi="Courier New" w:cs="Courier New"/>
+          <w:sz w:val="20"/>
+          <w:szCs w:val="20"/>
+        </w:rPr>
+        <w:t>&gt; {</w:t>
+      </w:r>
+      <w:r>
+        <w:rPr>
+          <w:rFonts w:ascii="Courier New" w:eastAsia="Times New Roman" w:hAnsi="Courier New" w:cs="Courier New"/>
+          <w:sz w:val="20"/>
+          <w:szCs w:val="20"/>
+        </w:rPr>
+        <w:br/>
+        <w:t xml:space="preserve">        private </w:t>
+      </w:r>
+      <w:proofErr w:type="spellStart"/>
+      <w:r>
+        <w:rPr>
+          <w:rFonts w:ascii="Courier New" w:eastAsia="Times New Roman" w:hAnsi="Courier New" w:cs="Courier New"/>
+          <w:sz w:val="20"/>
+          <w:szCs w:val="20"/>
+        </w:rPr>
+        <w:t>IntWritable</w:t>
+      </w:r>
+      <w:proofErr w:type="spellEnd"/>
+      <w:r>
+        <w:rPr>
+          <w:rFonts w:ascii="Courier New" w:eastAsia="Times New Roman" w:hAnsi="Courier New" w:cs="Courier New"/>
+          <w:sz w:val="20"/>
+          <w:szCs w:val="20"/>
+        </w:rPr>
+        <w:t xml:space="preserve"> result = new </w:t>
+      </w:r>
+      <w:proofErr w:type="spellStart"/>
+      <w:r>
+        <w:rPr>
+          <w:rFonts w:ascii="Courier New" w:eastAsia="Times New Roman" w:hAnsi="Courier New" w:cs="Courier New"/>
+          <w:sz w:val="20"/>
+          <w:szCs w:val="20"/>
+        </w:rPr>
+        <w:t>IntWritable</w:t>
+      </w:r>
+      <w:proofErr w:type="spellEnd"/>
+      <w:r>
+        <w:rPr>
+          <w:rFonts w:ascii="Courier New" w:eastAsia="Times New Roman" w:hAnsi="Courier New" w:cs="Courier New"/>
+          <w:sz w:val="20"/>
+          <w:szCs w:val="20"/>
+        </w:rPr>
+        <w:t>();</w:t>
+      </w:r>
+      <w:r>
+        <w:rPr>
+          <w:rFonts w:ascii="Courier New" w:eastAsia="Times New Roman" w:hAnsi="Courier New" w:cs="Courier New"/>
+          <w:sz w:val="20"/>
+          <w:szCs w:val="20"/>
+        </w:rPr>
+        <w:br/>
+      </w:r>
+      <w:r>
+        <w:rPr>
+          <w:rFonts w:ascii="Courier New" w:eastAsia="Times New Roman" w:hAnsi="Courier New" w:cs="Courier New"/>
+          <w:sz w:val="20"/>
+          <w:szCs w:val="20"/>
+        </w:rPr>
+        <w:br/>
+        <w:t xml:space="preserve">        public void reduce(Text key, </w:t>
+      </w:r>
+      <w:proofErr w:type="spellStart"/>
+      <w:r>
+        <w:rPr>
+          <w:rFonts w:ascii="Courier New" w:eastAsia="Times New Roman" w:hAnsi="Courier New" w:cs="Courier New"/>
+          <w:sz w:val="20"/>
+          <w:szCs w:val="20"/>
+        </w:rPr>
+        <w:t>Iterable</w:t>
+      </w:r>
+      <w:proofErr w:type="spellEnd"/>
+      <w:r>
+        <w:rPr>
+          <w:rFonts w:ascii="Courier New" w:eastAsia="Times New Roman" w:hAnsi="Courier New" w:cs="Courier New"/>
+          <w:sz w:val="20"/>
+          <w:szCs w:val="20"/>
+        </w:rPr>
+        <w:t>&lt;</w:t>
+      </w:r>
+      <w:proofErr w:type="spellStart"/>
+      <w:r>
+        <w:rPr>
+          <w:rFonts w:ascii="Courier New" w:eastAsia="Times New Roman" w:hAnsi="Courier New" w:cs="Courier New"/>
+          <w:sz w:val="20"/>
+          <w:szCs w:val="20"/>
+        </w:rPr>
+        <w:t>IntWritable</w:t>
+      </w:r>
+      <w:proofErr w:type="spellEnd"/>
+      <w:r>
+        <w:rPr>
+          <w:rFonts w:ascii="Courier New" w:eastAsia="Times New Roman" w:hAnsi="Courier New" w:cs="Courier New"/>
+          <w:sz w:val="20"/>
+          <w:szCs w:val="20"/>
+        </w:rPr>
+        <w:t>&gt; values,</w:t>
+      </w:r>
+      <w:r>
+        <w:rPr>
+          <w:rFonts w:ascii="Courier New" w:eastAsia="Times New Roman" w:hAnsi="Courier New" w:cs="Courier New"/>
+          <w:sz w:val="20"/>
+          <w:szCs w:val="20"/>
+        </w:rPr>
+        <w:br/>
+        <w:t xml:space="preserve">                           Context context) throws </w:t>
+      </w:r>
+      <w:proofErr w:type="spellStart"/>
+      <w:r>
+        <w:rPr>
+          <w:rFonts w:ascii="Courier New" w:eastAsia="Times New Roman" w:hAnsi="Courier New" w:cs="Courier New"/>
+          <w:sz w:val="20"/>
+          <w:szCs w:val="20"/>
+        </w:rPr>
+        <w:t>IOException</w:t>
+      </w:r>
+      <w:proofErr w:type="spellEnd"/>
+      <w:r>
+        <w:rPr>
+          <w:rFonts w:ascii="Courier New" w:eastAsia="Times New Roman" w:hAnsi="Courier New" w:cs="Courier New"/>
+          <w:sz w:val="20"/>
+          <w:szCs w:val="20"/>
+        </w:rPr>
+        <w:t xml:space="preserve">, </w:t>
+      </w:r>
+      <w:proofErr w:type="spellStart"/>
+      <w:r>
+        <w:rPr>
+          <w:rFonts w:ascii="Courier New" w:eastAsia="Times New Roman" w:hAnsi="Courier New" w:cs="Courier New"/>
+          <w:sz w:val="20"/>
+          <w:szCs w:val="20"/>
+        </w:rPr>
+        <w:t>InterruptedException</w:t>
+      </w:r>
+      <w:proofErr w:type="spellEnd"/>
+      <w:r>
+        <w:rPr>
+          <w:rFonts w:ascii="Courier New" w:eastAsia="Times New Roman" w:hAnsi="Courier New" w:cs="Courier New"/>
+          <w:sz w:val="20"/>
+          <w:szCs w:val="20"/>
+        </w:rPr>
+        <w:t xml:space="preserve"> {</w:t>
+      </w:r>
+      <w:r>
+        <w:rPr>
+          <w:rFonts w:ascii="Courier New" w:eastAsia="Times New Roman" w:hAnsi="Courier New" w:cs="Courier New"/>
+          <w:sz w:val="20"/>
+          <w:szCs w:val="20"/>
+        </w:rPr>
+        <w:br/>
+        <w:t xml:space="preserve">            </w:t>
+      </w:r>
+      <w:proofErr w:type="spellStart"/>
+      <w:r>
+        <w:rPr>
+          <w:rFonts w:ascii="Courier New" w:eastAsia="Times New Roman" w:hAnsi="Courier New" w:cs="Courier New"/>
+          <w:sz w:val="20"/>
+          <w:szCs w:val="20"/>
+        </w:rPr>
+        <w:t>int</w:t>
+      </w:r>
+      <w:proofErr w:type="spellEnd"/>
+      <w:r>
+        <w:rPr>
+          <w:rFonts w:ascii="Courier New" w:eastAsia="Times New Roman" w:hAnsi="Courier New" w:cs="Courier New"/>
+          <w:sz w:val="20"/>
+          <w:szCs w:val="20"/>
+        </w:rPr>
+        <w:t xml:space="preserve"> sum = 0;</w:t>
+      </w:r>
+      <w:r>
+        <w:rPr>
+          <w:rFonts w:ascii="Courier New" w:eastAsia="Times New Roman" w:hAnsi="Courier New" w:cs="Courier New"/>
+          <w:sz w:val="20"/>
+          <w:szCs w:val="20"/>
+        </w:rPr>
+        <w:br/>
+        <w:t xml:space="preserve">            for (</w:t>
+      </w:r>
+      <w:proofErr w:type="spellStart"/>
+      <w:r>
+        <w:rPr>
+          <w:rFonts w:ascii="Courier New" w:eastAsia="Times New Roman" w:hAnsi="Courier New" w:cs="Courier New"/>
+          <w:sz w:val="20"/>
+          <w:szCs w:val="20"/>
+        </w:rPr>
+        <w:t>IntWritable</w:t>
+      </w:r>
+      <w:proofErr w:type="spellEnd"/>
+      <w:r>
+        <w:rPr>
+          <w:rFonts w:ascii="Courier New" w:eastAsia="Times New Roman" w:hAnsi="Courier New" w:cs="Courier New"/>
+          <w:sz w:val="20"/>
+          <w:szCs w:val="20"/>
+        </w:rPr>
+        <w:t xml:space="preserve"> </w:t>
+      </w:r>
+      <w:proofErr w:type="spellStart"/>
+      <w:r>
+        <w:rPr>
+          <w:rFonts w:ascii="Courier New" w:eastAsia="Times New Roman" w:hAnsi="Courier New" w:cs="Courier New"/>
+          <w:sz w:val="20"/>
+          <w:szCs w:val="20"/>
+        </w:rPr>
+        <w:t>val</w:t>
+      </w:r>
+      <w:proofErr w:type="spellEnd"/>
+      <w:r>
+        <w:rPr>
+          <w:rFonts w:ascii="Courier New" w:eastAsia="Times New Roman" w:hAnsi="Courier New" w:cs="Courier New"/>
+          <w:sz w:val="20"/>
+          <w:szCs w:val="20"/>
+        </w:rPr>
+        <w:t xml:space="preserve"> : values) sum += </w:t>
+      </w:r>
+      <w:proofErr w:type="spellStart"/>
+      <w:r>
+        <w:rPr>
+          <w:rFonts w:ascii="Courier New" w:eastAsia="Times New Roman" w:hAnsi="Courier New" w:cs="Courier New"/>
+          <w:sz w:val="20"/>
+          <w:szCs w:val="20"/>
+        </w:rPr>
+        <w:t>val.get</w:t>
+      </w:r>
+      <w:proofErr w:type="spellEnd"/>
+      <w:r>
+        <w:rPr>
+          <w:rFonts w:ascii="Courier New" w:eastAsia="Times New Roman" w:hAnsi="Courier New" w:cs="Courier New"/>
+          <w:sz w:val="20"/>
+          <w:szCs w:val="20"/>
+        </w:rPr>
+        <w:t>();</w:t>
+      </w:r>
+      <w:r>
+        <w:rPr>
+          <w:rFonts w:ascii="Courier New" w:eastAsia="Times New Roman" w:hAnsi="Courier New" w:cs="Courier New"/>
+          <w:sz w:val="20"/>
+          <w:szCs w:val="20"/>
+        </w:rPr>
+        <w:br/>
+        <w:t xml:space="preserve">            </w:t>
+      </w:r>
+      <w:proofErr w:type="spellStart"/>
+      <w:r>
+        <w:rPr>
+          <w:rFonts w:ascii="Courier New" w:eastAsia="Times New Roman" w:hAnsi="Courier New" w:cs="Courier New"/>
+          <w:sz w:val="20"/>
+          <w:szCs w:val="20"/>
+        </w:rPr>
+        <w:t>result.set</w:t>
+      </w:r>
+      <w:proofErr w:type="spellEnd"/>
+      <w:r>
+        <w:rPr>
+          <w:rFonts w:ascii="Courier New" w:eastAsia="Times New Roman" w:hAnsi="Courier New" w:cs="Courier New"/>
+          <w:sz w:val="20"/>
+          <w:szCs w:val="20"/>
+        </w:rPr>
+        <w:t>(sum);</w:t>
+      </w:r>
+      <w:r>
+        <w:rPr>
+          <w:rFonts w:ascii="Courier New" w:eastAsia="Times New Roman" w:hAnsi="Courier New" w:cs="Courier New"/>
+          <w:sz w:val="20"/>
+          <w:szCs w:val="20"/>
+        </w:rPr>
+        <w:br/>
+        <w:t xml:space="preserve">            </w:t>
+      </w:r>
+      <w:proofErr w:type="spellStart"/>
+      <w:r>
+        <w:rPr>
+          <w:rFonts w:ascii="Courier New" w:eastAsia="Times New Roman" w:hAnsi="Courier New" w:cs="Courier New"/>
+          <w:sz w:val="20"/>
+          <w:szCs w:val="20"/>
+        </w:rPr>
+        <w:t>context.write</w:t>
+      </w:r>
+      <w:proofErr w:type="spellEnd"/>
+      <w:r>
+        <w:rPr>
+          <w:rFonts w:ascii="Courier New" w:eastAsia="Times New Roman" w:hAnsi="Courier New" w:cs="Courier New"/>
+          <w:sz w:val="20"/>
+          <w:szCs w:val="20"/>
+        </w:rPr>
+        <w:t>(key, result);</w:t>
+      </w:r>
+      <w:r>
+        <w:rPr>
+          <w:rFonts w:ascii="Courier New" w:eastAsia="Times New Roman" w:hAnsi="Courier New" w:cs="Courier New"/>
+          <w:sz w:val="20"/>
+          <w:szCs w:val="20"/>
+        </w:rPr>
+        <w:br/>
+        <w:t xml:space="preserve">        }</w:t>
+      </w:r>
+      <w:r>
+        <w:rPr>
+          <w:rFonts w:ascii="Courier New" w:eastAsia="Times New Roman" w:hAnsi="Courier New" w:cs="Courier New"/>
+          <w:sz w:val="20"/>
+          <w:szCs w:val="20"/>
+        </w:rPr>
+        <w:br/>
+        <w:t xml:space="preserve">    }</w:t>
+      </w:r>
+      <w:r>
+        <w:rPr>
+          <w:rFonts w:ascii="Courier New" w:eastAsia="Times New Roman" w:hAnsi="Courier New" w:cs="Courier New"/>
+          <w:sz w:val="20"/>
+          <w:szCs w:val="20"/>
+        </w:rPr>
+        <w:br/>
+      </w:r>
+      <w:r>
+        <w:rPr>
+          <w:rFonts w:ascii="Courier New" w:eastAsia="Times New Roman" w:hAnsi="Courier New" w:cs="Courier New"/>
+          <w:sz w:val="20"/>
+          <w:szCs w:val="20"/>
+        </w:rPr>
+        <w:br/>
+        <w:t xml:space="preserve">    public static void main(String[] </w:t>
+      </w:r>
+      <w:proofErr w:type="spellStart"/>
+      <w:r>
+        <w:rPr>
+          <w:rFonts w:ascii="Courier New" w:eastAsia="Times New Roman" w:hAnsi="Courier New" w:cs="Courier New"/>
+          <w:sz w:val="20"/>
+          <w:szCs w:val="20"/>
+        </w:rPr>
+        <w:t>args</w:t>
+      </w:r>
+      <w:proofErr w:type="spellEnd"/>
+      <w:r>
+        <w:rPr>
+          <w:rFonts w:ascii="Courier New" w:eastAsia="Times New Roman" w:hAnsi="Courier New" w:cs="Courier New"/>
+          <w:sz w:val="20"/>
+          <w:szCs w:val="20"/>
+        </w:rPr>
+        <w:t>) throws Exception {</w:t>
+      </w:r>
+      <w:r>
+        <w:rPr>
+          <w:rFonts w:ascii="Courier New" w:eastAsia="Times New Roman" w:hAnsi="Courier New" w:cs="Courier New"/>
+          <w:sz w:val="20"/>
+          <w:szCs w:val="20"/>
+        </w:rPr>
+        <w:br/>
+        <w:t xml:space="preserve">        Configuration </w:t>
+      </w:r>
+      <w:proofErr w:type="spellStart"/>
+      <w:r>
+        <w:rPr>
+          <w:rFonts w:ascii="Courier New" w:eastAsia="Times New Roman" w:hAnsi="Courier New" w:cs="Courier New"/>
+          <w:sz w:val="20"/>
+          <w:szCs w:val="20"/>
+        </w:rPr>
+        <w:t>conf</w:t>
+      </w:r>
+      <w:proofErr w:type="spellEnd"/>
+      <w:r>
+        <w:rPr>
+          <w:rFonts w:ascii="Courier New" w:eastAsia="Times New Roman" w:hAnsi="Courier New" w:cs="Courier New"/>
+          <w:sz w:val="20"/>
+          <w:szCs w:val="20"/>
+        </w:rPr>
+        <w:t xml:space="preserve"> = new Configuration();</w:t>
+      </w:r>
+      <w:r>
+        <w:rPr>
+          <w:rFonts w:ascii="Courier New" w:eastAsia="Times New Roman" w:hAnsi="Courier New" w:cs="Courier New"/>
+          <w:sz w:val="20"/>
+          <w:szCs w:val="20"/>
+        </w:rPr>
+        <w:br/>
+        <w:t xml:space="preserve">        Job </w:t>
+      </w:r>
+      <w:proofErr w:type="spellStart"/>
+      <w:r>
+        <w:rPr>
+          <w:rFonts w:ascii="Courier New" w:eastAsia="Times New Roman" w:hAnsi="Courier New" w:cs="Courier New"/>
+          <w:sz w:val="20"/>
+          <w:szCs w:val="20"/>
+        </w:rPr>
+        <w:t>job</w:t>
+      </w:r>
+      <w:proofErr w:type="spellEnd"/>
+      <w:r>
+        <w:rPr>
+          <w:rFonts w:ascii="Courier New" w:eastAsia="Times New Roman" w:hAnsi="Courier New" w:cs="Courier New"/>
+          <w:sz w:val="20"/>
+          <w:szCs w:val="20"/>
+        </w:rPr>
+        <w:t xml:space="preserve"> = </w:t>
+      </w:r>
+      <w:proofErr w:type="spellStart"/>
+      <w:r>
+        <w:rPr>
+          <w:rFonts w:ascii="Courier New" w:eastAsia="Times New Roman" w:hAnsi="Courier New" w:cs="Courier New"/>
+          <w:sz w:val="20"/>
+          <w:szCs w:val="20"/>
+        </w:rPr>
+        <w:t>Job.getInstance</w:t>
+      </w:r>
+      <w:proofErr w:type="spellEnd"/>
+      <w:r>
+        <w:rPr>
+          <w:rFonts w:ascii="Courier New" w:eastAsia="Times New Roman" w:hAnsi="Courier New" w:cs="Courier New"/>
+          <w:sz w:val="20"/>
+          <w:szCs w:val="20"/>
+        </w:rPr>
+        <w:t>(</w:t>
+      </w:r>
+      <w:proofErr w:type="spellStart"/>
+      <w:r>
+        <w:rPr>
+          <w:rFonts w:ascii="Courier New" w:eastAsia="Times New Roman" w:hAnsi="Courier New" w:cs="Courier New"/>
+          <w:sz w:val="20"/>
+          <w:szCs w:val="20"/>
+        </w:rPr>
+        <w:t>conf</w:t>
+      </w:r>
+      <w:proofErr w:type="spellEnd"/>
+      <w:r>
+        <w:rPr>
+          <w:rFonts w:ascii="Courier New" w:eastAsia="Times New Roman" w:hAnsi="Courier New" w:cs="Courier New"/>
+          <w:sz w:val="20"/>
+          <w:szCs w:val="20"/>
+        </w:rPr>
+        <w:t>, "word count");</w:t>
+      </w:r>
+      <w:r>
+        <w:rPr>
+          <w:rFonts w:ascii="Courier New" w:eastAsia="Times New Roman" w:hAnsi="Courier New" w:cs="Courier New"/>
+          <w:sz w:val="20"/>
+          <w:szCs w:val="20"/>
+        </w:rPr>
+        <w:br/>
+        <w:t xml:space="preserve">        </w:t>
+      </w:r>
+      <w:proofErr w:type="spellStart"/>
+      <w:r>
+        <w:rPr>
+          <w:rFonts w:ascii="Courier New" w:eastAsia="Times New Roman" w:hAnsi="Courier New" w:cs="Courier New"/>
+          <w:sz w:val="20"/>
+          <w:szCs w:val="20"/>
+        </w:rPr>
+        <w:t>job.setJarByClass</w:t>
+      </w:r>
+      <w:proofErr w:type="spellEnd"/>
+      <w:r>
+        <w:rPr>
+          <w:rFonts w:ascii="Courier New" w:eastAsia="Times New Roman" w:hAnsi="Courier New" w:cs="Courier New"/>
+          <w:sz w:val="20"/>
+          <w:szCs w:val="20"/>
+        </w:rPr>
+        <w:t>(</w:t>
+      </w:r>
+      <w:proofErr w:type="spellStart"/>
+      <w:r>
+        <w:rPr>
+          <w:rFonts w:ascii="Courier New" w:eastAsia="Times New Roman" w:hAnsi="Courier New" w:cs="Courier New"/>
+          <w:sz w:val="20"/>
+          <w:szCs w:val="20"/>
+        </w:rPr>
+        <w:t>WordCount.class</w:t>
+      </w:r>
+      <w:proofErr w:type="spellEnd"/>
+      <w:r>
+        <w:rPr>
+          <w:rFonts w:ascii="Courier New" w:eastAsia="Times New Roman" w:hAnsi="Courier New" w:cs="Courier New"/>
+          <w:sz w:val="20"/>
+          <w:szCs w:val="20"/>
+        </w:rPr>
+        <w:t>);</w:t>
+      </w:r>
+      <w:r>
+        <w:rPr>
+          <w:rFonts w:ascii="Courier New" w:eastAsia="Times New Roman" w:hAnsi="Courier New" w:cs="Courier New"/>
+          <w:sz w:val="20"/>
+          <w:szCs w:val="20"/>
+        </w:rPr>
+        <w:br/>
+        <w:t xml:space="preserve">        </w:t>
+      </w:r>
+      <w:proofErr w:type="spellStart"/>
+      <w:r>
+        <w:rPr>
+          <w:rFonts w:ascii="Courier New" w:eastAsia="Times New Roman" w:hAnsi="Courier New" w:cs="Courier New"/>
+          <w:sz w:val="20"/>
+          <w:szCs w:val="20"/>
+        </w:rPr>
+        <w:t>job.setMapperClass</w:t>
+      </w:r>
+      <w:proofErr w:type="spellEnd"/>
+      <w:r>
+        <w:rPr>
+          <w:rFonts w:ascii="Courier New" w:eastAsia="Times New Roman" w:hAnsi="Courier New" w:cs="Courier New"/>
+          <w:sz w:val="20"/>
+          <w:szCs w:val="20"/>
+        </w:rPr>
+        <w:t>(</w:t>
+      </w:r>
+      <w:proofErr w:type="spellStart"/>
+      <w:r>
+        <w:rPr>
+          <w:rFonts w:ascii="Courier New" w:eastAsia="Times New Roman" w:hAnsi="Courier New" w:cs="Courier New"/>
+          <w:sz w:val="20"/>
+          <w:szCs w:val="20"/>
+        </w:rPr>
+        <w:t>TokenizerMapper.class</w:t>
+      </w:r>
+      <w:proofErr w:type="spellEnd"/>
+      <w:r>
+        <w:rPr>
+          <w:rFonts w:ascii="Courier New" w:eastAsia="Times New Roman" w:hAnsi="Courier New" w:cs="Courier New"/>
+          <w:sz w:val="20"/>
+          <w:szCs w:val="20"/>
+        </w:rPr>
+        <w:t>);</w:t>
+      </w:r>
+      <w:r>
+        <w:rPr>
+          <w:rFonts w:ascii="Courier New" w:eastAsia="Times New Roman" w:hAnsi="Courier New" w:cs="Courier New"/>
+          <w:sz w:val="20"/>
+          <w:szCs w:val="20"/>
+        </w:rPr>
+        <w:br/>
+        <w:t xml:space="preserve">        </w:t>
+      </w:r>
+      <w:proofErr w:type="spellStart"/>
+      <w:r>
+        <w:rPr>
+          <w:rFonts w:ascii="Courier New" w:eastAsia="Times New Roman" w:hAnsi="Courier New" w:cs="Courier New"/>
+          <w:sz w:val="20"/>
+          <w:szCs w:val="20"/>
+        </w:rPr>
+        <w:t>job.setCombinerClass</w:t>
+      </w:r>
+      <w:proofErr w:type="spellEnd"/>
+      <w:r>
+        <w:rPr>
+          <w:rFonts w:ascii="Courier New" w:eastAsia="Times New Roman" w:hAnsi="Courier New" w:cs="Courier New"/>
+          <w:sz w:val="20"/>
+          <w:szCs w:val="20"/>
+        </w:rPr>
+        <w:t>(</w:t>
+      </w:r>
+      <w:proofErr w:type="spellStart"/>
+      <w:r>
+        <w:rPr>
+          <w:rFonts w:ascii="Courier New" w:eastAsia="Times New Roman" w:hAnsi="Courier New" w:cs="Courier New"/>
+          <w:sz w:val="20"/>
+          <w:szCs w:val="20"/>
+        </w:rPr>
+        <w:t>IntSumReducer.class</w:t>
+      </w:r>
+      <w:proofErr w:type="spellEnd"/>
+      <w:r>
+        <w:rPr>
+          <w:rFonts w:ascii="Courier New" w:eastAsia="Times New Roman" w:hAnsi="Courier New" w:cs="Courier New"/>
+          <w:sz w:val="20"/>
+          <w:szCs w:val="20"/>
+        </w:rPr>
+        <w:t>);</w:t>
+      </w:r>
+      <w:r>
+        <w:rPr>
+          <w:rFonts w:ascii="Courier New" w:eastAsia="Times New Roman" w:hAnsi="Courier New" w:cs="Courier New"/>
+          <w:sz w:val="20"/>
+          <w:szCs w:val="20"/>
+        </w:rPr>
+        <w:br/>
+        <w:t xml:space="preserve">        </w:t>
+      </w:r>
+      <w:proofErr w:type="spellStart"/>
+      <w:r>
+        <w:rPr>
+          <w:rFonts w:ascii="Courier New" w:eastAsia="Times New Roman" w:hAnsi="Courier New" w:cs="Courier New"/>
+          <w:sz w:val="20"/>
+          <w:szCs w:val="20"/>
+        </w:rPr>
+        <w:t>job.setReducerClass</w:t>
+      </w:r>
+      <w:proofErr w:type="spellEnd"/>
+      <w:r>
+        <w:rPr>
+          <w:rFonts w:ascii="Courier New" w:eastAsia="Times New Roman" w:hAnsi="Courier New" w:cs="Courier New"/>
+          <w:sz w:val="20"/>
+          <w:szCs w:val="20"/>
+        </w:rPr>
+        <w:t>(</w:t>
+      </w:r>
+      <w:proofErr w:type="spellStart"/>
+      <w:r>
+        <w:rPr>
+          <w:rFonts w:ascii="Courier New" w:eastAsia="Times New Roman" w:hAnsi="Courier New" w:cs="Courier New"/>
+          <w:sz w:val="20"/>
+          <w:szCs w:val="20"/>
+        </w:rPr>
+        <w:t>IntSumReducer.class</w:t>
+      </w:r>
+      <w:proofErr w:type="spellEnd"/>
+      <w:r>
+        <w:rPr>
+          <w:rFonts w:ascii="Courier New" w:eastAsia="Times New Roman" w:hAnsi="Courier New" w:cs="Courier New"/>
+          <w:sz w:val="20"/>
+          <w:szCs w:val="20"/>
+        </w:rPr>
+        <w:t>);</w:t>
+      </w:r>
+      <w:r>
+        <w:rPr>
+          <w:rFonts w:ascii="Courier New" w:eastAsia="Times New Roman" w:hAnsi="Courier New" w:cs="Courier New"/>
+          <w:sz w:val="20"/>
+          <w:szCs w:val="20"/>
+        </w:rPr>
+        <w:br/>
+        <w:t xml:space="preserve">        </w:t>
+      </w:r>
+      <w:proofErr w:type="spellStart"/>
+      <w:r>
+        <w:rPr>
+          <w:rFonts w:ascii="Courier New" w:eastAsia="Times New Roman" w:hAnsi="Courier New" w:cs="Courier New"/>
+          <w:sz w:val="20"/>
+          <w:szCs w:val="20"/>
+        </w:rPr>
+        <w:t>job.setOutputKeyClass</w:t>
+      </w:r>
+      <w:proofErr w:type="spellEnd"/>
+      <w:r>
+        <w:rPr>
+          <w:rFonts w:ascii="Courier New" w:eastAsia="Times New Roman" w:hAnsi="Courier New" w:cs="Courier New"/>
+          <w:sz w:val="20"/>
+          <w:szCs w:val="20"/>
+        </w:rPr>
+        <w:t>(</w:t>
+      </w:r>
+      <w:proofErr w:type="spellStart"/>
+      <w:r>
+        <w:rPr>
+          <w:rFonts w:ascii="Courier New" w:eastAsia="Times New Roman" w:hAnsi="Courier New" w:cs="Courier New"/>
+          <w:sz w:val="20"/>
+          <w:szCs w:val="20"/>
+        </w:rPr>
+        <w:t>Text.class</w:t>
+      </w:r>
+      <w:proofErr w:type="spellEnd"/>
+      <w:r>
+        <w:rPr>
+          <w:rFonts w:ascii="Courier New" w:eastAsia="Times New Roman" w:hAnsi="Courier New" w:cs="Courier New"/>
+          <w:sz w:val="20"/>
+          <w:szCs w:val="20"/>
+        </w:rPr>
+        <w:t>);</w:t>
+      </w:r>
+      <w:r>
+        <w:rPr>
+          <w:rFonts w:ascii="Courier New" w:eastAsia="Times New Roman" w:hAnsi="Courier New" w:cs="Courier New"/>
+          <w:sz w:val="20"/>
+          <w:szCs w:val="20"/>
+        </w:rPr>
+        <w:br/>
+        <w:t xml:space="preserve">        </w:t>
+      </w:r>
+      <w:proofErr w:type="spellStart"/>
+      <w:r>
+        <w:rPr>
+          <w:rFonts w:ascii="Courier New" w:eastAsia="Times New Roman" w:hAnsi="Courier New" w:cs="Courier New"/>
+          <w:sz w:val="20"/>
+          <w:szCs w:val="20"/>
+        </w:rPr>
+        <w:t>job.setOutputValueClass</w:t>
+      </w:r>
+      <w:proofErr w:type="spellEnd"/>
+      <w:r>
+        <w:rPr>
+          <w:rFonts w:ascii="Courier New" w:eastAsia="Times New Roman" w:hAnsi="Courier New" w:cs="Courier New"/>
+          <w:sz w:val="20"/>
+          <w:szCs w:val="20"/>
+        </w:rPr>
+        <w:t>(</w:t>
+      </w:r>
+      <w:proofErr w:type="spellStart"/>
+      <w:r>
+        <w:rPr>
+          <w:rFonts w:ascii="Courier New" w:eastAsia="Times New Roman" w:hAnsi="Courier New" w:cs="Courier New"/>
+          <w:sz w:val="20"/>
+          <w:szCs w:val="20"/>
+        </w:rPr>
+        <w:t>IntWritable.class</w:t>
+      </w:r>
+      <w:proofErr w:type="spellEnd"/>
+      <w:r>
+        <w:rPr>
+          <w:rFonts w:ascii="Courier New" w:eastAsia="Times New Roman" w:hAnsi="Courier New" w:cs="Courier New"/>
+          <w:sz w:val="20"/>
+          <w:szCs w:val="20"/>
+        </w:rPr>
+        <w:t>);</w:t>
+      </w:r>
+      <w:r>
+        <w:rPr>
+          <w:rFonts w:ascii="Courier New" w:eastAsia="Times New Roman" w:hAnsi="Courier New" w:cs="Courier New"/>
+          <w:sz w:val="20"/>
+          <w:szCs w:val="20"/>
+        </w:rPr>
+        <w:br/>
+        <w:t xml:space="preserve">        </w:t>
+      </w:r>
+      <w:proofErr w:type="spellStart"/>
+      <w:r>
+        <w:rPr>
+          <w:rFonts w:ascii="Courier New" w:eastAsia="Times New Roman" w:hAnsi="Courier New" w:cs="Courier New"/>
+          <w:sz w:val="20"/>
+          <w:szCs w:val="20"/>
+        </w:rPr>
+        <w:t>FileInputFormat.addInputPath</w:t>
+      </w:r>
+      <w:proofErr w:type="spellEnd"/>
+      <w:r>
+        <w:rPr>
+          <w:rFonts w:ascii="Courier New" w:eastAsia="Times New Roman" w:hAnsi="Courier New" w:cs="Courier New"/>
+          <w:sz w:val="20"/>
+          <w:szCs w:val="20"/>
+        </w:rPr>
+        <w:t>(job, new Path(</w:t>
+      </w:r>
+      <w:proofErr w:type="spellStart"/>
+      <w:r>
+        <w:rPr>
+          <w:rFonts w:ascii="Courier New" w:eastAsia="Times New Roman" w:hAnsi="Courier New" w:cs="Courier New"/>
+          <w:sz w:val="20"/>
+          <w:szCs w:val="20"/>
+        </w:rPr>
+        <w:t>args</w:t>
+      </w:r>
+      <w:proofErr w:type="spellEnd"/>
+      <w:r>
+        <w:rPr>
+          <w:rFonts w:ascii="Courier New" w:eastAsia="Times New Roman" w:hAnsi="Courier New" w:cs="Courier New"/>
+          <w:sz w:val="20"/>
+          <w:szCs w:val="20"/>
+        </w:rPr>
+        <w:t>[0]));</w:t>
+      </w:r>
+      <w:r>
+        <w:rPr>
+          <w:rFonts w:ascii="Courier New" w:eastAsia="Times New Roman" w:hAnsi="Courier New" w:cs="Courier New"/>
+          <w:sz w:val="20"/>
+          <w:szCs w:val="20"/>
+        </w:rPr>
+        <w:br/>
+        <w:t xml:space="preserve">        </w:t>
+      </w:r>
+      <w:proofErr w:type="spellStart"/>
+      <w:r>
+        <w:rPr>
+          <w:rFonts w:ascii="Courier New" w:eastAsia="Times New Roman" w:hAnsi="Courier New" w:cs="Courier New"/>
+          <w:sz w:val="20"/>
+          <w:szCs w:val="20"/>
+        </w:rPr>
+        <w:t>FileOutputFormat.setOutputPath</w:t>
+      </w:r>
+      <w:proofErr w:type="spellEnd"/>
+      <w:r>
+        <w:rPr>
+          <w:rFonts w:ascii="Courier New" w:eastAsia="Times New Roman" w:hAnsi="Courier New" w:cs="Courier New"/>
+          <w:sz w:val="20"/>
+          <w:szCs w:val="20"/>
+        </w:rPr>
+        <w:t>(job, new Path(</w:t>
+      </w:r>
+      <w:proofErr w:type="spellStart"/>
+      <w:r>
+        <w:rPr>
+          <w:rFonts w:ascii="Courier New" w:eastAsia="Times New Roman" w:hAnsi="Courier New" w:cs="Courier New"/>
+          <w:sz w:val="20"/>
+          <w:szCs w:val="20"/>
+        </w:rPr>
+        <w:t>args</w:t>
+      </w:r>
+      <w:proofErr w:type="spellEnd"/>
+      <w:r>
+        <w:rPr>
+          <w:rFonts w:ascii="Courier New" w:eastAsia="Times New Roman" w:hAnsi="Courier New" w:cs="Courier New"/>
+          <w:sz w:val="20"/>
+          <w:szCs w:val="20"/>
+        </w:rPr>
+        <w:t>[1]));</w:t>
+      </w:r>
+      <w:r>
+        <w:rPr>
+          <w:rFonts w:ascii="Courier New" w:eastAsia="Times New Roman" w:hAnsi="Courier New" w:cs="Courier New"/>
+          <w:sz w:val="20"/>
+          <w:szCs w:val="20"/>
+        </w:rPr>
+        <w:br/>
+        <w:t xml:space="preserve">        </w:t>
+      </w:r>
+      <w:proofErr w:type="spellStart"/>
+      <w:r>
+        <w:rPr>
+          <w:rFonts w:ascii="Courier New" w:eastAsia="Times New Roman" w:hAnsi="Courier New" w:cs="Courier New"/>
+          <w:sz w:val="20"/>
+          <w:szCs w:val="20"/>
+        </w:rPr>
+        <w:t>System.exit</w:t>
+      </w:r>
+      <w:proofErr w:type="spellEnd"/>
+      <w:r>
+        <w:rPr>
+          <w:rFonts w:ascii="Courier New" w:eastAsia="Times New Roman" w:hAnsi="Courier New" w:cs="Courier New"/>
+          <w:sz w:val="20"/>
+          <w:szCs w:val="20"/>
+        </w:rPr>
+        <w:t>(</w:t>
+      </w:r>
+      <w:proofErr w:type="spellStart"/>
+      <w:r>
+        <w:rPr>
+          <w:rFonts w:ascii="Courier New" w:eastAsia="Times New Roman" w:hAnsi="Courier New" w:cs="Courier New"/>
+          <w:sz w:val="20"/>
+          <w:szCs w:val="20"/>
+        </w:rPr>
+        <w:t>job.waitForCompletion</w:t>
+      </w:r>
+      <w:proofErr w:type="spellEnd"/>
+      <w:r>
+        <w:rPr>
+          <w:rFonts w:ascii="Courier New" w:eastAsia="Times New Roman" w:hAnsi="Courier New" w:cs="Courier New"/>
+          <w:sz w:val="20"/>
+          <w:szCs w:val="20"/>
+        </w:rPr>
+        <w:t xml:space="preserve">(true) ? </w:t>
+      </w:r>
       <w:proofErr w:type="gramStart"/>
       <w:r>
         <w:rPr>
@@ -6342,9 +5692,8 @@
           <w:sz w:val="20"/>
           <w:szCs w:val="20"/>
         </w:rPr>
-        <w:t>docker</w:t>
-      </w:r>
-      <w:proofErr w:type="spellEnd"/>
+        <w:t>0 :</w:t>
+      </w:r>
       <w:proofErr w:type="gramEnd"/>
       <w:r>
         <w:rPr>
@@ -6352,79 +5701,584 @@
           <w:sz w:val="20"/>
           <w:szCs w:val="20"/>
         </w:rPr>
-        <w:t xml:space="preserve"> exec -it </w:t>
-      </w:r>
-      <w:proofErr w:type="spellStart"/>
-      <w:r>
-        <w:rPr>
-          <w:rFonts w:ascii="Courier New" w:eastAsia="Times New Roman" w:hAnsi="Courier New" w:cs="Courier New"/>
-          <w:sz w:val="20"/>
-          <w:szCs w:val="20"/>
-        </w:rPr>
-        <w:t>namenode</w:t>
-      </w:r>
-      <w:proofErr w:type="spellEnd"/>
-      <w:r>
-        <w:rPr>
-          <w:rFonts w:ascii="Courier New" w:eastAsia="Times New Roman" w:hAnsi="Courier New" w:cs="Courier New"/>
-          <w:sz w:val="20"/>
-          <w:szCs w:val="20"/>
+        <w:t xml:space="preserve"> 1);</w:t>
+      </w:r>
+      <w:r>
+        <w:rPr>
+          <w:rFonts w:ascii="Courier New" w:eastAsia="Times New Roman" w:hAnsi="Courier New" w:cs="Courier New"/>
+          <w:sz w:val="20"/>
+          <w:szCs w:val="20"/>
+        </w:rPr>
+        <w:br/>
+        <w:t xml:space="preserve">    }</w:t>
+      </w:r>
+      <w:r>
+        <w:rPr>
+          <w:rFonts w:ascii="Courier New" w:eastAsia="Times New Roman" w:hAnsi="Courier New" w:cs="Courier New"/>
+          <w:sz w:val="20"/>
+          <w:szCs w:val="20"/>
+        </w:rPr>
+        <w:br/>
+        <w:t>}</w:t>
+      </w:r>
+    </w:p>
+    <w:p>
+      <w:pPr>
+        <w:spacing w:after="0" w:line="240" w:lineRule="auto"/>
+        <w:rPr>
+          <w:rFonts w:ascii="Times New Roman" w:eastAsia="Times New Roman" w:hAnsi="Times New Roman" w:cs="Times New Roman"/>
+          <w:sz w:val="24"/>
+          <w:szCs w:val="24"/>
+        </w:rPr>
+      </w:pPr>
+      <w:r>
+        <w:rPr>
+          <w:rFonts w:ascii="Times New Roman" w:eastAsia="Times New Roman" w:hAnsi="Times New Roman" w:cs="Times New Roman"/>
+          <w:sz w:val="24"/>
+          <w:szCs w:val="24"/>
+        </w:rPr>
+        <w:pict>
+          <v:rect id="_x0000_i1030" style="width:0;height:1.5pt" o:hralign="center" o:hrstd="t" o:hr="t" fillcolor="#a0a0a0" stroked="f"/>
+        </w:pict>
+      </w:r>
+    </w:p>
+    <w:p>
+      <w:pPr>
+        <w:spacing w:after="0" w:line="240" w:lineRule="auto"/>
+        <w:rPr>
+          <w:rFonts w:ascii="Times New Roman" w:eastAsia="Times New Roman" w:hAnsi="Times New Roman" w:cs="Times New Roman"/>
+          <w:sz w:val="24"/>
+          <w:szCs w:val="24"/>
+        </w:rPr>
+      </w:pPr>
+      <w:r>
+        <w:rPr>
+          <w:rFonts w:ascii="Times New Roman" w:eastAsia="Times New Roman" w:hAnsi="Times New Roman" w:cs="Times New Roman"/>
+          <w:sz w:val="24"/>
+          <w:szCs w:val="24"/>
+        </w:rPr>
+        <w:t xml:space="preserve">Download all </w:t>
+      </w:r>
+      <w:proofErr w:type="spellStart"/>
+      <w:r>
+        <w:rPr>
+          <w:rFonts w:ascii="Times New Roman" w:eastAsia="Times New Roman" w:hAnsi="Times New Roman" w:cs="Times New Roman"/>
+          <w:sz w:val="24"/>
+          <w:szCs w:val="24"/>
+        </w:rPr>
+        <w:t>jarfiles.</w:t>
+      </w:r>
+      <w:r>
+        <w:rPr>
+          <w:rFonts w:ascii="Times New Roman" w:eastAsia="Times New Roman" w:hAnsi="Times New Roman" w:cs="Times New Roman"/>
+          <w:sz w:val="24"/>
+          <w:szCs w:val="24"/>
+        </w:rPr>
+        <w:t>from</w:t>
+      </w:r>
+      <w:proofErr w:type="spellEnd"/>
+      <w:r>
+        <w:rPr>
+          <w:rFonts w:ascii="Times New Roman" w:eastAsia="Times New Roman" w:hAnsi="Times New Roman" w:cs="Times New Roman"/>
+          <w:sz w:val="24"/>
+          <w:szCs w:val="24"/>
         </w:rPr>
         <w:t xml:space="preserve"> </w:t>
       </w:r>
-      <w:proofErr w:type="spellStart"/>
-      <w:r>
-        <w:rPr>
-          <w:rFonts w:ascii="Courier New" w:eastAsia="Times New Roman" w:hAnsi="Courier New" w:cs="Courier New"/>
-          <w:sz w:val="20"/>
-          <w:szCs w:val="20"/>
+    </w:p>
+    <w:p>
+      <w:pPr>
+        <w:numPr>
+          <w:ilvl w:val="0"/>
+          <w:numId w:val="6"/>
+        </w:numPr>
+        <w:spacing w:after="0" w:line="240" w:lineRule="auto"/>
+        <w:rPr>
+          <w:rFonts w:ascii="Times New Roman" w:eastAsia="Times New Roman" w:hAnsi="Times New Roman" w:cs="Times New Roman"/>
+          <w:sz w:val="24"/>
+          <w:szCs w:val="24"/>
+        </w:rPr>
+      </w:pPr>
+      <w:r>
+        <w:rPr>
+          <w:rFonts w:ascii="Times New Roman" w:eastAsia="Times New Roman" w:hAnsi="Times New Roman" w:cs="Times New Roman"/>
+          <w:sz w:val="24"/>
+          <w:szCs w:val="24"/>
+        </w:rPr>
+        <w:t>g</w:t>
+      </w:r>
+      <w:r>
+        <w:rPr>
+          <w:rFonts w:ascii="Times New Roman" w:eastAsia="Times New Roman" w:hAnsi="Times New Roman" w:cs="Times New Roman"/>
+          <w:sz w:val="24"/>
+          <w:szCs w:val="24"/>
+        </w:rPr>
+        <w:t>ithub.com/</w:t>
+      </w:r>
+      <w:r>
+        <w:rPr>
+          <w:rFonts w:ascii="Times New Roman" w:eastAsia="Times New Roman" w:hAnsi="Times New Roman" w:cs="Times New Roman"/>
+          <w:sz w:val="24"/>
+          <w:szCs w:val="24"/>
+        </w:rPr>
+        <w:t>zaheerabbas1234</w:t>
+      </w:r>
+      <w:r>
+        <w:rPr>
+          <w:rFonts w:ascii="Times New Roman" w:eastAsia="Times New Roman" w:hAnsi="Times New Roman" w:cs="Times New Roman"/>
+          <w:sz w:val="24"/>
+          <w:szCs w:val="24"/>
+        </w:rPr>
+        <w:t>-&gt;Repositories-&gt;</w:t>
+      </w:r>
+      <w:r>
+        <w:t xml:space="preserve"> </w:t>
+      </w:r>
+      <w:r>
+        <w:rPr>
+          <w:rFonts w:ascii="Times New Roman" w:eastAsia="Times New Roman" w:hAnsi="Times New Roman" w:cs="Times New Roman"/>
+          <w:sz w:val="24"/>
+          <w:szCs w:val="24"/>
+        </w:rPr>
+        <w:t>CLOUD-COMPUTING</w:t>
+      </w:r>
+      <w:r>
+        <w:rPr>
+          <w:rFonts w:ascii="Times New Roman" w:eastAsia="Times New Roman" w:hAnsi="Times New Roman" w:cs="Times New Roman"/>
+          <w:sz w:val="24"/>
+          <w:szCs w:val="24"/>
+        </w:rPr>
+        <w:t>-&gt;</w:t>
+      </w:r>
+      <w:proofErr w:type="spellStart"/>
+      <w:r>
+        <w:rPr>
+          <w:rFonts w:ascii="Times New Roman" w:eastAsia="Times New Roman" w:hAnsi="Times New Roman" w:cs="Times New Roman"/>
+          <w:sz w:val="24"/>
+          <w:szCs w:val="24"/>
         </w:rPr>
         <w:t>hadoop</w:t>
       </w:r>
       <w:proofErr w:type="spellEnd"/>
       <w:r>
         <w:rPr>
-          <w:rFonts w:ascii="Courier New" w:eastAsia="Times New Roman" w:hAnsi="Courier New" w:cs="Courier New"/>
-          <w:sz w:val="20"/>
-          <w:szCs w:val="20"/>
-        </w:rPr>
-        <w:t xml:space="preserve"> jar /wcjar.jar </w:t>
-      </w:r>
-      <w:proofErr w:type="spellStart"/>
-      <w:r>
-        <w:rPr>
-          <w:rFonts w:ascii="Courier New" w:eastAsia="Times New Roman" w:hAnsi="Courier New" w:cs="Courier New"/>
-          <w:sz w:val="20"/>
-          <w:szCs w:val="20"/>
-        </w:rPr>
-        <w:t>wordcount.WordCount</w:t>
-      </w:r>
-      <w:proofErr w:type="spellEnd"/>
-      <w:r>
-        <w:rPr>
-          <w:rFonts w:ascii="Courier New" w:eastAsia="Times New Roman" w:hAnsi="Courier New" w:cs="Courier New"/>
-          <w:sz w:val="20"/>
-          <w:szCs w:val="20"/>
-        </w:rPr>
-        <w:t xml:space="preserve"> /input /output</w:t>
+          <w:rFonts w:ascii="Times New Roman" w:eastAsia="Times New Roman" w:hAnsi="Times New Roman" w:cs="Times New Roman"/>
+          <w:sz w:val="24"/>
+          <w:szCs w:val="24"/>
+        </w:rPr>
+        <w:t xml:space="preserve"> jars.zip</w:t>
+      </w:r>
+    </w:p>
+    <w:p>
+      <w:pPr>
+        <w:numPr>
+          <w:ilvl w:val="0"/>
+          <w:numId w:val="6"/>
+        </w:numPr>
+        <w:spacing w:after="0" w:line="240" w:lineRule="auto"/>
+        <w:rPr>
+          <w:rFonts w:ascii="Times New Roman" w:eastAsia="Times New Roman" w:hAnsi="Times New Roman" w:cs="Times New Roman"/>
+          <w:sz w:val="24"/>
+          <w:szCs w:val="24"/>
+        </w:rPr>
+      </w:pPr>
+      <w:proofErr w:type="gramStart"/>
+      <w:r>
+        <w:rPr>
+          <w:rFonts w:ascii="Times New Roman" w:eastAsia="Times New Roman" w:hAnsi="Times New Roman" w:cs="Times New Roman"/>
+          <w:sz w:val="24"/>
+          <w:szCs w:val="24"/>
+        </w:rPr>
+        <w:t>goto</w:t>
+      </w:r>
+      <w:proofErr w:type="gramEnd"/>
+      <w:r>
+        <w:rPr>
+          <w:rFonts w:ascii="Times New Roman" w:eastAsia="Times New Roman" w:hAnsi="Times New Roman" w:cs="Times New Roman"/>
+          <w:sz w:val="24"/>
+          <w:szCs w:val="24"/>
+        </w:rPr>
+        <w:t xml:space="preserve"> downloads-&gt;right click on </w:t>
+      </w:r>
+      <w:proofErr w:type="spellStart"/>
+      <w:r>
+        <w:rPr>
+          <w:rFonts w:ascii="Times New Roman" w:eastAsia="Times New Roman" w:hAnsi="Times New Roman" w:cs="Times New Roman"/>
+          <w:sz w:val="24"/>
+          <w:szCs w:val="24"/>
+        </w:rPr>
+        <w:t>hadoop</w:t>
+      </w:r>
+      <w:proofErr w:type="spellEnd"/>
+      <w:r>
+        <w:rPr>
+          <w:rFonts w:ascii="Times New Roman" w:eastAsia="Times New Roman" w:hAnsi="Times New Roman" w:cs="Times New Roman"/>
+          <w:sz w:val="24"/>
+          <w:szCs w:val="24"/>
+        </w:rPr>
+        <w:t>-jars-&gt;extract all-&gt;extract.</w:t>
+      </w:r>
+    </w:p>
+    <w:p>
+      <w:pPr>
+        <w:numPr>
+          <w:ilvl w:val="0"/>
+          <w:numId w:val="6"/>
+        </w:numPr>
+        <w:spacing w:after="0" w:line="240" w:lineRule="auto"/>
+        <w:rPr>
+          <w:rFonts w:ascii="Times New Roman" w:eastAsia="Times New Roman" w:hAnsi="Times New Roman" w:cs="Times New Roman"/>
+          <w:sz w:val="24"/>
+          <w:szCs w:val="24"/>
+        </w:rPr>
+      </w:pPr>
+    </w:p>
+    <w:p>
+      <w:pPr>
+        <w:spacing w:after="0" w:line="240" w:lineRule="auto"/>
+        <w:rPr>
+          <w:rFonts w:ascii="Times New Roman" w:eastAsia="Times New Roman" w:hAnsi="Times New Roman" w:cs="Times New Roman"/>
+          <w:b/>
+          <w:sz w:val="32"/>
+          <w:szCs w:val="32"/>
+        </w:rPr>
+      </w:pPr>
+      <w:proofErr w:type="spellStart"/>
+      <w:r>
+        <w:rPr>
+          <w:rFonts w:ascii="Times New Roman" w:eastAsia="Times New Roman" w:hAnsi="Times New Roman" w:cs="Times New Roman"/>
+          <w:b/>
+          <w:sz w:val="32"/>
+          <w:szCs w:val="32"/>
+        </w:rPr>
+        <w:t>Rightclick</w:t>
+      </w:r>
+      <w:proofErr w:type="spellEnd"/>
+      <w:r>
+        <w:rPr>
+          <w:rFonts w:ascii="Times New Roman" w:eastAsia="Times New Roman" w:hAnsi="Times New Roman" w:cs="Times New Roman"/>
+          <w:b/>
+          <w:sz w:val="32"/>
+          <w:szCs w:val="32"/>
+        </w:rPr>
+        <w:t xml:space="preserve"> on </w:t>
+      </w:r>
+      <w:proofErr w:type="spellStart"/>
+      <w:r>
+        <w:rPr>
+          <w:rFonts w:ascii="Times New Roman" w:eastAsia="Times New Roman" w:hAnsi="Times New Roman" w:cs="Times New Roman"/>
+          <w:b/>
+          <w:sz w:val="32"/>
+          <w:szCs w:val="32"/>
+        </w:rPr>
+        <w:t>projectname</w:t>
+      </w:r>
+      <w:proofErr w:type="spellEnd"/>
+      <w:r>
+        <w:rPr>
+          <w:rFonts w:ascii="Times New Roman" w:eastAsia="Times New Roman" w:hAnsi="Times New Roman" w:cs="Times New Roman"/>
+          <w:b/>
+          <w:sz w:val="32"/>
+          <w:szCs w:val="32"/>
+        </w:rPr>
+        <w:t>-&gt;</w:t>
+      </w:r>
+      <w:proofErr w:type="spellStart"/>
+      <w:r>
+        <w:rPr>
+          <w:rFonts w:ascii="Times New Roman" w:eastAsia="Times New Roman" w:hAnsi="Times New Roman" w:cs="Times New Roman"/>
+          <w:b/>
+          <w:sz w:val="32"/>
+          <w:szCs w:val="32"/>
+        </w:rPr>
+        <w:t>buildpath</w:t>
+      </w:r>
+      <w:proofErr w:type="spellEnd"/>
+      <w:r>
+        <w:rPr>
+          <w:rFonts w:ascii="Times New Roman" w:eastAsia="Times New Roman" w:hAnsi="Times New Roman" w:cs="Times New Roman"/>
+          <w:b/>
+          <w:sz w:val="32"/>
+          <w:szCs w:val="32"/>
+        </w:rPr>
+        <w:t xml:space="preserve">-&gt;configure </w:t>
+      </w:r>
+      <w:proofErr w:type="spellStart"/>
+      <w:r>
+        <w:rPr>
+          <w:rFonts w:ascii="Times New Roman" w:eastAsia="Times New Roman" w:hAnsi="Times New Roman" w:cs="Times New Roman"/>
+          <w:b/>
+          <w:sz w:val="32"/>
+          <w:szCs w:val="32"/>
+        </w:rPr>
+        <w:t>buildpath</w:t>
+      </w:r>
+      <w:proofErr w:type="spellEnd"/>
+      <w:r>
+        <w:rPr>
+          <w:rFonts w:ascii="Times New Roman" w:eastAsia="Times New Roman" w:hAnsi="Times New Roman" w:cs="Times New Roman"/>
+          <w:b/>
+          <w:sz w:val="32"/>
+          <w:szCs w:val="32"/>
+        </w:rPr>
+        <w:t>-&gt;libraries tab-&gt;Add External Jars</w:t>
+      </w:r>
+    </w:p>
+    <w:p>
+      <w:pPr>
+        <w:spacing w:after="0" w:line="240" w:lineRule="auto"/>
+        <w:rPr>
+          <w:rFonts w:ascii="Times New Roman" w:eastAsia="Times New Roman" w:hAnsi="Times New Roman" w:cs="Times New Roman"/>
+          <w:b/>
+          <w:sz w:val="32"/>
+          <w:szCs w:val="32"/>
+        </w:rPr>
+      </w:pPr>
+      <w:r>
+        <w:rPr>
+          <w:rFonts w:ascii="Times New Roman" w:eastAsia="Times New Roman" w:hAnsi="Times New Roman" w:cs="Times New Roman"/>
+          <w:b/>
+          <w:sz w:val="32"/>
+          <w:szCs w:val="32"/>
+        </w:rPr>
+        <w:t>Select the all downloaded jars</w:t>
+      </w:r>
+      <w:proofErr w:type="gramStart"/>
+      <w:r>
+        <w:rPr>
+          <w:rFonts w:ascii="Times New Roman" w:eastAsia="Times New Roman" w:hAnsi="Times New Roman" w:cs="Times New Roman"/>
+          <w:b/>
+          <w:sz w:val="32"/>
+          <w:szCs w:val="32"/>
+        </w:rPr>
+        <w:t>.-</w:t>
+      </w:r>
+      <w:proofErr w:type="gramEnd"/>
+      <w:r>
+        <w:rPr>
+          <w:rFonts w:ascii="Times New Roman" w:eastAsia="Times New Roman" w:hAnsi="Times New Roman" w:cs="Times New Roman"/>
+          <w:b/>
+          <w:sz w:val="32"/>
+          <w:szCs w:val="32"/>
+        </w:rPr>
+        <w:t>&gt;apply and close.</w:t>
       </w:r>
     </w:p>
     <w:p>
       <w:pPr>
         <w:spacing w:before="100" w:beforeAutospacing="1" w:after="100" w:afterAutospacing="1" w:line="240" w:lineRule="auto"/>
-        <w:rPr>
-          <w:rFonts w:ascii="Times New Roman" w:eastAsia="Times New Roman" w:hAnsi="Times New Roman" w:cs="Times New Roman"/>
-          <w:sz w:val="24"/>
-          <w:szCs w:val="24"/>
-        </w:rPr>
-      </w:pPr>
-      <w:r>
-        <w:rPr>
-          <w:rFonts w:ascii="Times New Roman" w:eastAsia="Times New Roman" w:hAnsi="Times New Roman" w:cs="Times New Roman"/>
-          <w:sz w:val="24"/>
-          <w:szCs w:val="24"/>
-        </w:rPr>
-        <w:t>Check output:</w:t>
+        <w:outlineLvl w:val="1"/>
+        <w:rPr>
+          <w:rFonts w:ascii="Times New Roman" w:eastAsia="Times New Roman" w:hAnsi="Times New Roman" w:cs="Times New Roman"/>
+          <w:b/>
+          <w:bCs/>
+          <w:sz w:val="36"/>
+          <w:szCs w:val="36"/>
+        </w:rPr>
+      </w:pPr>
+      <w:r>
+        <w:rPr>
+          <w:rFonts w:ascii="Times New Roman" w:eastAsia="Times New Roman" w:hAnsi="Times New Roman" w:cs="Times New Roman"/>
+          <w:b/>
+          <w:bCs/>
+          <w:sz w:val="36"/>
+          <w:szCs w:val="36"/>
+        </w:rPr>
+        <w:t>Step 7: Export as runnable jar</w:t>
+      </w:r>
+    </w:p>
+    <w:p>
+      <w:pPr>
+        <w:spacing w:before="100" w:beforeAutospacing="1" w:after="100" w:afterAutospacing="1" w:line="240" w:lineRule="auto"/>
+        <w:outlineLvl w:val="1"/>
+        <w:rPr>
+          <w:rFonts w:ascii="Times New Roman" w:eastAsia="Times New Roman" w:hAnsi="Times New Roman" w:cs="Times New Roman"/>
+          <w:b/>
+          <w:bCs/>
+          <w:sz w:val="36"/>
+          <w:szCs w:val="36"/>
+        </w:rPr>
+      </w:pPr>
+      <w:r>
+        <w:rPr>
+          <w:rFonts w:ascii="Times New Roman" w:eastAsia="Times New Roman" w:hAnsi="Times New Roman" w:cs="Times New Roman"/>
+          <w:b/>
+          <w:bCs/>
+          <w:sz w:val="36"/>
+          <w:szCs w:val="36"/>
+        </w:rPr>
+        <w:t>Right</w:t>
+      </w:r>
+      <w:r>
+        <w:rPr>
+          <w:rFonts w:ascii="Times New Roman" w:eastAsia="Times New Roman" w:hAnsi="Times New Roman" w:cs="Times New Roman"/>
+          <w:b/>
+          <w:bCs/>
+          <w:sz w:val="36"/>
+          <w:szCs w:val="36"/>
+        </w:rPr>
+        <w:t xml:space="preserve"> </w:t>
+      </w:r>
+      <w:proofErr w:type="spellStart"/>
+      <w:r>
+        <w:rPr>
+          <w:rFonts w:ascii="Times New Roman" w:eastAsia="Times New Roman" w:hAnsi="Times New Roman" w:cs="Times New Roman"/>
+          <w:b/>
+          <w:bCs/>
+          <w:sz w:val="36"/>
+          <w:szCs w:val="36"/>
+        </w:rPr>
+        <w:t>clickon</w:t>
+      </w:r>
+      <w:proofErr w:type="spellEnd"/>
+      <w:r>
+        <w:rPr>
+          <w:rFonts w:ascii="Times New Roman" w:eastAsia="Times New Roman" w:hAnsi="Times New Roman" w:cs="Times New Roman"/>
+          <w:b/>
+          <w:bCs/>
+          <w:sz w:val="36"/>
+          <w:szCs w:val="36"/>
+        </w:rPr>
+        <w:t xml:space="preserve"> project</w:t>
+      </w:r>
+      <w:r>
+        <w:rPr>
+          <w:rFonts w:ascii="Times New Roman" w:eastAsia="Times New Roman" w:hAnsi="Times New Roman" w:cs="Times New Roman"/>
+          <w:b/>
+          <w:bCs/>
+          <w:sz w:val="36"/>
+          <w:szCs w:val="36"/>
+        </w:rPr>
+        <w:t xml:space="preserve"> </w:t>
+      </w:r>
+      <w:r>
+        <w:rPr>
+          <w:rFonts w:ascii="Times New Roman" w:eastAsia="Times New Roman" w:hAnsi="Times New Roman" w:cs="Times New Roman"/>
+          <w:b/>
+          <w:bCs/>
+          <w:sz w:val="36"/>
+          <w:szCs w:val="36"/>
+        </w:rPr>
+        <w:t>name</w:t>
+      </w:r>
+    </w:p>
+    <w:p>
+      <w:pPr>
+        <w:spacing w:before="100" w:beforeAutospacing="1" w:after="100" w:afterAutospacing="1" w:line="240" w:lineRule="auto"/>
+        <w:ind w:left="720"/>
+        <w:rPr>
+          <w:rFonts w:ascii="Times New Roman" w:eastAsia="Times New Roman" w:hAnsi="Times New Roman" w:cs="Times New Roman"/>
+          <w:sz w:val="24"/>
+          <w:szCs w:val="24"/>
+        </w:rPr>
+      </w:pPr>
+      <w:r>
+        <w:rPr>
+          <w:rFonts w:ascii="Times New Roman" w:eastAsia="Times New Roman" w:hAnsi="Times New Roman" w:cs="Times New Roman"/>
+          <w:b/>
+          <w:bCs/>
+          <w:sz w:val="24"/>
+          <w:szCs w:val="24"/>
+        </w:rPr>
+        <w:lastRenderedPageBreak/>
+        <w:t xml:space="preserve">Export → </w:t>
+      </w:r>
+      <w:r>
+        <w:rPr>
+          <w:rFonts w:ascii="Times New Roman" w:eastAsia="Times New Roman" w:hAnsi="Times New Roman" w:cs="Times New Roman"/>
+          <w:b/>
+          <w:bCs/>
+          <w:sz w:val="24"/>
+          <w:szCs w:val="24"/>
+        </w:rPr>
+        <w:t>java-&gt;</w:t>
+      </w:r>
+      <w:r>
+        <w:rPr>
+          <w:rFonts w:ascii="Times New Roman" w:eastAsia="Times New Roman" w:hAnsi="Times New Roman" w:cs="Times New Roman"/>
+          <w:b/>
+          <w:bCs/>
+          <w:sz w:val="24"/>
+          <w:szCs w:val="24"/>
+        </w:rPr>
+        <w:t>Jar file</w:t>
+      </w:r>
+      <w:r>
+        <w:rPr>
+          <w:rFonts w:ascii="Times New Roman" w:eastAsia="Times New Roman" w:hAnsi="Times New Roman" w:cs="Times New Roman"/>
+          <w:b/>
+          <w:bCs/>
+          <w:sz w:val="24"/>
+          <w:szCs w:val="24"/>
+        </w:rPr>
+        <w:t>-&gt;browse-&gt;</w:t>
+      </w:r>
+    </w:p>
+    <w:p>
+      <w:pPr>
+        <w:numPr>
+          <w:ilvl w:val="0"/>
+          <w:numId w:val="6"/>
+        </w:numPr>
+        <w:spacing w:before="100" w:beforeAutospacing="1" w:after="100" w:afterAutospacing="1" w:line="240" w:lineRule="auto"/>
+        <w:rPr>
+          <w:rFonts w:ascii="Times New Roman" w:eastAsia="Times New Roman" w:hAnsi="Times New Roman" w:cs="Times New Roman"/>
+          <w:sz w:val="24"/>
+          <w:szCs w:val="24"/>
+        </w:rPr>
+      </w:pPr>
+      <w:r>
+        <w:rPr>
+          <w:rFonts w:ascii="Times New Roman" w:eastAsia="Times New Roman" w:hAnsi="Times New Roman" w:cs="Times New Roman"/>
+          <w:sz w:val="24"/>
+          <w:szCs w:val="24"/>
+        </w:rPr>
+        <w:t xml:space="preserve">Save  </w:t>
+      </w:r>
+      <w:proofErr w:type="spellStart"/>
+      <w:r>
+        <w:rPr>
+          <w:rFonts w:ascii="Courier New" w:eastAsia="Times New Roman" w:hAnsi="Courier New" w:cs="Courier New"/>
+          <w:sz w:val="20"/>
+        </w:rPr>
+        <w:t>wcjar</w:t>
+      </w:r>
+      <w:proofErr w:type="spellEnd"/>
+    </w:p>
+    <w:p>
+      <w:pPr>
+        <w:spacing w:before="100" w:beforeAutospacing="1" w:after="100" w:afterAutospacing="1" w:line="240" w:lineRule="auto"/>
+        <w:rPr>
+          <w:rFonts w:ascii="Times New Roman" w:eastAsia="Times New Roman" w:hAnsi="Times New Roman" w:cs="Times New Roman"/>
+          <w:sz w:val="24"/>
+          <w:szCs w:val="24"/>
+        </w:rPr>
+      </w:pPr>
+      <w:r>
+        <w:rPr>
+          <w:rFonts w:ascii="Times New Roman" w:eastAsia="Times New Roman" w:hAnsi="Times New Roman" w:cs="Times New Roman"/>
+          <w:sz w:val="24"/>
+          <w:szCs w:val="24"/>
+        </w:rPr>
+        <w:t xml:space="preserve">Copy jar to </w:t>
+      </w:r>
+      <w:proofErr w:type="spellStart"/>
+      <w:r>
+        <w:rPr>
+          <w:rFonts w:ascii="Times New Roman" w:eastAsia="Times New Roman" w:hAnsi="Times New Roman" w:cs="Times New Roman"/>
+          <w:sz w:val="24"/>
+          <w:szCs w:val="24"/>
+        </w:rPr>
+        <w:t>NameNode</w:t>
+      </w:r>
+      <w:proofErr w:type="spellEnd"/>
+      <w:r>
+        <w:rPr>
+          <w:rFonts w:ascii="Times New Roman" w:eastAsia="Times New Roman" w:hAnsi="Times New Roman" w:cs="Times New Roman"/>
+          <w:sz w:val="24"/>
+          <w:szCs w:val="24"/>
+        </w:rPr>
+        <w:t xml:space="preserve"> container:</w:t>
       </w:r>
     </w:p>
     <w:p>
@@ -6472,7 +6326,25 @@
           <w:sz w:val="20"/>
           <w:szCs w:val="20"/>
         </w:rPr>
-        <w:t xml:space="preserve"> exec -it </w:t>
+        <w:t xml:space="preserve"> </w:t>
+      </w:r>
+      <w:proofErr w:type="spellStart"/>
+      <w:r>
+        <w:rPr>
+          <w:rFonts w:ascii="Courier New" w:eastAsia="Times New Roman" w:hAnsi="Courier New" w:cs="Courier New"/>
+          <w:sz w:val="20"/>
+          <w:szCs w:val="20"/>
+        </w:rPr>
+        <w:t>cp</w:t>
+      </w:r>
+      <w:proofErr w:type="spellEnd"/>
+      <w:r>
+        <w:rPr>
+          <w:rFonts w:ascii="Courier New" w:eastAsia="Times New Roman" w:hAnsi="Courier New" w:cs="Courier New"/>
+          <w:sz w:val="20"/>
+          <w:szCs w:val="20"/>
+        </w:rPr>
+        <w:t xml:space="preserve"> C:\hadoop-docker\wcjar.jar </w:t>
       </w:r>
       <w:proofErr w:type="spellStart"/>
       <w:r>
@@ -6490,430 +6362,18 @@
           <w:sz w:val="20"/>
           <w:szCs w:val="20"/>
         </w:rPr>
-        <w:t xml:space="preserve"> </w:t>
-      </w:r>
-      <w:proofErr w:type="spellStart"/>
-      <w:r>
-        <w:rPr>
-          <w:rFonts w:ascii="Courier New" w:eastAsia="Times New Roman" w:hAnsi="Courier New" w:cs="Courier New"/>
-          <w:sz w:val="20"/>
-          <w:szCs w:val="20"/>
-        </w:rPr>
-        <w:t>hdfs</w:t>
-      </w:r>
-      <w:proofErr w:type="spellEnd"/>
-      <w:r>
-        <w:rPr>
-          <w:rFonts w:ascii="Courier New" w:eastAsia="Times New Roman" w:hAnsi="Courier New" w:cs="Courier New"/>
-          <w:sz w:val="20"/>
-          <w:szCs w:val="20"/>
-        </w:rPr>
-        <w:t xml:space="preserve"> </w:t>
-      </w:r>
-      <w:proofErr w:type="spellStart"/>
-      <w:r>
-        <w:rPr>
-          <w:rFonts w:ascii="Courier New" w:eastAsia="Times New Roman" w:hAnsi="Courier New" w:cs="Courier New"/>
-          <w:sz w:val="20"/>
-          <w:szCs w:val="20"/>
-        </w:rPr>
-        <w:t>dfs</w:t>
-      </w:r>
-      <w:proofErr w:type="spellEnd"/>
-      <w:r>
-        <w:rPr>
-          <w:rFonts w:ascii="Courier New" w:eastAsia="Times New Roman" w:hAnsi="Courier New" w:cs="Courier New"/>
-          <w:sz w:val="20"/>
-          <w:szCs w:val="20"/>
-        </w:rPr>
-        <w:t xml:space="preserve"> -cat /output/part-r-00000</w:t>
-      </w:r>
-    </w:p>
-    <w:p>
-      <w:pPr>
-        <w:spacing w:before="100" w:beforeAutospacing="1" w:after="100" w:afterAutospacing="1" w:line="240" w:lineRule="auto"/>
-        <w:rPr>
-          <w:rFonts w:ascii="Times New Roman" w:eastAsia="Times New Roman" w:hAnsi="Times New Roman" w:cs="Times New Roman"/>
-          <w:sz w:val="24"/>
-          <w:szCs w:val="24"/>
-        </w:rPr>
-      </w:pPr>
-      <w:r>
-        <w:rPr>
-          <w:rFonts w:ascii="Times New Roman" w:eastAsia="Times New Roman" w:hAnsi="Times New Roman" w:cs="Times New Roman"/>
-          <w:sz w:val="24"/>
-          <w:szCs w:val="24"/>
-        </w:rPr>
-        <w:t>Expected output:</w:t>
+        <w:t>:/wcjar.jar</w:t>
       </w:r>
     </w:p>
     <w:p>
       <w:pPr>
         <w:spacing w:after="0" w:line="240" w:lineRule="auto"/>
         <w:rPr>
-          <w:rFonts w:ascii="Courier New" w:eastAsia="Times New Roman" w:hAnsi="Courier New" w:cs="Courier New"/>
-          <w:sz w:val="20"/>
-          <w:szCs w:val="20"/>
-        </w:rPr>
-      </w:pPr>
-      <w:proofErr w:type="gramStart"/>
-      <w:r>
-        <w:rPr>
-          <w:rFonts w:ascii="Courier New" w:eastAsia="Times New Roman" w:hAnsi="Courier New" w:cs="Courier New"/>
-          <w:sz w:val="20"/>
-          <w:szCs w:val="20"/>
-        </w:rPr>
-        <w:t>a</w:t>
-      </w:r>
-      <w:proofErr w:type="gramEnd"/>
-      <w:r>
-        <w:rPr>
-          <w:rFonts w:ascii="Courier New" w:eastAsia="Times New Roman" w:hAnsi="Courier New" w:cs="Courier New"/>
-          <w:sz w:val="20"/>
-          <w:szCs w:val="20"/>
-        </w:rPr>
-        <w:t xml:space="preserve">            1</w:t>
-      </w:r>
-    </w:p>
-    <w:p>
-      <w:pPr>
-        <w:spacing w:after="0" w:line="240" w:lineRule="auto"/>
-        <w:rPr>
-          <w:rFonts w:ascii="Courier New" w:eastAsia="Times New Roman" w:hAnsi="Courier New" w:cs="Courier New"/>
-          <w:sz w:val="20"/>
-          <w:szCs w:val="20"/>
-        </w:rPr>
-      </w:pPr>
-      <w:proofErr w:type="gramStart"/>
-      <w:r>
-        <w:rPr>
-          <w:rFonts w:ascii="Courier New" w:eastAsia="Times New Roman" w:hAnsi="Courier New" w:cs="Courier New"/>
-          <w:sz w:val="20"/>
-          <w:szCs w:val="20"/>
-        </w:rPr>
-        <w:t>analysis</w:t>
-      </w:r>
-      <w:proofErr w:type="gramEnd"/>
-      <w:r>
-        <w:rPr>
-          <w:rFonts w:ascii="Courier New" w:eastAsia="Times New Roman" w:hAnsi="Courier New" w:cs="Courier New"/>
-          <w:sz w:val="20"/>
-          <w:szCs w:val="20"/>
-        </w:rPr>
-        <w:t xml:space="preserve">     1</w:t>
-      </w:r>
-    </w:p>
-    <w:p>
-      <w:pPr>
-        <w:spacing w:after="0" w:line="240" w:lineRule="auto"/>
-        <w:rPr>
-          <w:rFonts w:ascii="Courier New" w:eastAsia="Times New Roman" w:hAnsi="Courier New" w:cs="Courier New"/>
-          <w:sz w:val="20"/>
-          <w:szCs w:val="20"/>
-        </w:rPr>
-      </w:pPr>
-      <w:proofErr w:type="gramStart"/>
-      <w:r>
-        <w:rPr>
-          <w:rFonts w:ascii="Courier New" w:eastAsia="Times New Roman" w:hAnsi="Courier New" w:cs="Courier New"/>
-          <w:sz w:val="20"/>
-          <w:szCs w:val="20"/>
-        </w:rPr>
-        <w:t>big</w:t>
-      </w:r>
-      <w:proofErr w:type="gramEnd"/>
-      <w:r>
-        <w:rPr>
-          <w:rFonts w:ascii="Courier New" w:eastAsia="Times New Roman" w:hAnsi="Courier New" w:cs="Courier New"/>
-          <w:sz w:val="20"/>
-          <w:szCs w:val="20"/>
-        </w:rPr>
-        <w:t xml:space="preserve">          3</w:t>
-      </w:r>
-    </w:p>
-    <w:p>
-      <w:pPr>
-        <w:spacing w:after="0" w:line="240" w:lineRule="auto"/>
-        <w:rPr>
-          <w:rFonts w:ascii="Courier New" w:eastAsia="Times New Roman" w:hAnsi="Courier New" w:cs="Courier New"/>
-          <w:sz w:val="20"/>
-          <w:szCs w:val="20"/>
-        </w:rPr>
-      </w:pPr>
-      <w:proofErr w:type="gramStart"/>
-      <w:r>
-        <w:rPr>
-          <w:rFonts w:ascii="Courier New" w:eastAsia="Times New Roman" w:hAnsi="Courier New" w:cs="Courier New"/>
-          <w:sz w:val="20"/>
-          <w:szCs w:val="20"/>
-        </w:rPr>
-        <w:t>data</w:t>
-      </w:r>
-      <w:proofErr w:type="gramEnd"/>
-      <w:r>
-        <w:rPr>
-          <w:rFonts w:ascii="Courier New" w:eastAsia="Times New Roman" w:hAnsi="Courier New" w:cs="Courier New"/>
-          <w:sz w:val="20"/>
-          <w:szCs w:val="20"/>
-        </w:rPr>
-        <w:t xml:space="preserve">         3</w:t>
-      </w:r>
-    </w:p>
-    <w:p>
-      <w:pPr>
-        <w:spacing w:after="0" w:line="240" w:lineRule="auto"/>
-        <w:rPr>
-          <w:rFonts w:ascii="Courier New" w:eastAsia="Times New Roman" w:hAnsi="Courier New" w:cs="Courier New"/>
-          <w:sz w:val="20"/>
-          <w:szCs w:val="20"/>
-        </w:rPr>
-      </w:pPr>
-      <w:proofErr w:type="gramStart"/>
-      <w:r>
-        <w:rPr>
-          <w:rFonts w:ascii="Courier New" w:eastAsia="Times New Roman" w:hAnsi="Courier New" w:cs="Courier New"/>
-          <w:sz w:val="20"/>
-          <w:szCs w:val="20"/>
-        </w:rPr>
-        <w:t>for</w:t>
-      </w:r>
-      <w:proofErr w:type="gramEnd"/>
-      <w:r>
-        <w:rPr>
-          <w:rFonts w:ascii="Courier New" w:eastAsia="Times New Roman" w:hAnsi="Courier New" w:cs="Courier New"/>
-          <w:sz w:val="20"/>
-          <w:szCs w:val="20"/>
-        </w:rPr>
-        <w:t xml:space="preserve">          1</w:t>
-      </w:r>
-    </w:p>
-    <w:p>
-      <w:pPr>
-        <w:spacing w:after="0" w:line="240" w:lineRule="auto"/>
-        <w:rPr>
-          <w:rFonts w:ascii="Courier New" w:eastAsia="Times New Roman" w:hAnsi="Courier New" w:cs="Courier New"/>
-          <w:sz w:val="20"/>
-          <w:szCs w:val="20"/>
-        </w:rPr>
-      </w:pPr>
-      <w:proofErr w:type="gramStart"/>
-      <w:r>
-        <w:rPr>
-          <w:rFonts w:ascii="Courier New" w:eastAsia="Times New Roman" w:hAnsi="Courier New" w:cs="Courier New"/>
-          <w:sz w:val="20"/>
-          <w:szCs w:val="20"/>
-        </w:rPr>
-        <w:t>framework</w:t>
-      </w:r>
-      <w:proofErr w:type="gramEnd"/>
-      <w:r>
-        <w:rPr>
-          <w:rFonts w:ascii="Courier New" w:eastAsia="Times New Roman" w:hAnsi="Courier New" w:cs="Courier New"/>
-          <w:sz w:val="20"/>
-          <w:szCs w:val="20"/>
-        </w:rPr>
-        <w:t xml:space="preserve">    1</w:t>
-      </w:r>
-    </w:p>
-    <w:p>
-      <w:pPr>
-        <w:spacing w:after="0" w:line="240" w:lineRule="auto"/>
-        <w:rPr>
-          <w:rFonts w:ascii="Courier New" w:eastAsia="Times New Roman" w:hAnsi="Courier New" w:cs="Courier New"/>
-          <w:sz w:val="20"/>
-          <w:szCs w:val="20"/>
-        </w:rPr>
-      </w:pPr>
-      <w:proofErr w:type="spellStart"/>
-      <w:proofErr w:type="gramStart"/>
-      <w:r>
-        <w:rPr>
-          <w:rFonts w:ascii="Courier New" w:eastAsia="Times New Roman" w:hAnsi="Courier New" w:cs="Courier New"/>
-          <w:sz w:val="20"/>
-          <w:szCs w:val="20"/>
-        </w:rPr>
-        <w:t>hadoop</w:t>
-      </w:r>
-      <w:proofErr w:type="spellEnd"/>
-      <w:proofErr w:type="gramEnd"/>
-      <w:r>
-        <w:rPr>
-          <w:rFonts w:ascii="Courier New" w:eastAsia="Times New Roman" w:hAnsi="Courier New" w:cs="Courier New"/>
-          <w:sz w:val="20"/>
-          <w:szCs w:val="20"/>
-        </w:rPr>
-        <w:t xml:space="preserve">       2</w:t>
-      </w:r>
-    </w:p>
-    <w:p>
-      <w:pPr>
-        <w:spacing w:after="0" w:line="240" w:lineRule="auto"/>
-        <w:rPr>
-          <w:rFonts w:ascii="Courier New" w:eastAsia="Times New Roman" w:hAnsi="Courier New" w:cs="Courier New"/>
-          <w:sz w:val="20"/>
-          <w:szCs w:val="20"/>
-        </w:rPr>
-      </w:pPr>
-      <w:proofErr w:type="gramStart"/>
-      <w:r>
-        <w:rPr>
-          <w:rFonts w:ascii="Courier New" w:eastAsia="Times New Roman" w:hAnsi="Courier New" w:cs="Courier New"/>
-          <w:sz w:val="20"/>
-          <w:szCs w:val="20"/>
-        </w:rPr>
-        <w:t>important</w:t>
-      </w:r>
-      <w:proofErr w:type="gramEnd"/>
-      <w:r>
-        <w:rPr>
-          <w:rFonts w:ascii="Courier New" w:eastAsia="Times New Roman" w:hAnsi="Courier New" w:cs="Courier New"/>
-          <w:sz w:val="20"/>
-          <w:szCs w:val="20"/>
-        </w:rPr>
-        <w:t xml:space="preserve">    1</w:t>
-      </w:r>
-    </w:p>
-    <w:p>
-      <w:pPr>
-        <w:spacing w:after="0" w:line="240" w:lineRule="auto"/>
-        <w:rPr>
-          <w:rFonts w:ascii="Courier New" w:eastAsia="Times New Roman" w:hAnsi="Courier New" w:cs="Courier New"/>
-          <w:sz w:val="20"/>
-          <w:szCs w:val="20"/>
-        </w:rPr>
-      </w:pPr>
-      <w:proofErr w:type="gramStart"/>
-      <w:r>
-        <w:rPr>
-          <w:rFonts w:ascii="Courier New" w:eastAsia="Times New Roman" w:hAnsi="Courier New" w:cs="Courier New"/>
-          <w:sz w:val="20"/>
-          <w:szCs w:val="20"/>
-        </w:rPr>
-        <w:t>is</w:t>
-      </w:r>
-      <w:proofErr w:type="gramEnd"/>
-      <w:r>
-        <w:rPr>
-          <w:rFonts w:ascii="Courier New" w:eastAsia="Times New Roman" w:hAnsi="Courier New" w:cs="Courier New"/>
-          <w:sz w:val="20"/>
-          <w:szCs w:val="20"/>
-        </w:rPr>
-        <w:t xml:space="preserve">           2</w:t>
-      </w:r>
-    </w:p>
-    <w:p>
-      <w:pPr>
-        <w:spacing w:after="0" w:line="240" w:lineRule="auto"/>
-        <w:rPr>
-          <w:rFonts w:ascii="Courier New" w:eastAsia="Times New Roman" w:hAnsi="Courier New" w:cs="Courier New"/>
-          <w:sz w:val="20"/>
-          <w:szCs w:val="20"/>
-        </w:rPr>
-      </w:pPr>
-      <w:proofErr w:type="spellStart"/>
-      <w:proofErr w:type="gramStart"/>
-      <w:r>
-        <w:rPr>
-          <w:rFonts w:ascii="Courier New" w:eastAsia="Times New Roman" w:hAnsi="Courier New" w:cs="Courier New"/>
-          <w:sz w:val="20"/>
-          <w:szCs w:val="20"/>
-        </w:rPr>
-        <w:t>mapreduce</w:t>
-      </w:r>
-      <w:proofErr w:type="spellEnd"/>
-      <w:proofErr w:type="gramEnd"/>
-      <w:r>
-        <w:rPr>
-          <w:rFonts w:ascii="Courier New" w:eastAsia="Times New Roman" w:hAnsi="Courier New" w:cs="Courier New"/>
-          <w:sz w:val="20"/>
-          <w:szCs w:val="20"/>
-        </w:rPr>
-        <w:t xml:space="preserve">    2</w:t>
-      </w:r>
-    </w:p>
-    <w:p>
-      <w:pPr>
-        <w:spacing w:after="0" w:line="240" w:lineRule="auto"/>
-        <w:rPr>
-          <w:rFonts w:ascii="Courier New" w:eastAsia="Times New Roman" w:hAnsi="Courier New" w:cs="Courier New"/>
-          <w:sz w:val="20"/>
-          <w:szCs w:val="20"/>
-        </w:rPr>
-      </w:pPr>
-      <w:proofErr w:type="gramStart"/>
-      <w:r>
-        <w:rPr>
-          <w:rFonts w:ascii="Courier New" w:eastAsia="Times New Roman" w:hAnsi="Courier New" w:cs="Courier New"/>
-          <w:sz w:val="20"/>
-          <w:szCs w:val="20"/>
-        </w:rPr>
-        <w:t>processes</w:t>
-      </w:r>
-      <w:proofErr w:type="gramEnd"/>
-      <w:r>
-        <w:rPr>
-          <w:rFonts w:ascii="Courier New" w:eastAsia="Times New Roman" w:hAnsi="Courier New" w:cs="Courier New"/>
-          <w:sz w:val="20"/>
-          <w:szCs w:val="20"/>
-        </w:rPr>
-        <w:t xml:space="preserve">    1</w:t>
-      </w:r>
-    </w:p>
-    <w:p>
-      <w:pPr>
-        <w:spacing w:after="0" w:line="240" w:lineRule="auto"/>
-        <w:rPr>
-          <w:rFonts w:ascii="Courier New" w:eastAsia="Times New Roman" w:hAnsi="Courier New" w:cs="Courier New"/>
-          <w:sz w:val="20"/>
-          <w:szCs w:val="20"/>
-        </w:rPr>
-      </w:pPr>
-      <w:proofErr w:type="gramStart"/>
-      <w:r>
-        <w:rPr>
-          <w:rFonts w:ascii="Courier New" w:eastAsia="Times New Roman" w:hAnsi="Courier New" w:cs="Courier New"/>
-          <w:sz w:val="20"/>
-          <w:szCs w:val="20"/>
-        </w:rPr>
-        <w:t>processing</w:t>
-      </w:r>
-      <w:proofErr w:type="gramEnd"/>
-      <w:r>
-        <w:rPr>
-          <w:rFonts w:ascii="Courier New" w:eastAsia="Times New Roman" w:hAnsi="Courier New" w:cs="Courier New"/>
-          <w:sz w:val="20"/>
-          <w:szCs w:val="20"/>
-        </w:rPr>
-        <w:t xml:space="preserve">   1</w:t>
-      </w:r>
-    </w:p>
-    <w:p>
-      <w:pPr>
-        <w:spacing w:after="0" w:line="240" w:lineRule="auto"/>
-        <w:rPr>
-          <w:rFonts w:ascii="Times New Roman" w:eastAsia="Times New Roman" w:hAnsi="Times New Roman" w:cs="Times New Roman"/>
-          <w:sz w:val="24"/>
-          <w:szCs w:val="24"/>
-        </w:rPr>
-      </w:pPr>
-      <w:proofErr w:type="gramStart"/>
-      <w:r>
-        <w:rPr>
-          <w:rFonts w:ascii="Courier New" w:eastAsia="Times New Roman" w:hAnsi="Courier New" w:cs="Courier New"/>
-          <w:sz w:val="20"/>
-          <w:szCs w:val="20"/>
-        </w:rPr>
-        <w:t>uses</w:t>
-      </w:r>
-      <w:proofErr w:type="gramEnd"/>
-      <w:r>
-        <w:rPr>
-          <w:rFonts w:ascii="Courier New" w:eastAsia="Times New Roman" w:hAnsi="Courier New" w:cs="Courier New"/>
-          <w:sz w:val="20"/>
-          <w:szCs w:val="20"/>
-        </w:rPr>
-        <w:t xml:space="preserve">         1</w:t>
-      </w:r>
+          <w:rFonts w:ascii="Times New Roman" w:eastAsia="Times New Roman" w:hAnsi="Times New Roman" w:cs="Times New Roman"/>
+          <w:sz w:val="24"/>
+          <w:szCs w:val="24"/>
+        </w:rPr>
+      </w:pPr>
       <w:r>
         <w:rPr>
           <w:rFonts w:ascii="Times New Roman" w:eastAsia="Times New Roman" w:hAnsi="Times New Roman" w:cs="Times New Roman"/>
@@ -6921,7 +6381,7 @@
           <w:szCs w:val="24"/>
         </w:rPr>
         <w:pict>
-          <v:rect id="_x0000_i1032" style="width:0;height:1.5pt" o:hralign="center" o:hrstd="t" o:hr="t" fillcolor="#a0a0a0" stroked="f"/>
+          <v:rect id="_x0000_i1031" style="width:0;height:1.5pt" o:hralign="center" o:hrstd="t" o:hr="t" fillcolor="#a0a0a0" stroked="f"/>
         </w:pict>
       </w:r>
     </w:p>
@@ -6945,29 +6405,7 @@
           <w:sz w:val="36"/>
           <w:szCs w:val="36"/>
         </w:rPr>
-        <w:t>✅ Step 9: Cleanup</w:t>
-      </w:r>
-    </w:p>
-    <w:p>
-      <w:pPr>
-        <w:numPr>
-          <w:ilvl w:val="0"/>
-          <w:numId w:val="7"/>
-        </w:numPr>
-        <w:spacing w:before="100" w:beforeAutospacing="1" w:after="100" w:afterAutospacing="1" w:line="240" w:lineRule="auto"/>
-        <w:rPr>
-          <w:rFonts w:ascii="Times New Roman" w:eastAsia="Times New Roman" w:hAnsi="Times New Roman" w:cs="Times New Roman"/>
-          <w:sz w:val="24"/>
-          <w:szCs w:val="24"/>
-        </w:rPr>
-      </w:pPr>
-      <w:r>
-        <w:rPr>
-          <w:rFonts w:ascii="Times New Roman" w:eastAsia="Times New Roman" w:hAnsi="Times New Roman" w:cs="Times New Roman"/>
-          <w:sz w:val="24"/>
-          <w:szCs w:val="24"/>
-        </w:rPr>
-        <w:t>Remove HDFS output before re-running:</w:t>
+        <w:t>Step 8: Run the Hadoop MapReduce job</w:t>
       </w:r>
     </w:p>
     <w:p>
@@ -7042,60 +6480,38 @@
           <w:sz w:val="20"/>
           <w:szCs w:val="20"/>
         </w:rPr>
-        <w:t>hdfs</w:t>
-      </w:r>
-      <w:proofErr w:type="spellEnd"/>
-      <w:r>
-        <w:rPr>
-          <w:rFonts w:ascii="Courier New" w:eastAsia="Times New Roman" w:hAnsi="Courier New" w:cs="Courier New"/>
-          <w:sz w:val="20"/>
-          <w:szCs w:val="20"/>
-        </w:rPr>
-        <w:t xml:space="preserve"> </w:t>
-      </w:r>
-      <w:proofErr w:type="spellStart"/>
-      <w:r>
-        <w:rPr>
-          <w:rFonts w:ascii="Courier New" w:eastAsia="Times New Roman" w:hAnsi="Courier New" w:cs="Courier New"/>
-          <w:sz w:val="20"/>
-          <w:szCs w:val="20"/>
-        </w:rPr>
-        <w:t>dfs</w:t>
-      </w:r>
-      <w:proofErr w:type="spellEnd"/>
-      <w:r>
-        <w:rPr>
-          <w:rFonts w:ascii="Courier New" w:eastAsia="Times New Roman" w:hAnsi="Courier New" w:cs="Courier New"/>
-          <w:sz w:val="20"/>
-          <w:szCs w:val="20"/>
-        </w:rPr>
-        <w:t xml:space="preserve"> -</w:t>
-      </w:r>
-      <w:proofErr w:type="spellStart"/>
-      <w:r>
-        <w:rPr>
-          <w:rFonts w:ascii="Courier New" w:eastAsia="Times New Roman" w:hAnsi="Courier New" w:cs="Courier New"/>
-          <w:sz w:val="20"/>
-          <w:szCs w:val="20"/>
-        </w:rPr>
-        <w:t>rm</w:t>
-      </w:r>
-      <w:proofErr w:type="spellEnd"/>
-      <w:r>
-        <w:rPr>
-          <w:rFonts w:ascii="Courier New" w:eastAsia="Times New Roman" w:hAnsi="Courier New" w:cs="Courier New"/>
-          <w:sz w:val="20"/>
-          <w:szCs w:val="20"/>
-        </w:rPr>
-        <w:t xml:space="preserve"> -r /output</w:t>
-      </w:r>
-    </w:p>
-    <w:p>
-      <w:pPr>
-        <w:numPr>
-          <w:ilvl w:val="0"/>
-          <w:numId w:val="8"/>
-        </w:numPr>
+        <w:t>hadoop</w:t>
+      </w:r>
+      <w:proofErr w:type="spellEnd"/>
+      <w:r>
+        <w:rPr>
+          <w:rFonts w:ascii="Courier New" w:eastAsia="Times New Roman" w:hAnsi="Courier New" w:cs="Courier New"/>
+          <w:sz w:val="20"/>
+          <w:szCs w:val="20"/>
+        </w:rPr>
+        <w:t xml:space="preserve"> jar /wcjar.jar </w:t>
+      </w:r>
+      <w:proofErr w:type="spellStart"/>
+      <w:r>
+        <w:rPr>
+          <w:rFonts w:ascii="Courier New" w:eastAsia="Times New Roman" w:hAnsi="Courier New" w:cs="Courier New"/>
+          <w:sz w:val="20"/>
+          <w:szCs w:val="20"/>
+        </w:rPr>
+        <w:t>wordcount.WordCount</w:t>
+      </w:r>
+      <w:proofErr w:type="spellEnd"/>
+      <w:r>
+        <w:rPr>
+          <w:rFonts w:ascii="Courier New" w:eastAsia="Times New Roman" w:hAnsi="Courier New" w:cs="Courier New"/>
+          <w:sz w:val="20"/>
+          <w:szCs w:val="20"/>
+        </w:rPr>
+        <w:t xml:space="preserve"> /input /output</w:t>
+      </w:r>
+    </w:p>
+    <w:p>
+      <w:pPr>
         <w:spacing w:before="100" w:beforeAutospacing="1" w:after="100" w:afterAutospacing="1" w:line="240" w:lineRule="auto"/>
         <w:rPr>
           <w:rFonts w:ascii="Times New Roman" w:eastAsia="Times New Roman" w:hAnsi="Times New Roman" w:cs="Times New Roman"/>
@@ -7109,7 +6525,7 @@
           <w:sz w:val="24"/>
           <w:szCs w:val="24"/>
         </w:rPr>
-        <w:t>Stop cluster:</w:t>
+        <w:t>Check output:</w:t>
       </w:r>
     </w:p>
     <w:p>
@@ -7150,6 +6566,691 @@
         <w:t>docker</w:t>
       </w:r>
       <w:proofErr w:type="spellEnd"/>
+      <w:proofErr w:type="gramEnd"/>
+      <w:r>
+        <w:rPr>
+          <w:rFonts w:ascii="Courier New" w:eastAsia="Times New Roman" w:hAnsi="Courier New" w:cs="Courier New"/>
+          <w:sz w:val="20"/>
+          <w:szCs w:val="20"/>
+        </w:rPr>
+        <w:t xml:space="preserve"> exec -it </w:t>
+      </w:r>
+      <w:proofErr w:type="spellStart"/>
+      <w:r>
+        <w:rPr>
+          <w:rFonts w:ascii="Courier New" w:eastAsia="Times New Roman" w:hAnsi="Courier New" w:cs="Courier New"/>
+          <w:sz w:val="20"/>
+          <w:szCs w:val="20"/>
+        </w:rPr>
+        <w:t>namenode</w:t>
+      </w:r>
+      <w:proofErr w:type="spellEnd"/>
+      <w:r>
+        <w:rPr>
+          <w:rFonts w:ascii="Courier New" w:eastAsia="Times New Roman" w:hAnsi="Courier New" w:cs="Courier New"/>
+          <w:sz w:val="20"/>
+          <w:szCs w:val="20"/>
+        </w:rPr>
+        <w:t xml:space="preserve"> </w:t>
+      </w:r>
+      <w:proofErr w:type="spellStart"/>
+      <w:r>
+        <w:rPr>
+          <w:rFonts w:ascii="Courier New" w:eastAsia="Times New Roman" w:hAnsi="Courier New" w:cs="Courier New"/>
+          <w:sz w:val="20"/>
+          <w:szCs w:val="20"/>
+        </w:rPr>
+        <w:t>hdfs</w:t>
+      </w:r>
+      <w:proofErr w:type="spellEnd"/>
+      <w:r>
+        <w:rPr>
+          <w:rFonts w:ascii="Courier New" w:eastAsia="Times New Roman" w:hAnsi="Courier New" w:cs="Courier New"/>
+          <w:sz w:val="20"/>
+          <w:szCs w:val="20"/>
+        </w:rPr>
+        <w:t xml:space="preserve"> </w:t>
+      </w:r>
+      <w:proofErr w:type="spellStart"/>
+      <w:r>
+        <w:rPr>
+          <w:rFonts w:ascii="Courier New" w:eastAsia="Times New Roman" w:hAnsi="Courier New" w:cs="Courier New"/>
+          <w:sz w:val="20"/>
+          <w:szCs w:val="20"/>
+        </w:rPr>
+        <w:t>dfs</w:t>
+      </w:r>
+      <w:proofErr w:type="spellEnd"/>
+      <w:r>
+        <w:rPr>
+          <w:rFonts w:ascii="Courier New" w:eastAsia="Times New Roman" w:hAnsi="Courier New" w:cs="Courier New"/>
+          <w:sz w:val="20"/>
+          <w:szCs w:val="20"/>
+        </w:rPr>
+        <w:t xml:space="preserve"> -cat /output/part-r-00000</w:t>
+      </w:r>
+    </w:p>
+    <w:p>
+      <w:pPr>
+        <w:spacing w:before="100" w:beforeAutospacing="1" w:after="100" w:afterAutospacing="1" w:line="240" w:lineRule="auto"/>
+        <w:rPr>
+          <w:rFonts w:ascii="Times New Roman" w:eastAsia="Times New Roman" w:hAnsi="Times New Roman" w:cs="Times New Roman"/>
+          <w:sz w:val="24"/>
+          <w:szCs w:val="24"/>
+        </w:rPr>
+      </w:pPr>
+      <w:r>
+        <w:rPr>
+          <w:rFonts w:ascii="Times New Roman" w:eastAsia="Times New Roman" w:hAnsi="Times New Roman" w:cs="Times New Roman"/>
+          <w:sz w:val="24"/>
+          <w:szCs w:val="24"/>
+        </w:rPr>
+        <w:t>Expected output:</w:t>
+      </w:r>
+    </w:p>
+    <w:p>
+      <w:pPr>
+        <w:spacing w:after="0" w:line="240" w:lineRule="auto"/>
+        <w:rPr>
+          <w:rFonts w:ascii="Courier New" w:eastAsia="Times New Roman" w:hAnsi="Courier New" w:cs="Courier New"/>
+          <w:sz w:val="20"/>
+          <w:szCs w:val="20"/>
+        </w:rPr>
+      </w:pPr>
+      <w:proofErr w:type="gramStart"/>
+      <w:r>
+        <w:rPr>
+          <w:rFonts w:ascii="Courier New" w:eastAsia="Times New Roman" w:hAnsi="Courier New" w:cs="Courier New"/>
+          <w:sz w:val="20"/>
+          <w:szCs w:val="20"/>
+        </w:rPr>
+        <w:t>a</w:t>
+      </w:r>
+      <w:proofErr w:type="gramEnd"/>
+      <w:r>
+        <w:rPr>
+          <w:rFonts w:ascii="Courier New" w:eastAsia="Times New Roman" w:hAnsi="Courier New" w:cs="Courier New"/>
+          <w:sz w:val="20"/>
+          <w:szCs w:val="20"/>
+        </w:rPr>
+        <w:t xml:space="preserve">            1</w:t>
+      </w:r>
+    </w:p>
+    <w:p>
+      <w:pPr>
+        <w:spacing w:after="0" w:line="240" w:lineRule="auto"/>
+        <w:rPr>
+          <w:rFonts w:ascii="Courier New" w:eastAsia="Times New Roman" w:hAnsi="Courier New" w:cs="Courier New"/>
+          <w:sz w:val="20"/>
+          <w:szCs w:val="20"/>
+        </w:rPr>
+      </w:pPr>
+      <w:proofErr w:type="gramStart"/>
+      <w:r>
+        <w:rPr>
+          <w:rFonts w:ascii="Courier New" w:eastAsia="Times New Roman" w:hAnsi="Courier New" w:cs="Courier New"/>
+          <w:sz w:val="20"/>
+          <w:szCs w:val="20"/>
+        </w:rPr>
+        <w:t>analysis</w:t>
+      </w:r>
+      <w:proofErr w:type="gramEnd"/>
+      <w:r>
+        <w:rPr>
+          <w:rFonts w:ascii="Courier New" w:eastAsia="Times New Roman" w:hAnsi="Courier New" w:cs="Courier New"/>
+          <w:sz w:val="20"/>
+          <w:szCs w:val="20"/>
+        </w:rPr>
+        <w:t xml:space="preserve">     1</w:t>
+      </w:r>
+    </w:p>
+    <w:p>
+      <w:pPr>
+        <w:spacing w:after="0" w:line="240" w:lineRule="auto"/>
+        <w:rPr>
+          <w:rFonts w:ascii="Courier New" w:eastAsia="Times New Roman" w:hAnsi="Courier New" w:cs="Courier New"/>
+          <w:sz w:val="20"/>
+          <w:szCs w:val="20"/>
+        </w:rPr>
+      </w:pPr>
+      <w:proofErr w:type="gramStart"/>
+      <w:r>
+        <w:rPr>
+          <w:rFonts w:ascii="Courier New" w:eastAsia="Times New Roman" w:hAnsi="Courier New" w:cs="Courier New"/>
+          <w:sz w:val="20"/>
+          <w:szCs w:val="20"/>
+        </w:rPr>
+        <w:t>big</w:t>
+      </w:r>
+      <w:proofErr w:type="gramEnd"/>
+      <w:r>
+        <w:rPr>
+          <w:rFonts w:ascii="Courier New" w:eastAsia="Times New Roman" w:hAnsi="Courier New" w:cs="Courier New"/>
+          <w:sz w:val="20"/>
+          <w:szCs w:val="20"/>
+        </w:rPr>
+        <w:t xml:space="preserve">          3</w:t>
+      </w:r>
+    </w:p>
+    <w:p>
+      <w:pPr>
+        <w:spacing w:after="0" w:line="240" w:lineRule="auto"/>
+        <w:rPr>
+          <w:rFonts w:ascii="Courier New" w:eastAsia="Times New Roman" w:hAnsi="Courier New" w:cs="Courier New"/>
+          <w:sz w:val="20"/>
+          <w:szCs w:val="20"/>
+        </w:rPr>
+      </w:pPr>
+      <w:proofErr w:type="gramStart"/>
+      <w:r>
+        <w:rPr>
+          <w:rFonts w:ascii="Courier New" w:eastAsia="Times New Roman" w:hAnsi="Courier New" w:cs="Courier New"/>
+          <w:sz w:val="20"/>
+          <w:szCs w:val="20"/>
+        </w:rPr>
+        <w:t>data</w:t>
+      </w:r>
+      <w:proofErr w:type="gramEnd"/>
+      <w:r>
+        <w:rPr>
+          <w:rFonts w:ascii="Courier New" w:eastAsia="Times New Roman" w:hAnsi="Courier New" w:cs="Courier New"/>
+          <w:sz w:val="20"/>
+          <w:szCs w:val="20"/>
+        </w:rPr>
+        <w:t xml:space="preserve">         3</w:t>
+      </w:r>
+    </w:p>
+    <w:p>
+      <w:pPr>
+        <w:spacing w:after="0" w:line="240" w:lineRule="auto"/>
+        <w:rPr>
+          <w:rFonts w:ascii="Courier New" w:eastAsia="Times New Roman" w:hAnsi="Courier New" w:cs="Courier New"/>
+          <w:sz w:val="20"/>
+          <w:szCs w:val="20"/>
+        </w:rPr>
+      </w:pPr>
+      <w:proofErr w:type="gramStart"/>
+      <w:r>
+        <w:rPr>
+          <w:rFonts w:ascii="Courier New" w:eastAsia="Times New Roman" w:hAnsi="Courier New" w:cs="Courier New"/>
+          <w:sz w:val="20"/>
+          <w:szCs w:val="20"/>
+        </w:rPr>
+        <w:t>for</w:t>
+      </w:r>
+      <w:proofErr w:type="gramEnd"/>
+      <w:r>
+        <w:rPr>
+          <w:rFonts w:ascii="Courier New" w:eastAsia="Times New Roman" w:hAnsi="Courier New" w:cs="Courier New"/>
+          <w:sz w:val="20"/>
+          <w:szCs w:val="20"/>
+        </w:rPr>
+        <w:t xml:space="preserve">          1</w:t>
+      </w:r>
+    </w:p>
+    <w:p>
+      <w:pPr>
+        <w:spacing w:after="0" w:line="240" w:lineRule="auto"/>
+        <w:rPr>
+          <w:rFonts w:ascii="Courier New" w:eastAsia="Times New Roman" w:hAnsi="Courier New" w:cs="Courier New"/>
+          <w:sz w:val="20"/>
+          <w:szCs w:val="20"/>
+        </w:rPr>
+      </w:pPr>
+      <w:proofErr w:type="gramStart"/>
+      <w:r>
+        <w:rPr>
+          <w:rFonts w:ascii="Courier New" w:eastAsia="Times New Roman" w:hAnsi="Courier New" w:cs="Courier New"/>
+          <w:sz w:val="20"/>
+          <w:szCs w:val="20"/>
+        </w:rPr>
+        <w:t>framework</w:t>
+      </w:r>
+      <w:proofErr w:type="gramEnd"/>
+      <w:r>
+        <w:rPr>
+          <w:rFonts w:ascii="Courier New" w:eastAsia="Times New Roman" w:hAnsi="Courier New" w:cs="Courier New"/>
+          <w:sz w:val="20"/>
+          <w:szCs w:val="20"/>
+        </w:rPr>
+        <w:t xml:space="preserve">    1</w:t>
+      </w:r>
+    </w:p>
+    <w:p>
+      <w:pPr>
+        <w:spacing w:after="0" w:line="240" w:lineRule="auto"/>
+        <w:rPr>
+          <w:rFonts w:ascii="Courier New" w:eastAsia="Times New Roman" w:hAnsi="Courier New" w:cs="Courier New"/>
+          <w:sz w:val="20"/>
+          <w:szCs w:val="20"/>
+        </w:rPr>
+      </w:pPr>
+      <w:proofErr w:type="spellStart"/>
+      <w:proofErr w:type="gramStart"/>
+      <w:r>
+        <w:rPr>
+          <w:rFonts w:ascii="Courier New" w:eastAsia="Times New Roman" w:hAnsi="Courier New" w:cs="Courier New"/>
+          <w:sz w:val="20"/>
+          <w:szCs w:val="20"/>
+        </w:rPr>
+        <w:t>hadoop</w:t>
+      </w:r>
+      <w:proofErr w:type="spellEnd"/>
+      <w:proofErr w:type="gramEnd"/>
+      <w:r>
+        <w:rPr>
+          <w:rFonts w:ascii="Courier New" w:eastAsia="Times New Roman" w:hAnsi="Courier New" w:cs="Courier New"/>
+          <w:sz w:val="20"/>
+          <w:szCs w:val="20"/>
+        </w:rPr>
+        <w:t xml:space="preserve">       2</w:t>
+      </w:r>
+    </w:p>
+    <w:p>
+      <w:pPr>
+        <w:spacing w:after="0" w:line="240" w:lineRule="auto"/>
+        <w:rPr>
+          <w:rFonts w:ascii="Courier New" w:eastAsia="Times New Roman" w:hAnsi="Courier New" w:cs="Courier New"/>
+          <w:sz w:val="20"/>
+          <w:szCs w:val="20"/>
+        </w:rPr>
+      </w:pPr>
+      <w:proofErr w:type="gramStart"/>
+      <w:r>
+        <w:rPr>
+          <w:rFonts w:ascii="Courier New" w:eastAsia="Times New Roman" w:hAnsi="Courier New" w:cs="Courier New"/>
+          <w:sz w:val="20"/>
+          <w:szCs w:val="20"/>
+        </w:rPr>
+        <w:t>important</w:t>
+      </w:r>
+      <w:proofErr w:type="gramEnd"/>
+      <w:r>
+        <w:rPr>
+          <w:rFonts w:ascii="Courier New" w:eastAsia="Times New Roman" w:hAnsi="Courier New" w:cs="Courier New"/>
+          <w:sz w:val="20"/>
+          <w:szCs w:val="20"/>
+        </w:rPr>
+        <w:t xml:space="preserve">    1</w:t>
+      </w:r>
+    </w:p>
+    <w:p>
+      <w:pPr>
+        <w:spacing w:after="0" w:line="240" w:lineRule="auto"/>
+        <w:rPr>
+          <w:rFonts w:ascii="Courier New" w:eastAsia="Times New Roman" w:hAnsi="Courier New" w:cs="Courier New"/>
+          <w:sz w:val="20"/>
+          <w:szCs w:val="20"/>
+        </w:rPr>
+      </w:pPr>
+      <w:proofErr w:type="gramStart"/>
+      <w:r>
+        <w:rPr>
+          <w:rFonts w:ascii="Courier New" w:eastAsia="Times New Roman" w:hAnsi="Courier New" w:cs="Courier New"/>
+          <w:sz w:val="20"/>
+          <w:szCs w:val="20"/>
+        </w:rPr>
+        <w:t>is</w:t>
+      </w:r>
+      <w:proofErr w:type="gramEnd"/>
+      <w:r>
+        <w:rPr>
+          <w:rFonts w:ascii="Courier New" w:eastAsia="Times New Roman" w:hAnsi="Courier New" w:cs="Courier New"/>
+          <w:sz w:val="20"/>
+          <w:szCs w:val="20"/>
+        </w:rPr>
+        <w:t xml:space="preserve">           2</w:t>
+      </w:r>
+    </w:p>
+    <w:p>
+      <w:pPr>
+        <w:spacing w:after="0" w:line="240" w:lineRule="auto"/>
+        <w:rPr>
+          <w:rFonts w:ascii="Courier New" w:eastAsia="Times New Roman" w:hAnsi="Courier New" w:cs="Courier New"/>
+          <w:sz w:val="20"/>
+          <w:szCs w:val="20"/>
+        </w:rPr>
+      </w:pPr>
+      <w:proofErr w:type="spellStart"/>
+      <w:proofErr w:type="gramStart"/>
+      <w:r>
+        <w:rPr>
+          <w:rFonts w:ascii="Courier New" w:eastAsia="Times New Roman" w:hAnsi="Courier New" w:cs="Courier New"/>
+          <w:sz w:val="20"/>
+          <w:szCs w:val="20"/>
+        </w:rPr>
+        <w:t>mapreduce</w:t>
+      </w:r>
+      <w:proofErr w:type="spellEnd"/>
+      <w:proofErr w:type="gramEnd"/>
+      <w:r>
+        <w:rPr>
+          <w:rFonts w:ascii="Courier New" w:eastAsia="Times New Roman" w:hAnsi="Courier New" w:cs="Courier New"/>
+          <w:sz w:val="20"/>
+          <w:szCs w:val="20"/>
+        </w:rPr>
+        <w:t xml:space="preserve">    2</w:t>
+      </w:r>
+    </w:p>
+    <w:p>
+      <w:pPr>
+        <w:spacing w:after="0" w:line="240" w:lineRule="auto"/>
+        <w:rPr>
+          <w:rFonts w:ascii="Courier New" w:eastAsia="Times New Roman" w:hAnsi="Courier New" w:cs="Courier New"/>
+          <w:sz w:val="20"/>
+          <w:szCs w:val="20"/>
+        </w:rPr>
+      </w:pPr>
+      <w:proofErr w:type="gramStart"/>
+      <w:r>
+        <w:rPr>
+          <w:rFonts w:ascii="Courier New" w:eastAsia="Times New Roman" w:hAnsi="Courier New" w:cs="Courier New"/>
+          <w:sz w:val="20"/>
+          <w:szCs w:val="20"/>
+        </w:rPr>
+        <w:t>processes</w:t>
+      </w:r>
+      <w:proofErr w:type="gramEnd"/>
+      <w:r>
+        <w:rPr>
+          <w:rFonts w:ascii="Courier New" w:eastAsia="Times New Roman" w:hAnsi="Courier New" w:cs="Courier New"/>
+          <w:sz w:val="20"/>
+          <w:szCs w:val="20"/>
+        </w:rPr>
+        <w:t xml:space="preserve">    1</w:t>
+      </w:r>
+    </w:p>
+    <w:p>
+      <w:pPr>
+        <w:spacing w:after="0" w:line="240" w:lineRule="auto"/>
+        <w:rPr>
+          <w:rFonts w:ascii="Courier New" w:eastAsia="Times New Roman" w:hAnsi="Courier New" w:cs="Courier New"/>
+          <w:sz w:val="20"/>
+          <w:szCs w:val="20"/>
+        </w:rPr>
+      </w:pPr>
+      <w:proofErr w:type="gramStart"/>
+      <w:r>
+        <w:rPr>
+          <w:rFonts w:ascii="Courier New" w:eastAsia="Times New Roman" w:hAnsi="Courier New" w:cs="Courier New"/>
+          <w:sz w:val="20"/>
+          <w:szCs w:val="20"/>
+        </w:rPr>
+        <w:t>processing</w:t>
+      </w:r>
+      <w:proofErr w:type="gramEnd"/>
+      <w:r>
+        <w:rPr>
+          <w:rFonts w:ascii="Courier New" w:eastAsia="Times New Roman" w:hAnsi="Courier New" w:cs="Courier New"/>
+          <w:sz w:val="20"/>
+          <w:szCs w:val="20"/>
+        </w:rPr>
+        <w:t xml:space="preserve">   1</w:t>
+      </w:r>
+    </w:p>
+    <w:p>
+      <w:pPr>
+        <w:spacing w:after="0" w:line="240" w:lineRule="auto"/>
+        <w:rPr>
+          <w:rFonts w:ascii="Times New Roman" w:eastAsia="Times New Roman" w:hAnsi="Times New Roman" w:cs="Times New Roman"/>
+          <w:sz w:val="24"/>
+          <w:szCs w:val="24"/>
+        </w:rPr>
+      </w:pPr>
+      <w:proofErr w:type="gramStart"/>
+      <w:r>
+        <w:rPr>
+          <w:rFonts w:ascii="Courier New" w:eastAsia="Times New Roman" w:hAnsi="Courier New" w:cs="Courier New"/>
+          <w:sz w:val="20"/>
+          <w:szCs w:val="20"/>
+        </w:rPr>
+        <w:t>uses</w:t>
+      </w:r>
+      <w:proofErr w:type="gramEnd"/>
+      <w:r>
+        <w:rPr>
+          <w:rFonts w:ascii="Courier New" w:eastAsia="Times New Roman" w:hAnsi="Courier New" w:cs="Courier New"/>
+          <w:sz w:val="20"/>
+          <w:szCs w:val="20"/>
+        </w:rPr>
+        <w:t xml:space="preserve">         1</w:t>
+      </w:r>
+      <w:r>
+        <w:rPr>
+          <w:rFonts w:ascii="Times New Roman" w:eastAsia="Times New Roman" w:hAnsi="Times New Roman" w:cs="Times New Roman"/>
+          <w:sz w:val="24"/>
+          <w:szCs w:val="24"/>
+        </w:rPr>
+        <w:pict>
+          <v:rect id="_x0000_i1032" style="width:0;height:1.5pt" o:hralign="center" o:hrstd="t" o:hr="t" fillcolor="#a0a0a0" stroked="f"/>
+        </w:pict>
+      </w:r>
+    </w:p>
+    <w:p>
+      <w:pPr>
+        <w:spacing w:before="100" w:beforeAutospacing="1" w:after="100" w:afterAutospacing="1" w:line="240" w:lineRule="auto"/>
+        <w:outlineLvl w:val="1"/>
+        <w:rPr>
+          <w:rFonts w:ascii="Times New Roman" w:eastAsia="Times New Roman" w:hAnsi="Times New Roman" w:cs="Times New Roman"/>
+          <w:b/>
+          <w:bCs/>
+          <w:sz w:val="36"/>
+          <w:szCs w:val="36"/>
+        </w:rPr>
+      </w:pPr>
+      <w:r>
+        <w:rPr>
+          <w:rFonts w:ascii="Times New Roman" w:eastAsia="Times New Roman" w:hAnsi="Times New Roman" w:cs="Times New Roman"/>
+          <w:b/>
+          <w:bCs/>
+          <w:sz w:val="36"/>
+          <w:szCs w:val="36"/>
+        </w:rPr>
+        <w:t>✅ Step 9: Cleanup</w:t>
+      </w:r>
+    </w:p>
+    <w:p>
+      <w:pPr>
+        <w:numPr>
+          <w:ilvl w:val="0"/>
+          <w:numId w:val="7"/>
+        </w:numPr>
+        <w:spacing w:before="100" w:beforeAutospacing="1" w:after="100" w:afterAutospacing="1" w:line="240" w:lineRule="auto"/>
+        <w:rPr>
+          <w:rFonts w:ascii="Times New Roman" w:eastAsia="Times New Roman" w:hAnsi="Times New Roman" w:cs="Times New Roman"/>
+          <w:sz w:val="24"/>
+          <w:szCs w:val="24"/>
+        </w:rPr>
+      </w:pPr>
+      <w:r>
+        <w:rPr>
+          <w:rFonts w:ascii="Times New Roman" w:eastAsia="Times New Roman" w:hAnsi="Times New Roman" w:cs="Times New Roman"/>
+          <w:sz w:val="24"/>
+          <w:szCs w:val="24"/>
+        </w:rPr>
+        <w:t>Remove HDFS output before re-running:</w:t>
+      </w:r>
+    </w:p>
+    <w:p>
+      <w:pPr>
+        <w:tabs>
+          <w:tab w:val="left" w:pos="916"/>
+          <w:tab w:val="left" w:pos="1832"/>
+          <w:tab w:val="left" w:pos="2748"/>
+          <w:tab w:val="left" w:pos="3664"/>
+          <w:tab w:val="left" w:pos="4580"/>
+          <w:tab w:val="left" w:pos="5496"/>
+          <w:tab w:val="left" w:pos="6412"/>
+          <w:tab w:val="left" w:pos="7328"/>
+          <w:tab w:val="left" w:pos="8244"/>
+          <w:tab w:val="left" w:pos="9160"/>
+          <w:tab w:val="left" w:pos="10076"/>
+          <w:tab w:val="left" w:pos="10992"/>
+          <w:tab w:val="left" w:pos="11908"/>
+          <w:tab w:val="left" w:pos="12824"/>
+          <w:tab w:val="left" w:pos="13740"/>
+          <w:tab w:val="left" w:pos="14656"/>
+        </w:tabs>
+        <w:spacing w:after="0" w:line="240" w:lineRule="auto"/>
+        <w:rPr>
+          <w:rFonts w:ascii="Courier New" w:eastAsia="Times New Roman" w:hAnsi="Courier New" w:cs="Courier New"/>
+          <w:sz w:val="20"/>
+          <w:szCs w:val="20"/>
+        </w:rPr>
+      </w:pPr>
+      <w:proofErr w:type="spellStart"/>
+      <w:proofErr w:type="gramStart"/>
+      <w:r>
+        <w:rPr>
+          <w:rFonts w:ascii="Courier New" w:eastAsia="Times New Roman" w:hAnsi="Courier New" w:cs="Courier New"/>
+          <w:sz w:val="20"/>
+          <w:szCs w:val="20"/>
+        </w:rPr>
+        <w:t>docker</w:t>
+      </w:r>
+      <w:proofErr w:type="spellEnd"/>
+      <w:proofErr w:type="gramEnd"/>
+      <w:r>
+        <w:rPr>
+          <w:rFonts w:ascii="Courier New" w:eastAsia="Times New Roman" w:hAnsi="Courier New" w:cs="Courier New"/>
+          <w:sz w:val="20"/>
+          <w:szCs w:val="20"/>
+        </w:rPr>
+        <w:t xml:space="preserve"> exec -it </w:t>
+      </w:r>
+      <w:proofErr w:type="spellStart"/>
+      <w:r>
+        <w:rPr>
+          <w:rFonts w:ascii="Courier New" w:eastAsia="Times New Roman" w:hAnsi="Courier New" w:cs="Courier New"/>
+          <w:sz w:val="20"/>
+          <w:szCs w:val="20"/>
+        </w:rPr>
+        <w:t>namenode</w:t>
+      </w:r>
+      <w:proofErr w:type="spellEnd"/>
+      <w:r>
+        <w:rPr>
+          <w:rFonts w:ascii="Courier New" w:eastAsia="Times New Roman" w:hAnsi="Courier New" w:cs="Courier New"/>
+          <w:sz w:val="20"/>
+          <w:szCs w:val="20"/>
+        </w:rPr>
+        <w:t xml:space="preserve"> </w:t>
+      </w:r>
+      <w:proofErr w:type="spellStart"/>
+      <w:r>
+        <w:rPr>
+          <w:rFonts w:ascii="Courier New" w:eastAsia="Times New Roman" w:hAnsi="Courier New" w:cs="Courier New"/>
+          <w:sz w:val="20"/>
+          <w:szCs w:val="20"/>
+        </w:rPr>
+        <w:t>hdfs</w:t>
+      </w:r>
+      <w:proofErr w:type="spellEnd"/>
+      <w:r>
+        <w:rPr>
+          <w:rFonts w:ascii="Courier New" w:eastAsia="Times New Roman" w:hAnsi="Courier New" w:cs="Courier New"/>
+          <w:sz w:val="20"/>
+          <w:szCs w:val="20"/>
+        </w:rPr>
+        <w:t xml:space="preserve"> </w:t>
+      </w:r>
+      <w:proofErr w:type="spellStart"/>
+      <w:r>
+        <w:rPr>
+          <w:rFonts w:ascii="Courier New" w:eastAsia="Times New Roman" w:hAnsi="Courier New" w:cs="Courier New"/>
+          <w:sz w:val="20"/>
+          <w:szCs w:val="20"/>
+        </w:rPr>
+        <w:t>dfs</w:t>
+      </w:r>
+      <w:proofErr w:type="spellEnd"/>
+      <w:r>
+        <w:rPr>
+          <w:rFonts w:ascii="Courier New" w:eastAsia="Times New Roman" w:hAnsi="Courier New" w:cs="Courier New"/>
+          <w:sz w:val="20"/>
+          <w:szCs w:val="20"/>
+        </w:rPr>
+        <w:t xml:space="preserve"> -</w:t>
+      </w:r>
+      <w:proofErr w:type="spellStart"/>
+      <w:r>
+        <w:rPr>
+          <w:rFonts w:ascii="Courier New" w:eastAsia="Times New Roman" w:hAnsi="Courier New" w:cs="Courier New"/>
+          <w:sz w:val="20"/>
+          <w:szCs w:val="20"/>
+        </w:rPr>
+        <w:t>rm</w:t>
+      </w:r>
+      <w:proofErr w:type="spellEnd"/>
+      <w:r>
+        <w:rPr>
+          <w:rFonts w:ascii="Courier New" w:eastAsia="Times New Roman" w:hAnsi="Courier New" w:cs="Courier New"/>
+          <w:sz w:val="20"/>
+          <w:szCs w:val="20"/>
+        </w:rPr>
+        <w:t xml:space="preserve"> -r /output</w:t>
+      </w:r>
+    </w:p>
+    <w:p>
+      <w:pPr>
+        <w:numPr>
+          <w:ilvl w:val="0"/>
+          <w:numId w:val="8"/>
+        </w:numPr>
+        <w:spacing w:before="100" w:beforeAutospacing="1" w:after="100" w:afterAutospacing="1" w:line="240" w:lineRule="auto"/>
+        <w:rPr>
+          <w:rFonts w:ascii="Times New Roman" w:eastAsia="Times New Roman" w:hAnsi="Times New Roman" w:cs="Times New Roman"/>
+          <w:sz w:val="24"/>
+          <w:szCs w:val="24"/>
+        </w:rPr>
+      </w:pPr>
+      <w:r>
+        <w:rPr>
+          <w:rFonts w:ascii="Times New Roman" w:eastAsia="Times New Roman" w:hAnsi="Times New Roman" w:cs="Times New Roman"/>
+          <w:sz w:val="24"/>
+          <w:szCs w:val="24"/>
+        </w:rPr>
+        <w:t>Stop cluster:</w:t>
+      </w:r>
+    </w:p>
+    <w:p>
+      <w:pPr>
+        <w:tabs>
+          <w:tab w:val="left" w:pos="916"/>
+          <w:tab w:val="left" w:pos="1832"/>
+          <w:tab w:val="left" w:pos="2748"/>
+          <w:tab w:val="left" w:pos="3664"/>
+          <w:tab w:val="left" w:pos="4580"/>
+          <w:tab w:val="left" w:pos="5496"/>
+          <w:tab w:val="left" w:pos="6412"/>
+          <w:tab w:val="left" w:pos="7328"/>
+          <w:tab w:val="left" w:pos="8244"/>
+          <w:tab w:val="left" w:pos="9160"/>
+          <w:tab w:val="left" w:pos="10076"/>
+          <w:tab w:val="left" w:pos="10992"/>
+          <w:tab w:val="left" w:pos="11908"/>
+          <w:tab w:val="left" w:pos="12824"/>
+          <w:tab w:val="left" w:pos="13740"/>
+          <w:tab w:val="left" w:pos="14656"/>
+        </w:tabs>
+        <w:spacing w:after="0" w:line="240" w:lineRule="auto"/>
+        <w:rPr>
+          <w:rFonts w:ascii="Courier New" w:eastAsia="Times New Roman" w:hAnsi="Courier New" w:cs="Courier New"/>
+          <w:sz w:val="20"/>
+          <w:szCs w:val="20"/>
+        </w:rPr>
+      </w:pPr>
+      <w:proofErr w:type="spellStart"/>
+      <w:proofErr w:type="gramStart"/>
+      <w:r>
+        <w:rPr>
+          <w:rFonts w:ascii="Courier New" w:eastAsia="Times New Roman" w:hAnsi="Courier New" w:cs="Courier New"/>
+          <w:sz w:val="20"/>
+          <w:szCs w:val="20"/>
+        </w:rPr>
+        <w:t>docker</w:t>
+      </w:r>
+      <w:proofErr w:type="spellEnd"/>
       <w:r>
         <w:rPr>
           <w:rFonts w:ascii="Courier New" w:eastAsia="Times New Roman" w:hAnsi="Courier New" w:cs="Courier New"/>
@@ -7239,25 +7340,7 @@
           <w:sz w:val="24"/>
           <w:szCs w:val="24"/>
         </w:rPr>
-        <w:t xml:space="preserve">: cluster setup → HDFS → </w:t>
-      </w:r>
-      <w:proofErr w:type="spellStart"/>
-      <w:r>
-        <w:rPr>
-          <w:rFonts w:ascii="Times New Roman" w:eastAsia="Times New Roman" w:hAnsi="Times New Roman" w:cs="Times New Roman"/>
-          <w:sz w:val="24"/>
-          <w:szCs w:val="24"/>
-        </w:rPr>
-        <w:t>MapReduce</w:t>
-      </w:r>
-      <w:proofErr w:type="spellEnd"/>
-      <w:r>
-        <w:rPr>
-          <w:rFonts w:ascii="Times New Roman" w:eastAsia="Times New Roman" w:hAnsi="Times New Roman" w:cs="Times New Roman"/>
-          <w:sz w:val="24"/>
-          <w:szCs w:val="24"/>
-        </w:rPr>
-        <w:t xml:space="preserve"> job → output.</w:t>
+        <w:t>: cluster setup → HDFS → MapReduce job → output.</w:t>
       </w:r>
     </w:p>
     <w:p/>
@@ -7272,7 +7355,7 @@
 </file>
 
 <file path=word/numbering.xml><?xml version="1.0" encoding="utf-8"?>
-<w:numbering xmlns:ve="http://schemas.openxmlformats.org/markup-compatibility/2006" xmlns:o="urn:schemas-microsoft-com:office:office" xmlns:r="http://schemas.openxmlformats.org/officeDocument/2006/relationships" xmlns:m="http://schemas.openxmlformats.org/officeDocument/2006/math" xmlns:v="urn:schemas-microsoft-com:vml" xmlns:wp="http://schemas.openxmlformats.org/drawingml/2006/wordprocessingDrawing" xmlns:w10="urn:schemas-microsoft-com:office:word" xmlns:w="http://schemas.openxmlformats.org/wordprocessingml/2006/main" xmlns:wne="http://schemas.microsoft.com/office/word/2006/wordml">
+<w:numbering xmlns:wpc="http://schemas.microsoft.com/office/word/2010/wordprocessingCanvas" xmlns:mc="http://schemas.openxmlformats.org/markup-compatibility/2006" xmlns:o="urn:schemas-microsoft-com:office:office" xmlns:r="http://schemas.openxmlformats.org/officeDocument/2006/relationships" xmlns:m="http://schemas.openxmlformats.org/officeDocument/2006/math" xmlns:v="urn:schemas-microsoft-com:vml" xmlns:wp14="http://schemas.microsoft.com/office/word/2010/wordprocessingDrawing" xmlns:wp="http://schemas.openxmlformats.org/drawingml/2006/wordprocessingDrawing" xmlns:w10="urn:schemas-microsoft-com:office:word" xmlns:w="http://schemas.openxmlformats.org/wordprocessingml/2006/main" xmlns:w14="http://schemas.microsoft.com/office/word/2010/wordml" xmlns:w15="http://schemas.microsoft.com/office/word/2012/wordml" xmlns:wpg="http://schemas.microsoft.com/office/word/2010/wordprocessingGroup" xmlns:wpi="http://schemas.microsoft.com/office/word/2010/wordprocessingInk" xmlns:wne="http://schemas.microsoft.com/office/word/2006/wordml" xmlns:wps="http://schemas.microsoft.com/office/word/2010/wordprocessingShape" mc:Ignorable="w14 w15 wp14">
   <w:abstractNum w:abstractNumId="0">
     <w:nsid w:val="010E1A5E"/>
     <w:multiLevelType w:val="multilevel"/>
@@ -8353,7 +8436,7 @@
 </file>
 
 <file path=word/styles.xml><?xml version="1.0" encoding="utf-8"?>
-<w:styles xmlns:r="http://schemas.openxmlformats.org/officeDocument/2006/relationships" xmlns:w="http://schemas.openxmlformats.org/wordprocessingml/2006/main">
+<w:styles xmlns:mc="http://schemas.openxmlformats.org/markup-compatibility/2006" xmlns:r="http://schemas.openxmlformats.org/officeDocument/2006/relationships" xmlns:w="http://schemas.openxmlformats.org/wordprocessingml/2006/main" xmlns:w14="http://schemas.microsoft.com/office/word/2010/wordml" xmlns:w15="http://schemas.microsoft.com/office/word/2012/wordml" mc:Ignorable="w14 w15">
   <w:docDefaults>
     <w:rPrDefault>
       <w:rPr>
@@ -8369,144 +8452,378 @@
       </w:pPr>
     </w:pPrDefault>
   </w:docDefaults>
-  <w:latentStyles w:defLockedState="0" w:defUIPriority="99" w:defSemiHidden="1" w:defUnhideWhenUsed="1" w:defQFormat="0" w:count="267">
-    <w:lsdException w:name="Normal" w:semiHidden="0" w:uiPriority="0" w:unhideWhenUsed="0" w:qFormat="1"/>
-    <w:lsdException w:name="heading 1" w:semiHidden="0" w:uiPriority="9" w:unhideWhenUsed="0" w:qFormat="1"/>
-    <w:lsdException w:name="heading 2" w:uiPriority="9" w:qFormat="1"/>
-    <w:lsdException w:name="heading 3" w:uiPriority="9" w:qFormat="1"/>
-    <w:lsdException w:name="heading 4" w:uiPriority="9" w:qFormat="1"/>
-    <w:lsdException w:name="heading 5" w:uiPriority="9" w:qFormat="1"/>
-    <w:lsdException w:name="heading 6" w:uiPriority="9" w:qFormat="1"/>
-    <w:lsdException w:name="heading 7" w:uiPriority="9" w:qFormat="1"/>
-    <w:lsdException w:name="heading 8" w:uiPriority="9" w:qFormat="1"/>
-    <w:lsdException w:name="heading 9" w:uiPriority="9" w:qFormat="1"/>
-    <w:lsdException w:name="toc 1" w:uiPriority="39"/>
-    <w:lsdException w:name="toc 2" w:uiPriority="39"/>
-    <w:lsdException w:name="toc 3" w:uiPriority="39"/>
-    <w:lsdException w:name="toc 4" w:uiPriority="39"/>
-    <w:lsdException w:name="toc 5" w:uiPriority="39"/>
-    <w:lsdException w:name="toc 6" w:uiPriority="39"/>
-    <w:lsdException w:name="toc 7" w:uiPriority="39"/>
-    <w:lsdException w:name="toc 8" w:uiPriority="39"/>
-    <w:lsdException w:name="toc 9" w:uiPriority="39"/>
-    <w:lsdException w:name="caption" w:uiPriority="35" w:qFormat="1"/>
-    <w:lsdException w:name="Title" w:semiHidden="0" w:uiPriority="10" w:unhideWhenUsed="0" w:qFormat="1"/>
-    <w:lsdException w:name="Default Paragraph Font" w:uiPriority="1"/>
-    <w:lsdException w:name="Subtitle" w:semiHidden="0" w:uiPriority="11" w:unhideWhenUsed="0" w:qFormat="1"/>
-    <w:lsdException w:name="Strong" w:semiHidden="0" w:uiPriority="22" w:unhideWhenUsed="0" w:qFormat="1"/>
-    <w:lsdException w:name="Emphasis" w:semiHidden="0" w:uiPriority="20" w:unhideWhenUsed="0" w:qFormat="1"/>
-    <w:lsdException w:name="Table Grid" w:semiHidden="0" w:uiPriority="59" w:unhideWhenUsed="0"/>
-    <w:lsdException w:name="Placeholder Text" w:unhideWhenUsed="0"/>
-    <w:lsdException w:name="No Spacing" w:semiHidden="0" w:uiPriority="1" w:unhideWhenUsed="0" w:qFormat="1"/>
-    <w:lsdException w:name="Light Shading" w:semiHidden="0" w:uiPriority="60" w:unhideWhenUsed="0"/>
-    <w:lsdException w:name="Light List" w:semiHidden="0" w:uiPriority="61" w:unhideWhenUsed="0"/>
-    <w:lsdException w:name="Light Grid" w:semiHidden="0" w:uiPriority="62" w:unhideWhenUsed="0"/>
-    <w:lsdException w:name="Medium Shading 1" w:semiHidden="0" w:uiPriority="63" w:unhideWhenUsed="0"/>
-    <w:lsdException w:name="Medium Shading 2" w:semiHidden="0" w:uiPriority="64" w:unhideWhenUsed="0"/>
-    <w:lsdException w:name="Medium List 1" w:semiHidden="0" w:uiPriority="65" w:unhideWhenUsed="0"/>
-    <w:lsdException w:name="Medium List 2" w:semiHidden="0" w:uiPriority="66" w:unhideWhenUsed="0"/>
-    <w:lsdException w:name="Medium Grid 1" w:semiHidden="0" w:uiPriority="67" w:unhideWhenUsed="0"/>
-    <w:lsdException w:name="Medium Grid 2" w:semiHidden="0" w:uiPriority="68" w:unhideWhenUsed="0"/>
-    <w:lsdException w:name="Medium Grid 3" w:semiHidden="0" w:uiPriority="69" w:unhideWhenUsed="0"/>
-    <w:lsdException w:name="Dark List" w:semiHidden="0" w:uiPriority="70" w:unhideWhenUsed="0"/>
-    <w:lsdException w:name="Colorful Shading" w:semiHidden="0" w:uiPriority="71" w:unhideWhenUsed="0"/>
-    <w:lsdException w:name="Colorful List" w:semiHidden="0" w:uiPriority="72" w:unhideWhenUsed="0"/>
-    <w:lsdException w:name="Colorful Grid" w:semiHidden="0" w:uiPriority="73" w:unhideWhenUsed="0"/>
-    <w:lsdException w:name="Light Shading Accent 1" w:semiHidden="0" w:uiPriority="60" w:unhideWhenUsed="0"/>
-    <w:lsdException w:name="Light List Accent 1" w:semiHidden="0" w:uiPriority="61" w:unhideWhenUsed="0"/>
-    <w:lsdException w:name="Light Grid Accent 1" w:semiHidden="0" w:uiPriority="62" w:unhideWhenUsed="0"/>
-    <w:lsdException w:name="Medium Shading 1 Accent 1" w:semiHidden="0" w:uiPriority="63" w:unhideWhenUsed="0"/>
-    <w:lsdException w:name="Medium Shading 2 Accent 1" w:semiHidden="0" w:uiPriority="64" w:unhideWhenUsed="0"/>
-    <w:lsdException w:name="Medium List 1 Accent 1" w:semiHidden="0" w:uiPriority="65" w:unhideWhenUsed="0"/>
-    <w:lsdException w:name="Revision" w:unhideWhenUsed="0"/>
-    <w:lsdException w:name="List Paragraph" w:semiHidden="0" w:uiPriority="34" w:unhideWhenUsed="0" w:qFormat="1"/>
-    <w:lsdException w:name="Quote" w:semiHidden="0" w:uiPriority="29" w:unhideWhenUsed="0" w:qFormat="1"/>
-    <w:lsdException w:name="Intense Quote" w:semiHidden="0" w:uiPriority="30" w:unhideWhenUsed="0" w:qFormat="1"/>
-    <w:lsdException w:name="Medium List 2 Accent 1" w:semiHidden="0" w:uiPriority="66" w:unhideWhenUsed="0"/>
-    <w:lsdException w:name="Medium Grid 1 Accent 1" w:semiHidden="0" w:uiPriority="67" w:unhideWhenUsed="0"/>
-    <w:lsdException w:name="Medium Grid 2 Accent 1" w:semiHidden="0" w:uiPriority="68" w:unhideWhenUsed="0"/>
-    <w:lsdException w:name="Medium Grid 3 Accent 1" w:semiHidden="0" w:uiPriority="69" w:unhideWhenUsed="0"/>
-    <w:lsdException w:name="Dark List Accent 1" w:semiHidden="0" w:uiPriority="70" w:unhideWhenUsed="0"/>
-    <w:lsdException w:name="Colorful Shading Accent 1" w:semiHidden="0" w:uiPriority="71" w:unhideWhenUsed="0"/>
-    <w:lsdException w:name="Colorful List Accent 1" w:semiHidden="0" w:uiPriority="72" w:unhideWhenUsed="0"/>
-    <w:lsdException w:name="Colorful Grid Accent 1" w:semiHidden="0" w:uiPriority="73" w:unhideWhenUsed="0"/>
-    <w:lsdException w:name="Light Shading Accent 2" w:semiHidden="0" w:uiPriority="60" w:unhideWhenUsed="0"/>
-    <w:lsdException w:name="Light List Accent 2" w:semiHidden="0" w:uiPriority="61" w:unhideWhenUsed="0"/>
-    <w:lsdException w:name="Light Grid Accent 2" w:semiHidden="0" w:uiPriority="62" w:unhideWhenUsed="0"/>
-    <w:lsdException w:name="Medium Shading 1 Accent 2" w:semiHidden="0" w:uiPriority="63" w:unhideWhenUsed="0"/>
-    <w:lsdException w:name="Medium Shading 2 Accent 2" w:semiHidden="0" w:uiPriority="64" w:unhideWhenUsed="0"/>
-    <w:lsdException w:name="Medium List 1 Accent 2" w:semiHidden="0" w:uiPriority="65" w:unhideWhenUsed="0"/>
-    <w:lsdException w:name="Medium List 2 Accent 2" w:semiHidden="0" w:uiPriority="66" w:unhideWhenUsed="0"/>
-    <w:lsdException w:name="Medium Grid 1 Accent 2" w:semiHidden="0" w:uiPriority="67" w:unhideWhenUsed="0"/>
-    <w:lsdException w:name="Medium Grid 2 Accent 2" w:semiHidden="0" w:uiPriority="68" w:unhideWhenUsed="0"/>
-    <w:lsdException w:name="Medium Grid 3 Accent 2" w:semiHidden="0" w:uiPriority="69" w:unhideWhenUsed="0"/>
-    <w:lsdException w:name="Dark List Accent 2" w:semiHidden="0" w:uiPriority="70" w:unhideWhenUsed="0"/>
-    <w:lsdException w:name="Colorful Shading Accent 2" w:semiHidden="0" w:uiPriority="71" w:unhideWhenUsed="0"/>
-    <w:lsdException w:name="Colorful List Accent 2" w:semiHidden="0" w:uiPriority="72" w:unhideWhenUsed="0"/>
-    <w:lsdException w:name="Colorful Grid Accent 2" w:semiHidden="0" w:uiPriority="73" w:unhideWhenUsed="0"/>
-    <w:lsdException w:name="Light Shading Accent 3" w:semiHidden="0" w:uiPriority="60" w:unhideWhenUsed="0"/>
-    <w:lsdException w:name="Light List Accent 3" w:semiHidden="0" w:uiPriority="61" w:unhideWhenUsed="0"/>
-    <w:lsdException w:name="Light Grid Accent 3" w:semiHidden="0" w:uiPriority="62" w:unhideWhenUsed="0"/>
-    <w:lsdException w:name="Medium Shading 1 Accent 3" w:semiHidden="0" w:uiPriority="63" w:unhideWhenUsed="0"/>
-    <w:lsdException w:name="Medium Shading 2 Accent 3" w:semiHidden="0" w:uiPriority="64" w:unhideWhenUsed="0"/>
-    <w:lsdException w:name="Medium List 1 Accent 3" w:semiHidden="0" w:uiPriority="65" w:unhideWhenUsed="0"/>
-    <w:lsdException w:name="Medium List 2 Accent 3" w:semiHidden="0" w:uiPriority="66" w:unhideWhenUsed="0"/>
-    <w:lsdException w:name="Medium Grid 1 Accent 3" w:semiHidden="0" w:uiPriority="67" w:unhideWhenUsed="0"/>
-    <w:lsdException w:name="Medium Grid 2 Accent 3" w:semiHidden="0" w:uiPriority="68" w:unhideWhenUsed="0"/>
-    <w:lsdException w:name="Medium Grid 3 Accent 3" w:semiHidden="0" w:uiPriority="69" w:unhideWhenUsed="0"/>
-    <w:lsdException w:name="Dark List Accent 3" w:semiHidden="0" w:uiPriority="70" w:unhideWhenUsed="0"/>
-    <w:lsdException w:name="Colorful Shading Accent 3" w:semiHidden="0" w:uiPriority="71" w:unhideWhenUsed="0"/>
-    <w:lsdException w:name="Colorful List Accent 3" w:semiHidden="0" w:uiPriority="72" w:unhideWhenUsed="0"/>
-    <w:lsdException w:name="Colorful Grid Accent 3" w:semiHidden="0" w:uiPriority="73" w:unhideWhenUsed="0"/>
-    <w:lsdException w:name="Light Shading Accent 4" w:semiHidden="0" w:uiPriority="60" w:unhideWhenUsed="0"/>
-    <w:lsdException w:name="Light List Accent 4" w:semiHidden="0" w:uiPriority="61" w:unhideWhenUsed="0"/>
-    <w:lsdException w:name="Light Grid Accent 4" w:semiHidden="0" w:uiPriority="62" w:unhideWhenUsed="0"/>
-    <w:lsdException w:name="Medium Shading 1 Accent 4" w:semiHidden="0" w:uiPriority="63" w:unhideWhenUsed="0"/>
-    <w:lsdException w:name="Medium Shading 2 Accent 4" w:semiHidden="0" w:uiPriority="64" w:unhideWhenUsed="0"/>
-    <w:lsdException w:name="Medium List 1 Accent 4" w:semiHidden="0" w:uiPriority="65" w:unhideWhenUsed="0"/>
-    <w:lsdException w:name="Medium List 2 Accent 4" w:semiHidden="0" w:uiPriority="66" w:unhideWhenUsed="0"/>
-    <w:lsdException w:name="Medium Grid 1 Accent 4" w:semiHidden="0" w:uiPriority="67" w:unhideWhenUsed="0"/>
-    <w:lsdException w:name="Medium Grid 2 Accent 4" w:semiHidden="0" w:uiPriority="68" w:unhideWhenUsed="0"/>
-    <w:lsdException w:name="Medium Grid 3 Accent 4" w:semiHidden="0" w:uiPriority="69" w:unhideWhenUsed="0"/>
-    <w:lsdException w:name="Dark List Accent 4" w:semiHidden="0" w:uiPriority="70" w:unhideWhenUsed="0"/>
-    <w:lsdException w:name="Colorful Shading Accent 4" w:semiHidden="0" w:uiPriority="71" w:unhideWhenUsed="0"/>
-    <w:lsdException w:name="Colorful List Accent 4" w:semiHidden="0" w:uiPriority="72" w:unhideWhenUsed="0"/>
-    <w:lsdException w:name="Colorful Grid Accent 4" w:semiHidden="0" w:uiPriority="73" w:unhideWhenUsed="0"/>
-    <w:lsdException w:name="Light Shading Accent 5" w:semiHidden="0" w:uiPriority="60" w:unhideWhenUsed="0"/>
-    <w:lsdException w:name="Light List Accent 5" w:semiHidden="0" w:uiPriority="61" w:unhideWhenUsed="0"/>
-    <w:lsdException w:name="Light Grid Accent 5" w:semiHidden="0" w:uiPriority="62" w:unhideWhenUsed="0"/>
-    <w:lsdException w:name="Medium Shading 1 Accent 5" w:semiHidden="0" w:uiPriority="63" w:unhideWhenUsed="0"/>
-    <w:lsdException w:name="Medium Shading 2 Accent 5" w:semiHidden="0" w:uiPriority="64" w:unhideWhenUsed="0"/>
-    <w:lsdException w:name="Medium List 1 Accent 5" w:semiHidden="0" w:uiPriority="65" w:unhideWhenUsed="0"/>
-    <w:lsdException w:name="Medium List 2 Accent 5" w:semiHidden="0" w:uiPriority="66" w:unhideWhenUsed="0"/>
-    <w:lsdException w:name="Medium Grid 1 Accent 5" w:semiHidden="0" w:uiPriority="67" w:unhideWhenUsed="0"/>
-    <w:lsdException w:name="Medium Grid 2 Accent 5" w:semiHidden="0" w:uiPriority="68" w:unhideWhenUsed="0"/>
-    <w:lsdException w:name="Medium Grid 3 Accent 5" w:semiHidden="0" w:uiPriority="69" w:unhideWhenUsed="0"/>
-    <w:lsdException w:name="Dark List Accent 5" w:semiHidden="0" w:uiPriority="70" w:unhideWhenUsed="0"/>
-    <w:lsdException w:name="Colorful Shading Accent 5" w:semiHidden="0" w:uiPriority="71" w:unhideWhenUsed="0"/>
-    <w:lsdException w:name="Colorful List Accent 5" w:semiHidden="0" w:uiPriority="72" w:unhideWhenUsed="0"/>
-    <w:lsdException w:name="Colorful Grid Accent 5" w:semiHidden="0" w:uiPriority="73" w:unhideWhenUsed="0"/>
-    <w:lsdException w:name="Light Shading Accent 6" w:semiHidden="0" w:uiPriority="60" w:unhideWhenUsed="0"/>
-    <w:lsdException w:name="Light List Accent 6" w:semiHidden="0" w:uiPriority="61" w:unhideWhenUsed="0"/>
-    <w:lsdException w:name="Light Grid Accent 6" w:semiHidden="0" w:uiPriority="62" w:unhideWhenUsed="0"/>
-    <w:lsdException w:name="Medium Shading 1 Accent 6" w:semiHidden="0" w:uiPriority="63" w:unhideWhenUsed="0"/>
-    <w:lsdException w:name="Medium Shading 2 Accent 6" w:semiHidden="0" w:uiPriority="64" w:unhideWhenUsed="0"/>
-    <w:lsdException w:name="Medium List 1 Accent 6" w:semiHidden="0" w:uiPriority="65" w:unhideWhenUsed="0"/>
-    <w:lsdException w:name="Medium List 2 Accent 6" w:semiHidden="0" w:uiPriority="66" w:unhideWhenUsed="0"/>
-    <w:lsdException w:name="Medium Grid 1 Accent 6" w:semiHidden="0" w:uiPriority="67" w:unhideWhenUsed="0"/>
-    <w:lsdException w:name="Medium Grid 2 Accent 6" w:semiHidden="0" w:uiPriority="68" w:unhideWhenUsed="0"/>
-    <w:lsdException w:name="Medium Grid 3 Accent 6" w:semiHidden="0" w:uiPriority="69" w:unhideWhenUsed="0"/>
-    <w:lsdException w:name="Dark List Accent 6" w:semiHidden="0" w:uiPriority="70" w:unhideWhenUsed="0"/>
-    <w:lsdException w:name="Colorful Shading Accent 6" w:semiHidden="0" w:uiPriority="71" w:unhideWhenUsed="0"/>
-    <w:lsdException w:name="Colorful List Accent 6" w:semiHidden="0" w:uiPriority="72" w:unhideWhenUsed="0"/>
-    <w:lsdException w:name="Colorful Grid Accent 6" w:semiHidden="0" w:uiPriority="73" w:unhideWhenUsed="0"/>
-    <w:lsdException w:name="Subtle Emphasis" w:semiHidden="0" w:uiPriority="19" w:unhideWhenUsed="0" w:qFormat="1"/>
-    <w:lsdException w:name="Intense Emphasis" w:semiHidden="0" w:uiPriority="21" w:unhideWhenUsed="0" w:qFormat="1"/>
-    <w:lsdException w:name="Subtle Reference" w:semiHidden="0" w:uiPriority="31" w:unhideWhenUsed="0" w:qFormat="1"/>
-    <w:lsdException w:name="Intense Reference" w:semiHidden="0" w:uiPriority="32" w:unhideWhenUsed="0" w:qFormat="1"/>
-    <w:lsdException w:name="Book Title" w:semiHidden="0" w:uiPriority="33" w:unhideWhenUsed="0" w:qFormat="1"/>
-    <w:lsdException w:name="Bibliography" w:uiPriority="37"/>
-    <w:lsdException w:name="TOC Heading" w:uiPriority="39" w:qFormat="1"/>
+  <w:latentStyles w:defLockedState="0" w:defUIPriority="99" w:defSemiHidden="0" w:defUnhideWhenUsed="0" w:defQFormat="0" w:count="371">
+    <w:lsdException w:name="Normal" w:uiPriority="0" w:qFormat="1"/>
+    <w:lsdException w:name="heading 1" w:uiPriority="9" w:qFormat="1"/>
+    <w:lsdException w:name="heading 2" w:semiHidden="1" w:uiPriority="9" w:unhideWhenUsed="1" w:qFormat="1"/>
+    <w:lsdException w:name="heading 3" w:semiHidden="1" w:uiPriority="9" w:unhideWhenUsed="1" w:qFormat="1"/>
+    <w:lsdException w:name="heading 4" w:semiHidden="1" w:uiPriority="9" w:unhideWhenUsed="1" w:qFormat="1"/>
+    <w:lsdException w:name="heading 5" w:semiHidden="1" w:uiPriority="9" w:unhideWhenUsed="1" w:qFormat="1"/>
+    <w:lsdException w:name="heading 6" w:semiHidden="1" w:uiPriority="9" w:unhideWhenUsed="1" w:qFormat="1"/>
+    <w:lsdException w:name="heading 7" w:semiHidden="1" w:uiPriority="9" w:unhideWhenUsed="1" w:qFormat="1"/>
+    <w:lsdException w:name="heading 8" w:semiHidden="1" w:uiPriority="9" w:unhideWhenUsed="1" w:qFormat="1"/>
+    <w:lsdException w:name="heading 9" w:semiHidden="1" w:uiPriority="9" w:unhideWhenUsed="1" w:qFormat="1"/>
+    <w:lsdException w:name="index 1" w:semiHidden="1" w:unhideWhenUsed="1"/>
+    <w:lsdException w:name="index 2" w:semiHidden="1" w:unhideWhenUsed="1"/>
+    <w:lsdException w:name="index 3" w:semiHidden="1" w:unhideWhenUsed="1"/>
+    <w:lsdException w:name="index 4" w:semiHidden="1" w:unhideWhenUsed="1"/>
+    <w:lsdException w:name="index 5" w:semiHidden="1" w:unhideWhenUsed="1"/>
+    <w:lsdException w:name="index 6" w:semiHidden="1" w:unhideWhenUsed="1"/>
+    <w:lsdException w:name="index 7" w:semiHidden="1" w:unhideWhenUsed="1"/>
+    <w:lsdException w:name="index 8" w:semiHidden="1" w:unhideWhenUsed="1"/>
+    <w:lsdException w:name="index 9" w:semiHidden="1" w:unhideWhenUsed="1"/>
+    <w:lsdException w:name="toc 1" w:semiHidden="1" w:uiPriority="39" w:unhideWhenUsed="1"/>
+    <w:lsdException w:name="toc 2" w:semiHidden="1" w:uiPriority="39" w:unhideWhenUsed="1"/>
+    <w:lsdException w:name="toc 3" w:semiHidden="1" w:uiPriority="39" w:unhideWhenUsed="1"/>
+    <w:lsdException w:name="toc 4" w:semiHidden="1" w:uiPriority="39" w:unhideWhenUsed="1"/>
+    <w:lsdException w:name="toc 5" w:semiHidden="1" w:uiPriority="39" w:unhideWhenUsed="1"/>
+    <w:lsdException w:name="toc 6" w:semiHidden="1" w:uiPriority="39" w:unhideWhenUsed="1"/>
+    <w:lsdException w:name="toc 7" w:semiHidden="1" w:uiPriority="39" w:unhideWhenUsed="1"/>
+    <w:lsdException w:name="toc 8" w:semiHidden="1" w:uiPriority="39" w:unhideWhenUsed="1"/>
+    <w:lsdException w:name="toc 9" w:semiHidden="1" w:uiPriority="39" w:unhideWhenUsed="1"/>
+    <w:lsdException w:name="Normal Indent" w:semiHidden="1" w:unhideWhenUsed="1"/>
+    <w:lsdException w:name="footnote text" w:semiHidden="1" w:unhideWhenUsed="1"/>
+    <w:lsdException w:name="annotation text" w:semiHidden="1" w:unhideWhenUsed="1"/>
+    <w:lsdException w:name="header" w:semiHidden="1" w:unhideWhenUsed="1"/>
+    <w:lsdException w:name="footer" w:semiHidden="1" w:unhideWhenUsed="1"/>
+    <w:lsdException w:name="index heading" w:semiHidden="1" w:unhideWhenUsed="1"/>
+    <w:lsdException w:name="caption" w:semiHidden="1" w:uiPriority="35" w:unhideWhenUsed="1" w:qFormat="1"/>
+    <w:lsdException w:name="table of figures" w:semiHidden="1" w:unhideWhenUsed="1"/>
+    <w:lsdException w:name="envelope address" w:semiHidden="1" w:unhideWhenUsed="1"/>
+    <w:lsdException w:name="envelope return" w:semiHidden="1" w:unhideWhenUsed="1"/>
+    <w:lsdException w:name="footnote reference" w:semiHidden="1" w:unhideWhenUsed="1"/>
+    <w:lsdException w:name="annotation reference" w:semiHidden="1" w:unhideWhenUsed="1"/>
+    <w:lsdException w:name="line number" w:semiHidden="1" w:unhideWhenUsed="1"/>
+    <w:lsdException w:name="page number" w:semiHidden="1" w:unhideWhenUsed="1"/>
+    <w:lsdException w:name="endnote reference" w:semiHidden="1" w:unhideWhenUsed="1"/>
+    <w:lsdException w:name="endnote text" w:semiHidden="1" w:unhideWhenUsed="1"/>
+    <w:lsdException w:name="table of authorities" w:semiHidden="1" w:unhideWhenUsed="1"/>
+    <w:lsdException w:name="macro" w:semiHidden="1" w:unhideWhenUsed="1"/>
+    <w:lsdException w:name="toa heading" w:semiHidden="1" w:unhideWhenUsed="1"/>
+    <w:lsdException w:name="List" w:semiHidden="1" w:unhideWhenUsed="1"/>
+    <w:lsdException w:name="List Bullet" w:semiHidden="1" w:unhideWhenUsed="1"/>
+    <w:lsdException w:name="List Number" w:semiHidden="1" w:unhideWhenUsed="1"/>
+    <w:lsdException w:name="List 2" w:semiHidden="1" w:unhideWhenUsed="1"/>
+    <w:lsdException w:name="List 3" w:semiHidden="1" w:unhideWhenUsed="1"/>
+    <w:lsdException w:name="List 4" w:semiHidden="1" w:unhideWhenUsed="1"/>
+    <w:lsdException w:name="List 5" w:semiHidden="1" w:unhideWhenUsed="1"/>
+    <w:lsdException w:name="List Bullet 2" w:semiHidden="1" w:unhideWhenUsed="1"/>
+    <w:lsdException w:name="List Bullet 3" w:semiHidden="1" w:unhideWhenUsed="1"/>
+    <w:lsdException w:name="List Bullet 4" w:semiHidden="1" w:unhideWhenUsed="1"/>
+    <w:lsdException w:name="List Bullet 5" w:semiHidden="1" w:unhideWhenUsed="1"/>
+    <w:lsdException w:name="List Number 2" w:semiHidden="1" w:unhideWhenUsed="1"/>
+    <w:lsdException w:name="List Number 3" w:semiHidden="1" w:unhideWhenUsed="1"/>
+    <w:lsdException w:name="List Number 4" w:semiHidden="1" w:unhideWhenUsed="1"/>
+    <w:lsdException w:name="List Number 5" w:semiHidden="1" w:unhideWhenUsed="1"/>
+    <w:lsdException w:name="Title" w:uiPriority="10" w:qFormat="1"/>
+    <w:lsdException w:name="Closing" w:semiHidden="1" w:unhideWhenUsed="1"/>
+    <w:lsdException w:name="Signature" w:semiHidden="1" w:unhideWhenUsed="1"/>
+    <w:lsdException w:name="Default Paragraph Font" w:semiHidden="1" w:uiPriority="1" w:unhideWhenUsed="1"/>
+    <w:lsdException w:name="Body Text" w:semiHidden="1" w:unhideWhenUsed="1"/>
+    <w:lsdException w:name="Body Text Indent" w:semiHidden="1" w:unhideWhenUsed="1"/>
+    <w:lsdException w:name="List Continue" w:semiHidden="1" w:unhideWhenUsed="1"/>
+    <w:lsdException w:name="List Continue 2" w:semiHidden="1" w:unhideWhenUsed="1"/>
+    <w:lsdException w:name="List Continue 3" w:semiHidden="1" w:unhideWhenUsed="1"/>
+    <w:lsdException w:name="List Continue 4" w:semiHidden="1" w:unhideWhenUsed="1"/>
+    <w:lsdException w:name="List Continue 5" w:semiHidden="1" w:unhideWhenUsed="1"/>
+    <w:lsdException w:name="Message Header" w:semiHidden="1" w:unhideWhenUsed="1"/>
+    <w:lsdException w:name="Subtitle" w:uiPriority="11" w:qFormat="1"/>
+    <w:lsdException w:name="Salutation" w:semiHidden="1" w:unhideWhenUsed="1"/>
+    <w:lsdException w:name="Date" w:semiHidden="1" w:unhideWhenUsed="1"/>
+    <w:lsdException w:name="Body Text First Indent" w:semiHidden="1" w:unhideWhenUsed="1"/>
+    <w:lsdException w:name="Body Text First Indent 2" w:semiHidden="1" w:unhideWhenUsed="1"/>
+    <w:lsdException w:name="Note Heading" w:semiHidden="1" w:unhideWhenUsed="1"/>
+    <w:lsdException w:name="Body Text 2" w:semiHidden="1" w:unhideWhenUsed="1"/>
+    <w:lsdException w:name="Body Text 3" w:semiHidden="1" w:unhideWhenUsed="1"/>
+    <w:lsdException w:name="Body Text Indent 2" w:semiHidden="1" w:unhideWhenUsed="1"/>
+    <w:lsdException w:name="Body Text Indent 3" w:semiHidden="1" w:unhideWhenUsed="1"/>
+    <w:lsdException w:name="Block Text" w:semiHidden="1" w:unhideWhenUsed="1"/>
+    <w:lsdException w:name="Hyperlink" w:semiHidden="1" w:unhideWhenUsed="1"/>
+    <w:lsdException w:name="FollowedHyperlink" w:semiHidden="1" w:unhideWhenUsed="1"/>
+    <w:lsdException w:name="Strong" w:uiPriority="22" w:qFormat="1"/>
+    <w:lsdException w:name="Emphasis" w:uiPriority="20" w:qFormat="1"/>
+    <w:lsdException w:name="Document Map" w:semiHidden="1" w:unhideWhenUsed="1"/>
+    <w:lsdException w:name="Plain Text" w:semiHidden="1" w:unhideWhenUsed="1"/>
+    <w:lsdException w:name="E-mail Signature" w:semiHidden="1" w:unhideWhenUsed="1"/>
+    <w:lsdException w:name="HTML Top of Form" w:semiHidden="1" w:unhideWhenUsed="1"/>
+    <w:lsdException w:name="HTML Bottom of Form" w:semiHidden="1" w:unhideWhenUsed="1"/>
+    <w:lsdException w:name="Normal (Web)" w:semiHidden="1" w:unhideWhenUsed="1"/>
+    <w:lsdException w:name="HTML Acronym" w:semiHidden="1" w:unhideWhenUsed="1"/>
+    <w:lsdException w:name="HTML Address" w:semiHidden="1" w:unhideWhenUsed="1"/>
+    <w:lsdException w:name="HTML Cite" w:semiHidden="1" w:unhideWhenUsed="1"/>
+    <w:lsdException w:name="HTML Code" w:semiHidden="1" w:unhideWhenUsed="1"/>
+    <w:lsdException w:name="HTML Definition" w:semiHidden="1" w:unhideWhenUsed="1"/>
+    <w:lsdException w:name="HTML Keyboard" w:semiHidden="1" w:unhideWhenUsed="1"/>
+    <w:lsdException w:name="HTML Preformatted" w:semiHidden="1" w:unhideWhenUsed="1"/>
+    <w:lsdException w:name="HTML Sample" w:semiHidden="1" w:unhideWhenUsed="1"/>
+    <w:lsdException w:name="HTML Typewriter" w:semiHidden="1" w:unhideWhenUsed="1"/>
+    <w:lsdException w:name="HTML Variable" w:semiHidden="1" w:unhideWhenUsed="1"/>
+    <w:lsdException w:name="Normal Table" w:semiHidden="1" w:unhideWhenUsed="1"/>
+    <w:lsdException w:name="annotation subject" w:semiHidden="1" w:unhideWhenUsed="1"/>
+    <w:lsdException w:name="No List" w:semiHidden="1" w:unhideWhenUsed="1"/>
+    <w:lsdException w:name="Outline List 1" w:semiHidden="1" w:unhideWhenUsed="1"/>
+    <w:lsdException w:name="Outline List 2" w:semiHidden="1" w:unhideWhenUsed="1"/>
+    <w:lsdException w:name="Outline List 3" w:semiHidden="1" w:unhideWhenUsed="1"/>
+    <w:lsdException w:name="Table Simple 1" w:semiHidden="1" w:unhideWhenUsed="1"/>
+    <w:lsdException w:name="Table Simple 2" w:semiHidden="1" w:unhideWhenUsed="1"/>
+    <w:lsdException w:name="Table Simple 3" w:semiHidden="1" w:unhideWhenUsed="1"/>
+    <w:lsdException w:name="Table Classic 1" w:semiHidden="1" w:unhideWhenUsed="1"/>
+    <w:lsdException w:name="Table Classic 2" w:semiHidden="1" w:unhideWhenUsed="1"/>
+    <w:lsdException w:name="Table Classic 3" w:semiHidden="1" w:unhideWhenUsed="1"/>
+    <w:lsdException w:name="Table Classic 4" w:semiHidden="1" w:unhideWhenUsed="1"/>
+    <w:lsdException w:name="Table Colorful 1" w:semiHidden="1" w:unhideWhenUsed="1"/>
+    <w:lsdException w:name="Table Colorful 2" w:semiHidden="1" w:unhideWhenUsed="1"/>
+    <w:lsdException w:name="Table Colorful 3" w:semiHidden="1" w:unhideWhenUsed="1"/>
+    <w:lsdException w:name="Table Columns 1" w:semiHidden="1" w:unhideWhenUsed="1"/>
+    <w:lsdException w:name="Table Columns 2" w:semiHidden="1" w:unhideWhenUsed="1"/>
+    <w:lsdException w:name="Table Columns 3" w:semiHidden="1" w:unhideWhenUsed="1"/>
+    <w:lsdException w:name="Table Columns 4" w:semiHidden="1" w:unhideWhenUsed="1"/>
+    <w:lsdException w:name="Table Columns 5" w:semiHidden="1" w:unhideWhenUsed="1"/>
+    <w:lsdException w:name="Table Grid 1" w:semiHidden="1" w:unhideWhenUsed="1"/>
+    <w:lsdException w:name="Table Grid 2" w:semiHidden="1" w:unhideWhenUsed="1"/>
+    <w:lsdException w:name="Table Grid 3" w:semiHidden="1" w:unhideWhenUsed="1"/>
+    <w:lsdException w:name="Table Grid 4" w:semiHidden="1" w:unhideWhenUsed="1"/>
+    <w:lsdException w:name="Table Grid 5" w:semiHidden="1" w:unhideWhenUsed="1"/>
+    <w:lsdException w:name="Table Grid 6" w:semiHidden="1" w:unhideWhenUsed="1"/>
+    <w:lsdException w:name="Table Grid 7" w:semiHidden="1" w:unhideWhenUsed="1"/>
+    <w:lsdException w:name="Table Grid 8" w:semiHidden="1" w:unhideWhenUsed="1"/>
+    <w:lsdException w:name="Table List 1" w:semiHidden="1" w:unhideWhenUsed="1"/>
+    <w:lsdException w:name="Table List 2" w:semiHidden="1" w:unhideWhenUsed="1"/>
+    <w:lsdException w:name="Table List 3" w:semiHidden="1" w:unhideWhenUsed="1"/>
+    <w:lsdException w:name="Table List 4" w:semiHidden="1" w:unhideWhenUsed="1"/>
+    <w:lsdException w:name="Table List 5" w:semiHidden="1" w:unhideWhenUsed="1"/>
+    <w:lsdException w:name="Table List 6" w:semiHidden="1" w:unhideWhenUsed="1"/>
+    <w:lsdException w:name="Table List 7" w:semiHidden="1" w:unhideWhenUsed="1"/>
+    <w:lsdException w:name="Table List 8" w:semiHidden="1" w:unhideWhenUsed="1"/>
+    <w:lsdException w:name="Table 3D effects 1" w:semiHidden="1" w:unhideWhenUsed="1"/>
+    <w:lsdException w:name="Table 3D effects 2" w:semiHidden="1" w:unhideWhenUsed="1"/>
+    <w:lsdException w:name="Table 3D effects 3" w:semiHidden="1" w:unhideWhenUsed="1"/>
+    <w:lsdException w:name="Table Contemporary" w:semiHidden="1" w:unhideWhenUsed="1"/>
+    <w:lsdException w:name="Table Elegant" w:semiHidden="1" w:unhideWhenUsed="1"/>
+    <w:lsdException w:name="Table Professional" w:semiHidden="1" w:unhideWhenUsed="1"/>
+    <w:lsdException w:name="Table Subtle 1" w:semiHidden="1" w:unhideWhenUsed="1"/>
+    <w:lsdException w:name="Table Subtle 2" w:semiHidden="1" w:unhideWhenUsed="1"/>
+    <w:lsdException w:name="Table Web 1" w:semiHidden="1" w:unhideWhenUsed="1"/>
+    <w:lsdException w:name="Table Web 2" w:semiHidden="1" w:unhideWhenUsed="1"/>
+    <w:lsdException w:name="Table Web 3" w:semiHidden="1" w:unhideWhenUsed="1"/>
+    <w:lsdException w:name="Balloon Text" w:semiHidden="1" w:unhideWhenUsed="1"/>
+    <w:lsdException w:name="Table Grid" w:uiPriority="59"/>
+    <w:lsdException w:name="Table Theme" w:semiHidden="1" w:unhideWhenUsed="1"/>
+    <w:lsdException w:name="Placeholder Text" w:semiHidden="1"/>
+    <w:lsdException w:name="No Spacing" w:uiPriority="1" w:qFormat="1"/>
+    <w:lsdException w:name="Light Shading" w:uiPriority="60"/>
+    <w:lsdException w:name="Light List" w:uiPriority="61"/>
+    <w:lsdException w:name="Light Grid" w:uiPriority="62"/>
+    <w:lsdException w:name="Medium Shading 1" w:uiPriority="63"/>
+    <w:lsdException w:name="Medium Shading 2" w:uiPriority="64"/>
+    <w:lsdException w:name="Medium List 1" w:uiPriority="65"/>
+    <w:lsdException w:name="Medium List 2" w:uiPriority="66"/>
+    <w:lsdException w:name="Medium Grid 1" w:uiPriority="67"/>
+    <w:lsdException w:name="Medium Grid 2" w:uiPriority="68"/>
+    <w:lsdException w:name="Medium Grid 3" w:uiPriority="69"/>
+    <w:lsdException w:name="Dark List" w:uiPriority="70"/>
+    <w:lsdException w:name="Colorful Shading" w:uiPriority="71"/>
+    <w:lsdException w:name="Colorful List" w:uiPriority="72"/>
+    <w:lsdException w:name="Colorful Grid" w:uiPriority="73"/>
+    <w:lsdException w:name="Light Shading Accent 1" w:uiPriority="60"/>
+    <w:lsdException w:name="Light List Accent 1" w:uiPriority="61"/>
+    <w:lsdException w:name="Light Grid Accent 1" w:uiPriority="62"/>
+    <w:lsdException w:name="Medium Shading 1 Accent 1" w:uiPriority="63"/>
+    <w:lsdException w:name="Medium Shading 2 Accent 1" w:uiPriority="64"/>
+    <w:lsdException w:name="Medium List 1 Accent 1" w:uiPriority="65"/>
+    <w:lsdException w:name="Revision" w:semiHidden="1"/>
+    <w:lsdException w:name="List Paragraph" w:uiPriority="34" w:qFormat="1"/>
+    <w:lsdException w:name="Quote" w:uiPriority="29" w:qFormat="1"/>
+    <w:lsdException w:name="Intense Quote" w:uiPriority="30" w:qFormat="1"/>
+    <w:lsdException w:name="Medium List 2 Accent 1" w:uiPriority="66"/>
+    <w:lsdException w:name="Medium Grid 1 Accent 1" w:uiPriority="67"/>
+    <w:lsdException w:name="Medium Grid 2 Accent 1" w:uiPriority="68"/>
+    <w:lsdException w:name="Medium Grid 3 Accent 1" w:uiPriority="69"/>
+    <w:lsdException w:name="Dark List Accent 1" w:uiPriority="70"/>
+    <w:lsdException w:name="Colorful Shading Accent 1" w:uiPriority="71"/>
+    <w:lsdException w:name="Colorful List Accent 1" w:uiPriority="72"/>
+    <w:lsdException w:name="Colorful Grid Accent 1" w:uiPriority="73"/>
+    <w:lsdException w:name="Light Shading Accent 2" w:uiPriority="60"/>
+    <w:lsdException w:name="Light List Accent 2" w:uiPriority="61"/>
+    <w:lsdException w:name="Light Grid Accent 2" w:uiPriority="62"/>
+    <w:lsdException w:name="Medium Shading 1 Accent 2" w:uiPriority="63"/>
+    <w:lsdException w:name="Medium Shading 2 Accent 2" w:uiPriority="64"/>
+    <w:lsdException w:name="Medium List 1 Accent 2" w:uiPriority="65"/>
+    <w:lsdException w:name="Medium List 2 Accent 2" w:uiPriority="66"/>
+    <w:lsdException w:name="Medium Grid 1 Accent 2" w:uiPriority="67"/>
+    <w:lsdException w:name="Medium Grid 2 Accent 2" w:uiPriority="68"/>
+    <w:lsdException w:name="Medium Grid 3 Accent 2" w:uiPriority="69"/>
+    <w:lsdException w:name="Dark List Accent 2" w:uiPriority="70"/>
+    <w:lsdException w:name="Colorful Shading Accent 2" w:uiPriority="71"/>
+    <w:lsdException w:name="Colorful List Accent 2" w:uiPriority="72"/>
+    <w:lsdException w:name="Colorful Grid Accent 2" w:uiPriority="73"/>
+    <w:lsdException w:name="Light Shading Accent 3" w:uiPriority="60"/>
+    <w:lsdException w:name="Light List Accent 3" w:uiPriority="61"/>
+    <w:lsdException w:name="Light Grid Accent 3" w:uiPriority="62"/>
+    <w:lsdException w:name="Medium Shading 1 Accent 3" w:uiPriority="63"/>
+    <w:lsdException w:name="Medium Shading 2 Accent 3" w:uiPriority="64"/>
+    <w:lsdException w:name="Medium List 1 Accent 3" w:uiPriority="65"/>
+    <w:lsdException w:name="Medium List 2 Accent 3" w:uiPriority="66"/>
+    <w:lsdException w:name="Medium Grid 1 Accent 3" w:uiPriority="67"/>
+    <w:lsdException w:name="Medium Grid 2 Accent 3" w:uiPriority="68"/>
+    <w:lsdException w:name="Medium Grid 3 Accent 3" w:uiPriority="69"/>
+    <w:lsdException w:name="Dark List Accent 3" w:uiPriority="70"/>
+    <w:lsdException w:name="Colorful Shading Accent 3" w:uiPriority="71"/>
+    <w:lsdException w:name="Colorful List Accent 3" w:uiPriority="72"/>
+    <w:lsdException w:name="Colorful Grid Accent 3" w:uiPriority="73"/>
+    <w:lsdException w:name="Light Shading Accent 4" w:uiPriority="60"/>
+    <w:lsdException w:name="Light List Accent 4" w:uiPriority="61"/>
+    <w:lsdException w:name="Light Grid Accent 4" w:uiPriority="62"/>
+    <w:lsdException w:name="Medium Shading 1 Accent 4" w:uiPriority="63"/>
+    <w:lsdException w:name="Medium Shading 2 Accent 4" w:uiPriority="64"/>
+    <w:lsdException w:name="Medium List 1 Accent 4" w:uiPriority="65"/>
+    <w:lsdException w:name="Medium List 2 Accent 4" w:uiPriority="66"/>
+    <w:lsdException w:name="Medium Grid 1 Accent 4" w:uiPriority="67"/>
+    <w:lsdException w:name="Medium Grid 2 Accent 4" w:uiPriority="68"/>
+    <w:lsdException w:name="Medium Grid 3 Accent 4" w:uiPriority="69"/>
+    <w:lsdException w:name="Dark List Accent 4" w:uiPriority="70"/>
+    <w:lsdException w:name="Colorful Shading Accent 4" w:uiPriority="71"/>
+    <w:lsdException w:name="Colorful List Accent 4" w:uiPriority="72"/>
+    <w:lsdException w:name="Colorful Grid Accent 4" w:uiPriority="73"/>
+    <w:lsdException w:name="Light Shading Accent 5" w:uiPriority="60"/>
+    <w:lsdException w:name="Light List Accent 5" w:uiPriority="61"/>
+    <w:lsdException w:name="Light Grid Accent 5" w:uiPriority="62"/>
+    <w:lsdException w:name="Medium Shading 1 Accent 5" w:uiPriority="63"/>
+    <w:lsdException w:name="Medium Shading 2 Accent 5" w:uiPriority="64"/>
+    <w:lsdException w:name="Medium List 1 Accent 5" w:uiPriority="65"/>
+    <w:lsdException w:name="Medium List 2 Accent 5" w:uiPriority="66"/>
+    <w:lsdException w:name="Medium Grid 1 Accent 5" w:uiPriority="67"/>
+    <w:lsdException w:name="Medium Grid 2 Accent 5" w:uiPriority="68"/>
+    <w:lsdException w:name="Medium Grid 3 Accent 5" w:uiPriority="69"/>
+    <w:lsdException w:name="Dark List Accent 5" w:uiPriority="70"/>
+    <w:lsdException w:name="Colorful Shading Accent 5" w:uiPriority="71"/>
+    <w:lsdException w:name="Colorful List Accent 5" w:uiPriority="72"/>
+    <w:lsdException w:name="Colorful Grid Accent 5" w:uiPriority="73"/>
+    <w:lsdException w:name="Light Shading Accent 6" w:uiPriority="60"/>
+    <w:lsdException w:name="Light List Accent 6" w:uiPriority="61"/>
+    <w:lsdException w:name="Light Grid Accent 6" w:uiPriority="62"/>
+    <w:lsdException w:name="Medium Shading 1 Accent 6" w:uiPriority="63"/>
+    <w:lsdException w:name="Medium Shading 2 Accent 6" w:uiPriority="64"/>
+    <w:lsdException w:name="Medium List 1 Accent 6" w:uiPriority="65"/>
+    <w:lsdException w:name="Medium List 2 Accent 6" w:uiPriority="66"/>
+    <w:lsdException w:name="Medium Grid 1 Accent 6" w:uiPriority="67"/>
+    <w:lsdException w:name="Medium Grid 2 Accent 6" w:uiPriority="68"/>
+    <w:lsdException w:name="Medium Grid 3 Accent 6" w:uiPriority="69"/>
+    <w:lsdException w:name="Dark List Accent 6" w:uiPriority="70"/>
+    <w:lsdException w:name="Colorful Shading Accent 6" w:uiPriority="71"/>
+    <w:lsdException w:name="Colorful List Accent 6" w:uiPriority="72"/>
+    <w:lsdException w:name="Colorful Grid Accent 6" w:uiPriority="73"/>
+    <w:lsdException w:name="Subtle Emphasis" w:uiPriority="19" w:qFormat="1"/>
+    <w:lsdException w:name="Intense Emphasis" w:uiPriority="21" w:qFormat="1"/>
+    <w:lsdException w:name="Subtle Reference" w:uiPriority="31" w:qFormat="1"/>
+    <w:lsdException w:name="Intense Reference" w:uiPriority="32" w:qFormat="1"/>
+    <w:lsdException w:name="Book Title" w:uiPriority="33" w:qFormat="1"/>
+    <w:lsdException w:name="Bibliography" w:semiHidden="1" w:uiPriority="37" w:unhideWhenUsed="1"/>
+    <w:lsdException w:name="TOC Heading" w:semiHidden="1" w:uiPriority="39" w:unhideWhenUsed="1" w:qFormat="1"/>
+    <w:lsdException w:name="Plain Table 1" w:uiPriority="41"/>
+    <w:lsdException w:name="Plain Table 2" w:uiPriority="42"/>
+    <w:lsdException w:name="Plain Table 3" w:uiPriority="43"/>
+    <w:lsdException w:name="Plain Table 4" w:uiPriority="44"/>
+    <w:lsdException w:name="Plain Table 5" w:uiPriority="45"/>
+    <w:lsdException w:name="Grid Table Light" w:uiPriority="40"/>
+    <w:lsdException w:name="Grid Table 1 Light" w:uiPriority="46"/>
+    <w:lsdException w:name="Grid Table 2" w:uiPriority="47"/>
+    <w:lsdException w:name="Grid Table 3" w:uiPriority="48"/>
+    <w:lsdException w:name="Grid Table 4" w:uiPriority="49"/>
+    <w:lsdException w:name="Grid Table 5 Dark" w:uiPriority="50"/>
+    <w:lsdException w:name="Grid Table 6 Colorful" w:uiPriority="51"/>
+    <w:lsdException w:name="Grid Table 7 Colorful" w:uiPriority="52"/>
+    <w:lsdException w:name="Grid Table 1 Light Accent 1" w:uiPriority="46"/>
+    <w:lsdException w:name="Grid Table 2 Accent 1" w:uiPriority="47"/>
+    <w:lsdException w:name="Grid Table 3 Accent 1" w:uiPriority="48"/>
+    <w:lsdException w:name="Grid Table 4 Accent 1" w:uiPriority="49"/>
+    <w:lsdException w:name="Grid Table 5 Dark Accent 1" w:uiPriority="50"/>
+    <w:lsdException w:name="Grid Table 6 Colorful Accent 1" w:uiPriority="51"/>
+    <w:lsdException w:name="Grid Table 7 Colorful Accent 1" w:uiPriority="52"/>
+    <w:lsdException w:name="Grid Table 1 Light Accent 2" w:uiPriority="46"/>
+    <w:lsdException w:name="Grid Table 2 Accent 2" w:uiPriority="47"/>
+    <w:lsdException w:name="Grid Table 3 Accent 2" w:uiPriority="48"/>
+    <w:lsdException w:name="Grid Table 4 Accent 2" w:uiPriority="49"/>
+    <w:lsdException w:name="Grid Table 5 Dark Accent 2" w:uiPriority="50"/>
+    <w:lsdException w:name="Grid Table 6 Colorful Accent 2" w:uiPriority="51"/>
+    <w:lsdException w:name="Grid Table 7 Colorful Accent 2" w:uiPriority="52"/>
+    <w:lsdException w:name="Grid Table 1 Light Accent 3" w:uiPriority="46"/>
+    <w:lsdException w:name="Grid Table 2 Accent 3" w:uiPriority="47"/>
+    <w:lsdException w:name="Grid Table 3 Accent 3" w:uiPriority="48"/>
+    <w:lsdException w:name="Grid Table 4 Accent 3" w:uiPriority="49"/>
+    <w:lsdException w:name="Grid Table 5 Dark Accent 3" w:uiPriority="50"/>
+    <w:lsdException w:name="Grid Table 6 Colorful Accent 3" w:uiPriority="51"/>
+    <w:lsdException w:name="Grid Table 7 Colorful Accent 3" w:uiPriority="52"/>
+    <w:lsdException w:name="Grid Table 1 Light Accent 4" w:uiPriority="46"/>
+    <w:lsdException w:name="Grid Table 2 Accent 4" w:uiPriority="47"/>
+    <w:lsdException w:name="Grid Table 3 Accent 4" w:uiPriority="48"/>
+    <w:lsdException w:name="Grid Table 4 Accent 4" w:uiPriority="49"/>
+    <w:lsdException w:name="Grid Table 5 Dark Accent 4" w:uiPriority="50"/>
+    <w:lsdException w:name="Grid Table 6 Colorful Accent 4" w:uiPriority="51"/>
+    <w:lsdException w:name="Grid Table 7 Colorful Accent 4" w:uiPriority="52"/>
+    <w:lsdException w:name="Grid Table 1 Light Accent 5" w:uiPriority="46"/>
+    <w:lsdException w:name="Grid Table 2 Accent 5" w:uiPriority="47"/>
+    <w:lsdException w:name="Grid Table 3 Accent 5" w:uiPriority="48"/>
+    <w:lsdException w:name="Grid Table 4 Accent 5" w:uiPriority="49"/>
+    <w:lsdException w:name="Grid Table 5 Dark Accent 5" w:uiPriority="50"/>
+    <w:lsdException w:name="Grid Table 6 Colorful Accent 5" w:uiPriority="51"/>
+    <w:lsdException w:name="Grid Table 7 Colorful Accent 5" w:uiPriority="52"/>
+    <w:lsdException w:name="Grid Table 1 Light Accent 6" w:uiPriority="46"/>
+    <w:lsdException w:name="Grid Table 2 Accent 6" w:uiPriority="47"/>
+    <w:lsdException w:name="Grid Table 3 Accent 6" w:uiPriority="48"/>
+    <w:lsdException w:name="Grid Table 4 Accent 6" w:uiPriority="49"/>
+    <w:lsdException w:name="Grid Table 5 Dark Accent 6" w:uiPriority="50"/>
+    <w:lsdException w:name="Grid Table 6 Colorful Accent 6" w:uiPriority="51"/>
+    <w:lsdException w:name="Grid Table 7 Colorful Accent 6" w:uiPriority="52"/>
+    <w:lsdException w:name="List Table 1 Light" w:uiPriority="46"/>
+    <w:lsdException w:name="List Table 2" w:uiPriority="47"/>
+    <w:lsdException w:name="List Table 3" w:uiPriority="48"/>
+    <w:lsdException w:name="List Table 4" w:uiPriority="49"/>
+    <w:lsdException w:name="List Table 5 Dark" w:uiPriority="50"/>
+    <w:lsdException w:name="List Table 6 Colorful" w:uiPriority="51"/>
+    <w:lsdException w:name="List Table 7 Colorful" w:uiPriority="52"/>
+    <w:lsdException w:name="List Table 1 Light Accent 1" w:uiPriority="46"/>
+    <w:lsdException w:name="List Table 2 Accent 1" w:uiPriority="47"/>
+    <w:lsdException w:name="List Table 3 Accent 1" w:uiPriority="48"/>
+    <w:lsdException w:name="List Table 4 Accent 1" w:uiPriority="49"/>
+    <w:lsdException w:name="List Table 5 Dark Accent 1" w:uiPriority="50"/>
+    <w:lsdException w:name="List Table 6 Colorful Accent 1" w:uiPriority="51"/>
+    <w:lsdException w:name="List Table 7 Colorful Accent 1" w:uiPriority="52"/>
+    <w:lsdException w:name="List Table 1 Light Accent 2" w:uiPriority="46"/>
+    <w:lsdException w:name="List Table 2 Accent 2" w:uiPriority="47"/>
+    <w:lsdException w:name="List Table 3 Accent 2" w:uiPriority="48"/>
+    <w:lsdException w:name="List Table 4 Accent 2" w:uiPriority="49"/>
+    <w:lsdException w:name="List Table 5 Dark Accent 2" w:uiPriority="50"/>
+    <w:lsdException w:name="List Table 6 Colorful Accent 2" w:uiPriority="51"/>
+    <w:lsdException w:name="List Table 7 Colorful Accent 2" w:uiPriority="52"/>
+    <w:lsdException w:name="List Table 1 Light Accent 3" w:uiPriority="46"/>
+    <w:lsdException w:name="List Table 2 Accent 3" w:uiPriority="47"/>
+    <w:lsdException w:name="List Table 3 Accent 3" w:uiPriority="48"/>
+    <w:lsdException w:name="List Table 4 Accent 3" w:uiPriority="49"/>
+    <w:lsdException w:name="List Table 5 Dark Accent 3" w:uiPriority="50"/>
+    <w:lsdException w:name="List Table 6 Colorful Accent 3" w:uiPriority="51"/>
+    <w:lsdException w:name="List Table 7 Colorful Accent 3" w:uiPriority="52"/>
+    <w:lsdException w:name="List Table 1 Light Accent 4" w:uiPriority="46"/>
+    <w:lsdException w:name="List Table 2 Accent 4" w:uiPriority="47"/>
+    <w:lsdException w:name="List Table 3 Accent 4" w:uiPriority="48"/>
+    <w:lsdException w:name="List Table 4 Accent 4" w:uiPriority="49"/>
+    <w:lsdException w:name="List Table 5 Dark Accent 4" w:uiPriority="50"/>
+    <w:lsdException w:name="List Table 6 Colorful Accent 4" w:uiPriority="51"/>
+    <w:lsdException w:name="List Table 7 Colorful Accent 4" w:uiPriority="52"/>
+    <w:lsdException w:name="List Table 1 Light Accent 5" w:uiPriority="46"/>
+    <w:lsdException w:name="List Table 2 Accent 5" w:uiPriority="47"/>
+    <w:lsdException w:name="List Table 3 Accent 5" w:uiPriority="48"/>
+    <w:lsdException w:name="List Table 4 Accent 5" w:uiPriority="49"/>
+    <w:lsdException w:name="List Table 5 Dark Accent 5" w:uiPriority="50"/>
+    <w:lsdException w:name="List Table 6 Colorful Accent 5" w:uiPriority="51"/>
+    <w:lsdException w:name="List Table 7 Colorful Accent 5" w:uiPriority="52"/>
+    <w:lsdException w:name="List Table 1 Light Accent 6" w:uiPriority="46"/>
+    <w:lsdException w:name="List Table 2 Accent 6" w:uiPriority="47"/>
+    <w:lsdException w:name="List Table 3 Accent 6" w:uiPriority="48"/>
+    <w:lsdException w:name="List Table 4 Accent 6" w:uiPriority="49"/>
+    <w:lsdException w:name="List Table 5 Dark Accent 6" w:uiPriority="50"/>
+    <w:lsdException w:name="List Table 6 Colorful Accent 6" w:uiPriority="51"/>
+    <w:lsdException w:name="List Table 7 Colorful Accent 6" w:uiPriority="52"/>
   </w:latentStyles>
   <w:style w:type="paragraph" w:default="1" w:styleId="Normal">
     <w:name w:val="Normal"/>
@@ -8543,7 +8860,6 @@
     <w:uiPriority w:val="99"/>
     <w:semiHidden/>
     <w:unhideWhenUsed/>
-    <w:qFormat/>
     <w:tblPr>
       <w:tblInd w:w="0" w:type="dxa"/>
       <w:tblCellMar>
